--- a/docs/Framework-Guide-V4-Complete.docx
+++ b/docs/Framework-Guide-V4-Complete.docx
@@ -3203,7 +3203,7 @@
                 <w:sz w:val="20"/>
                 <w:szCs w:val="20"/>
               </w:rPr>
-              <w:t xml:space="preserve">📂 Copie para o seu projeto</w:t>
+              <w:t xml:space="preserve">📂 Copie 3 itens para o seu projeto</w:t>
             </w:r>
           </w:p>
         </w:tc>
@@ -3231,7 +3231,7 @@
                 <w:sz w:val="20"/>
                 <w:szCs w:val="20"/>
               </w:rPr>
-              <w:t xml:space="preserve">Arraste a pasta .claude/ e o arquivo CLAUDE.md para a raiz do seu projeto. E so isso.</w:t>
+              <w:t xml:space="preserve">Copie para a raiz do seu projeto: (1) a pasta .claude/ inteira, (2) o arquivo CLAUDE.md e (3) o arquivo AGENTS.md. Esses 3 sao obrigatorios.</w:t>
             </w:r>
           </w:p>
         </w:tc>
@@ -3289,6 +3289,92 @@
                 <w:sz w:val="20"/>
                 <w:szCs w:val="20"/>
               </w:rPr>
+              <w:t xml:space="preserve">⚠️ Limpe arquivos residuais</w:t>
+            </w:r>
+          </w:p>
+        </w:tc>
+        <w:tc>
+          <w:tcPr>
+            <w:tcW w:type="dxa" w:w="6620"/>
+            <w:tcBorders>
+              <w:top w:val="single" w:color="D5D8DC" w:sz="1"/>
+              <w:left w:val="single" w:color="D5D8DC" w:sz="1"/>
+              <w:bottom w:val="single" w:color="D5D8DC" w:sz="1"/>
+              <w:right w:val="single" w:color="D5D8DC" w:sz="1"/>
+            </w:tcBorders>
+            <w:shd w:fill="FFFFFF" w:val="clear"/>
+            <w:tcMar>
+              <w:top w:type="dxa" w:w="60"/>
+              <w:left w:type="dxa" w:w="120"/>
+              <w:bottom w:type="dxa" w:w="60"/>
+              <w:right w:type="dxa" w:w="120"/>
+            </w:tcMar>
+          </w:tcPr>
+          <w:p>
+            <w:r>
+              <w:rPr>
+                <w:rFonts w:ascii="Calibri" w:cs="Calibri" w:eastAsia="Calibri" w:hAnsi="Calibri"/>
+                <w:sz w:val="20"/>
+                <w:szCs w:val="20"/>
+              </w:rPr>
+              <w:t xml:space="preserve">Se veio o arquivo .claude/settings.local.json, DELETE-o (contem permissoes do projeto anterior). Se veio .claude/runtime/.plan-approved, DELETE-o tambem. Esses arquivos sao gerados em tempo de execucao e nao devem ser copiados entre projetos.</w:t>
+            </w:r>
+          </w:p>
+        </w:tc>
+      </w:tr>
+      <w:tr>
+        <w:tc>
+          <w:tcPr>
+            <w:tcW w:type="dxa" w:w="700"/>
+            <w:tcBorders>
+              <w:top w:val="single" w:color="D5D8DC" w:sz="1"/>
+              <w:left w:val="single" w:color="D5D8DC" w:sz="1"/>
+              <w:bottom w:val="single" w:color="D5D8DC" w:sz="1"/>
+              <w:right w:val="single" w:color="D5D8DC" w:sz="1"/>
+            </w:tcBorders>
+            <w:shd w:fill="EBF5FB" w:val="clear"/>
+            <w:tcMar>
+              <w:top w:type="dxa" w:w="60"/>
+              <w:left w:type="dxa" w:w="120"/>
+              <w:bottom w:type="dxa" w:w="60"/>
+              <w:right w:type="dxa" w:w="120"/>
+            </w:tcMar>
+          </w:tcPr>
+          <w:p>
+            <w:r>
+              <w:rPr>
+                <w:rFonts w:ascii="Calibri" w:cs="Calibri" w:eastAsia="Calibri" w:hAnsi="Calibri"/>
+                <w:sz w:val="20"/>
+                <w:szCs w:val="20"/>
+              </w:rPr>
+              <w:t xml:space="preserve">4</w:t>
+            </w:r>
+          </w:p>
+        </w:tc>
+        <w:tc>
+          <w:tcPr>
+            <w:tcW w:type="dxa" w:w="2400"/>
+            <w:tcBorders>
+              <w:top w:val="single" w:color="D5D8DC" w:sz="1"/>
+              <w:left w:val="single" w:color="D5D8DC" w:sz="1"/>
+              <w:bottom w:val="single" w:color="D5D8DC" w:sz="1"/>
+              <w:right w:val="single" w:color="D5D8DC" w:sz="1"/>
+            </w:tcBorders>
+            <w:shd w:fill="EBF5FB" w:val="clear"/>
+            <w:tcMar>
+              <w:top w:type="dxa" w:w="60"/>
+              <w:left w:type="dxa" w:w="120"/>
+              <w:bottom w:type="dxa" w:w="60"/>
+              <w:right w:type="dxa" w:w="120"/>
+            </w:tcMar>
+          </w:tcPr>
+          <w:p>
+            <w:r>
+              <w:rPr>
+                <w:rFonts w:ascii="Calibri" w:cs="Calibri" w:eastAsia="Calibri" w:hAnsi="Calibri"/>
+                <w:sz w:val="20"/>
+                <w:szCs w:val="20"/>
+              </w:rPr>
               <w:t xml:space="preserve">🔑 De permissao aos scripts</w:t>
             </w:r>
           </w:p>
@@ -3302,7 +3388,7 @@
               <w:bottom w:val="single" w:color="D5D8DC" w:sz="1"/>
               <w:right w:val="single" w:color="D5D8DC" w:sz="1"/>
             </w:tcBorders>
-            <w:shd w:fill="FFFFFF" w:val="clear"/>
+            <w:shd w:fill="EBF5FB" w:val="clear"/>
             <w:tcMar>
               <w:top w:type="dxa" w:w="60"/>
               <w:left w:type="dxa" w:w="120"/>
@@ -3332,22 +3418,22 @@
               <w:bottom w:val="single" w:color="D5D8DC" w:sz="1"/>
               <w:right w:val="single" w:color="D5D8DC" w:sz="1"/>
             </w:tcBorders>
-            <w:shd w:fill="EBF5FB" w:val="clear"/>
-            <w:tcMar>
-              <w:top w:type="dxa" w:w="60"/>
-              <w:left w:type="dxa" w:w="120"/>
-              <w:bottom w:type="dxa" w:w="60"/>
-              <w:right w:type="dxa" w:w="120"/>
-            </w:tcMar>
-          </w:tcPr>
-          <w:p>
-            <w:r>
-              <w:rPr>
-                <w:rFonts w:ascii="Calibri" w:cs="Calibri" w:eastAsia="Calibri" w:hAnsi="Calibri"/>
-                <w:sz w:val="20"/>
-                <w:szCs w:val="20"/>
-              </w:rPr>
-              <w:t xml:space="preserve">4</w:t>
+            <w:shd w:fill="FFFFFF" w:val="clear"/>
+            <w:tcMar>
+              <w:top w:type="dxa" w:w="60"/>
+              <w:left w:type="dxa" w:w="120"/>
+              <w:bottom w:type="dxa" w:w="60"/>
+              <w:right w:type="dxa" w:w="120"/>
+            </w:tcMar>
+          </w:tcPr>
+          <w:p>
+            <w:r>
+              <w:rPr>
+                <w:rFonts w:ascii="Calibri" w:cs="Calibri" w:eastAsia="Calibri" w:hAnsi="Calibri"/>
+                <w:sz w:val="20"/>
+                <w:szCs w:val="20"/>
+              </w:rPr>
+              <w:t xml:space="preserve">5</w:t>
             </w:r>
           </w:p>
         </w:tc>
@@ -3360,7 +3446,7 @@
               <w:bottom w:val="single" w:color="D5D8DC" w:sz="1"/>
               <w:right w:val="single" w:color="D5D8DC" w:sz="1"/>
             </w:tcBorders>
-            <w:shd w:fill="EBF5FB" w:val="clear"/>
+            <w:shd w:fill="FFFFFF" w:val="clear"/>
             <w:tcMar>
               <w:top w:type="dxa" w:w="60"/>
               <w:left w:type="dxa" w:w="120"/>
@@ -3388,7 +3474,7 @@
               <w:bottom w:val="single" w:color="D5D8DC" w:sz="1"/>
               <w:right w:val="single" w:color="D5D8DC" w:sz="1"/>
             </w:tcBorders>
-            <w:shd w:fill="EBF5FB" w:val="clear"/>
+            <w:shd w:fill="FFFFFF" w:val="clear"/>
             <w:tcMar>
               <w:top w:type="dxa" w:w="60"/>
               <w:left w:type="dxa" w:w="120"/>
@@ -3418,22 +3504,22 @@
               <w:bottom w:val="single" w:color="D5D8DC" w:sz="1"/>
               <w:right w:val="single" w:color="D5D8DC" w:sz="1"/>
             </w:tcBorders>
-            <w:shd w:fill="FFFFFF" w:val="clear"/>
-            <w:tcMar>
-              <w:top w:type="dxa" w:w="60"/>
-              <w:left w:type="dxa" w:w="120"/>
-              <w:bottom w:type="dxa" w:w="60"/>
-              <w:right w:type="dxa" w:w="120"/>
-            </w:tcMar>
-          </w:tcPr>
-          <w:p>
-            <w:r>
-              <w:rPr>
-                <w:rFonts w:ascii="Calibri" w:cs="Calibri" w:eastAsia="Calibri" w:hAnsi="Calibri"/>
-                <w:sz w:val="20"/>
-                <w:szCs w:val="20"/>
-              </w:rPr>
-              <w:t xml:space="preserve">5</w:t>
+            <w:shd w:fill="EBF5FB" w:val="clear"/>
+            <w:tcMar>
+              <w:top w:type="dxa" w:w="60"/>
+              <w:left w:type="dxa" w:w="120"/>
+              <w:bottom w:type="dxa" w:w="60"/>
+              <w:right w:type="dxa" w:w="120"/>
+            </w:tcMar>
+          </w:tcPr>
+          <w:p>
+            <w:r>
+              <w:rPr>
+                <w:rFonts w:ascii="Calibri" w:cs="Calibri" w:eastAsia="Calibri" w:hAnsi="Calibri"/>
+                <w:sz w:val="20"/>
+                <w:szCs w:val="20"/>
+              </w:rPr>
+              <w:t xml:space="preserve">6</w:t>
             </w:r>
           </w:p>
         </w:tc>
@@ -3446,7 +3532,7 @@
               <w:bottom w:val="single" w:color="D5D8DC" w:sz="1"/>
               <w:right w:val="single" w:color="D5D8DC" w:sz="1"/>
             </w:tcBorders>
-            <w:shd w:fill="FFFFFF" w:val="clear"/>
+            <w:shd w:fill="EBF5FB" w:val="clear"/>
             <w:tcMar>
               <w:top w:type="dxa" w:w="60"/>
               <w:left w:type="dxa" w:w="120"/>
@@ -3474,7 +3560,7 @@
               <w:bottom w:val="single" w:color="D5D8DC" w:sz="1"/>
               <w:right w:val="single" w:color="D5D8DC" w:sz="1"/>
             </w:tcBorders>
-            <w:shd w:fill="FFFFFF" w:val="clear"/>
+            <w:shd w:fill="EBF5FB" w:val="clear"/>
             <w:tcMar>
               <w:top w:type="dxa" w:w="60"/>
               <w:left w:type="dxa" w:w="120"/>

--- a/docs/Framework-Guide-V4-Complete.docx
+++ b/docs/Framework-Guide-V4-Complete.docx
@@ -6488,6 +6488,16 @@
               </w:rPr>
               <w:t xml:space="preserve">Desenha plano completo: objetivo, contexto, abordagem, justificativas, riscos. Se envolve migracao ou operacao irreversivel, chama agente de risco automaticamente.</w:t>
             </w:r>
+            <w:ins w:id="1001" w:author="Claude" w:date="2025-01-01T00:00:00Z">
+              <w:r>
+                <w:rPr>
+                  <w:rFonts w:ascii="Calibri" w:cs="Calibri" w:eastAsia="Calibri" w:hAnsi="Calibri"/>
+                  <w:sz w:val="20"/>
+                  <w:szCs w:val="20"/>
+                </w:rPr>
+                <w:t xml:space="preserve"> O Codex valida o plano antes de apresentar — o que voce ve ja e pos-revisao cross-model.</w:t>
+              </w:r>
+            </w:ins>
           </w:p>
         </w:tc>
       </w:tr>
@@ -12175,6 +12185,16 @@
               </w:rPr>
               <w:t xml:space="preserve">Plano vs spec, viabilidade tecnica</w:t>
             </w:r>
+            <w:ins w:id="1002" w:author="Claude" w:date="2025-01-01T00:00:00Z">
+              <w:r>
+                <w:rPr>
+                  <w:rFonts w:ascii="Calibri" w:cs="Calibri" w:eastAsia="Calibri" w:hAnsi="Calibri"/>
+                  <w:sz w:val="20"/>
+                  <w:szCs w:val="20"/>
+                </w:rPr>
+                <w:t xml:space="preserve"> (o plano apresentado ja e pos-Codex)</w:t>
+              </w:r>
+            </w:ins>
           </w:p>
         </w:tc>
       </w:tr>

--- a/docs/Framework-Guide-V4-Complete.docx
+++ b/docs/Framework-Guide-V4-Complete.docx
@@ -3894,14 +3894,26 @@
         </w:numPr>
         <w:spacing w:after="80"/>
       </w:pPr>
-      <w:r>
-        <w:rPr>
-          <w:rFonts w:ascii="Calibri" w:cs="Calibri" w:eastAsia="Calibri" w:hAnsi="Calibri"/>
-          <w:sz w:val="22"/>
-          <w:szCs w:val="22"/>
-        </w:rPr>
-        <w:t xml:space="preserve">Rode /sensors-run para estabelecer o baseline</w:t>
-      </w:r>
+      <w:del w:id="1003" w:author="Claude" w:date="2025-01-01T00:00:00Z">
+        <w:r>
+          <w:rPr>
+            <w:rFonts w:ascii="Calibri" w:cs="Calibri" w:eastAsia="Calibri" w:hAnsi="Calibri"/>
+            <w:sz w:val="22"/>
+            <w:szCs w:val="22"/>
+          </w:rPr>
+          <w:delText xml:space="preserve">Rode /sensors-run para estabelecer o baseline</w:delText>
+        </w:r>
+      </w:del>
+      <w:ins w:id="1004" w:author="Claude" w:date="2025-01-01T00:00:00Z">
+        <w:r>
+          <w:rPr>
+            <w:rFonts w:ascii="Calibri" w:cs="Calibri" w:eastAsia="Calibri" w:hAnsi="Calibri"/>
+            <w:sz w:val="22"/>
+            <w:szCs w:val="22"/>
+          </w:rPr>
+          <w:t xml:space="preserve">Rode /sensors-run apenas quando os comandos declarados ja forem executaveis — em projetos sem codigo ainda, execute o baseline apos o bootstrap minimo da stack</w:t>
+        </w:r>
+      </w:ins>
     </w:p>
     <w:p>
       <w:pPr>
@@ -6480,14 +6492,16 @@
             </w:tcMar>
           </w:tcPr>
           <w:p>
-            <w:r>
-              <w:rPr>
-                <w:rFonts w:ascii="Calibri" w:cs="Calibri" w:eastAsia="Calibri" w:hAnsi="Calibri"/>
-                <w:sz w:val="20"/>
-                <w:szCs w:val="20"/>
-              </w:rPr>
-              <w:t xml:space="preserve">Desenha plano completo: objetivo, contexto, abordagem, justificativas, riscos. Se envolve migracao ou operacao irreversivel, chama agente de risco automaticamente.</w:t>
-            </w:r>
+            <w:del w:id="1005" w:author="Claude" w:date="2025-01-01T00:00:00Z">
+              <w:r>
+                <w:rPr>
+                  <w:rFonts w:ascii="Calibri" w:cs="Calibri" w:eastAsia="Calibri" w:hAnsi="Calibri"/>
+                  <w:sz w:val="20"/>
+                  <w:szCs w:val="20"/>
+                </w:rPr>
+                <w:delText xml:space="preserve">Desenha plano completo: objetivo, contexto, abordagem, justificativas, riscos. Se envolve migracao ou operacao irreversivel, chama agente de risco automaticamente.</w:delText>
+              </w:r>
+            </w:del>
             <w:ins w:id="1001" w:author="Claude" w:date="2025-01-01T00:00:00Z">
               <w:r>
                 <w:rPr>
@@ -6495,7 +6509,7 @@
                   <w:sz w:val="20"/>
                   <w:szCs w:val="20"/>
                 </w:rPr>
-                <w:t xml:space="preserve"> O Codex valida o plano antes de apresentar — o que voce ve ja e pos-revisao cross-model.</w:t>
+                <w:t xml:space="preserve">Executa o pre-check obrigatorio (OIs antes_do_plan e artefatos prometidos pela spec), desenha o plano completo e, quando o Codex esta configurado, roda revisao adversarial antes de apresentar. O que voce ve ja e o plano pos-Codex, com Delta pos-Codex quando houver findings.</w:t>
               </w:r>
             </w:ins>
           </w:p>
@@ -11989,8 +12003,28 @@
           <w:sz w:val="22"/>
           <w:szCs w:val="22"/>
         </w:rPr>
-        <w:t xml:space="preserve">O Codex (GPT-5.4) e revisor adversarial. Claude implementa, Codex questiona — duas IAs de empresas diferentes. O Codex e chamado AUTOMATICAMENTE apos cada command do framework.</w:t>
+        <w:t xml:space="preserve">O Codex (GPT-5.4) e revisor adversarial. Claude implementa, Codex questiona — duas IAs de empresas diferentes. </w:t>
       </w:r>
+      <w:del w:id="1006" w:author="Claude" w:date="2025-01-01T00:00:00Z">
+        <w:r>
+          <w:rPr>
+            <w:rFonts w:ascii="Calibri" w:cs="Calibri" w:eastAsia="Calibri" w:hAnsi="Calibri"/>
+            <w:sz w:val="22"/>
+            <w:szCs w:val="22"/>
+          </w:rPr>
+          <w:delText xml:space="preserve">O Codex e chamado AUTOMATICAMENTE apos cada command do framework.</w:delText>
+        </w:r>
+      </w:del>
+      <w:ins w:id="1007" w:author="Claude" w:date="2025-01-01T00:00:00Z">
+        <w:r>
+          <w:rPr>
+            <w:rFonts w:ascii="Calibri" w:cs="Calibri" w:eastAsia="Calibri" w:hAnsi="Calibri"/>
+            <w:sz w:val="22"/>
+            <w:szCs w:val="22"/>
+          </w:rPr>
+          <w:t xml:space="preserve">O Codex e chamado nos checkpoints definidos por cada command. No /plan, roda antes de apresentar o plano ao usuario — o que voce ve ja incorpora o Delta pos-Codex.</w:t>
+        </w:r>
+      </w:ins>
     </w:p>
     <w:tbl>
       <w:tblPr>

--- a/docs/Framework-Guide-V4-Complete.docx
+++ b/docs/Framework-Guide-V4-Complete.docx
@@ -201,7 +201,7 @@
           <w:sz w:val="20"/>
           <w:szCs w:val="20"/>
         </w:rPr>
-        <w:t xml:space="preserve">9 camadas de verificacao • 30 commands • 8 agents • 11 hooks</w:t>
+        <w:t xml:space="preserve">9 camadas de verificacao • 30 commands • 8 agents • 12 hooks</w:t>
       </w:r>
     </w:p>
     <w:p>
@@ -3812,7 +3812,7 @@
                 <w:sz w:val="22"/>
                 <w:szCs w:val="22"/>
               </w:rPr>
-              <w:t xml:space="preserve">💡 Sem o Codex voce ainda tem o framework completo, mas perde a camada de validacao cross-model (Camada 4). O framework preenche o AGENTS.md automaticamente quando o /spec-check da READY.</w:t>
+              <w:t xml:space="preserve">💡 Sem o Codex voce ainda tem o framework completo, mas perde a camada de validacao cross-model (Camada 4). O framework preenche o AGENTS.md automaticamente quando o /spec-check da READY ou READY WITH ASSUMPTIONS.</w:t>
             </w:r>
           </w:p>
         </w:tc>
@@ -3894,26 +3894,14 @@
         </w:numPr>
         <w:spacing w:after="80"/>
       </w:pPr>
-      <w:del w:id="1003" w:author="Claude" w:date="2025-01-01T00:00:00Z">
-        <w:r>
-          <w:rPr>
-            <w:rFonts w:ascii="Calibri" w:cs="Calibri" w:eastAsia="Calibri" w:hAnsi="Calibri"/>
-            <w:sz w:val="22"/>
-            <w:szCs w:val="22"/>
-          </w:rPr>
-          <w:delText xml:space="preserve">Rode /sensors-run para estabelecer o baseline</w:delText>
-        </w:r>
-      </w:del>
-      <w:ins w:id="1004" w:author="Claude" w:date="2025-01-01T00:00:00Z">
-        <w:r>
-          <w:rPr>
-            <w:rFonts w:ascii="Calibri" w:cs="Calibri" w:eastAsia="Calibri" w:hAnsi="Calibri"/>
-            <w:sz w:val="22"/>
-            <w:szCs w:val="22"/>
-          </w:rPr>
-          <w:t xml:space="preserve">Rode /sensors-run apenas quando os comandos declarados ja forem executaveis — em projetos sem codigo ainda, execute o baseline apos o bootstrap minimo da stack</w:t>
-        </w:r>
-      </w:ins>
+      <w:r>
+        <w:rPr>
+          <w:rFonts w:ascii="Calibri" w:cs="Calibri" w:eastAsia="Calibri" w:hAnsi="Calibri"/>
+          <w:sz w:val="22"/>
+          <w:szCs w:val="22"/>
+        </w:rPr>
+        <w:t xml:space="preserve">Rode /sensors-run para estabelecer o baseline</w:t>
+      </w:r>
     </w:p>
     <w:p>
       <w:pPr>
@@ -5907,7 +5895,7 @@
                 <w:sz w:val="20"/>
                 <w:szCs w:val="20"/>
               </w:rPr>
-              <w:t xml:space="preserve">Le a spec, procura lacunas, classifica cada problema e da veredicto: READY, READY_WITH_CAVEATS ou NOT_READY.</w:t>
+              <w:t xml:space="preserve">Le a spec, procura lacunas, classifica cada problema e da veredicto: READY, READY WITH ASSUMPTIONS ou BLOCKED.</w:t>
             </w:r>
           </w:p>
         </w:tc>
@@ -5965,7 +5953,7 @@
                 <w:sz w:val="20"/>
                 <w:szCs w:val="20"/>
               </w:rPr>
-              <w:t xml:space="preserve">Veredicto READY. Se vier NOT_READY, lista exatamente o que precisa ser resolvido.</w:t>
+              <w:t xml:space="preserve">Veredicto READY ou READY WITH ASSUMPTIONS. Se vier BLOCKED, lista exatamente o que precisa ser resolvido antes de implementar.</w:t>
             </w:r>
           </w:p>
         </w:tc>
@@ -6012,7 +6000,7 @@
                 <w:sz w:val="22"/>
                 <w:szCs w:val="22"/>
               </w:rPr>
-              <w:t xml:space="preserve">⚠️ Se der NOT_READY: nao tente contornar. Responda as perguntas e rode /spec-check de novo. Cada ambiguidade ignorada vira um bug futuro.</w:t>
+              <w:t xml:space="preserve">⚠️ Se der BLOCKED: nao tente contornar. Responda as perguntas e rode /spec-check de novo. Cada ambiguidade ignorada vira um bug futuro.</w:t>
             </w:r>
           </w:p>
         </w:tc>
@@ -6492,26 +6480,14 @@
             </w:tcMar>
           </w:tcPr>
           <w:p>
-            <w:del w:id="1005" w:author="Claude" w:date="2025-01-01T00:00:00Z">
-              <w:r>
-                <w:rPr>
-                  <w:rFonts w:ascii="Calibri" w:cs="Calibri" w:eastAsia="Calibri" w:hAnsi="Calibri"/>
-                  <w:sz w:val="20"/>
-                  <w:szCs w:val="20"/>
-                </w:rPr>
-                <w:delText xml:space="preserve">Desenha plano completo: objetivo, contexto, abordagem, justificativas, riscos. Se envolve migracao ou operacao irreversivel, chama agente de risco automaticamente.</w:delText>
-              </w:r>
-            </w:del>
-            <w:ins w:id="1001" w:author="Claude" w:date="2025-01-01T00:00:00Z">
-              <w:r>
-                <w:rPr>
-                  <w:rFonts w:ascii="Calibri" w:cs="Calibri" w:eastAsia="Calibri" w:hAnsi="Calibri"/>
-                  <w:sz w:val="20"/>
-                  <w:szCs w:val="20"/>
-                </w:rPr>
-                <w:t xml:space="preserve">Executa o pre-check obrigatorio (OIs antes_do_plan e artefatos prometidos pela spec), desenha o plano completo e, quando o Codex esta configurado, roda revisao adversarial antes de apresentar. O que voce ve ja e o plano pos-Codex, com Delta pos-Codex quando houver findings.</w:t>
-              </w:r>
-            </w:ins>
+            <w:r>
+              <w:rPr>
+                <w:rFonts w:ascii="Calibri" w:cs="Calibri" w:eastAsia="Calibri" w:hAnsi="Calibri"/>
+                <w:sz w:val="20"/>
+                <w:szCs w:val="20"/>
+              </w:rPr>
+              <w:t xml:space="preserve">Desenha plano completo: objetivo, contexto, abordagem, justificativas, riscos. Se envolve migracao ou operacao irreversivel, chama agente de risco automaticamente.</w:t>
+            </w:r>
           </w:p>
         </w:tc>
       </w:tr>
@@ -6829,7 +6805,7 @@
                 <w:sz w:val="20"/>
                 <w:szCs w:val="20"/>
               </w:rPr>
-              <w:t xml:space="preserve">Chama dois agentes em paralelo: um compara plano com spec, outro checa coerencia interna. Devolve APROVADO ou REPROVADO com findings.</w:t>
+              <w:t xml:space="preserve">Chama dois agentes em paralelo: um compara plano com spec, outro checa coerencia interna. Devolve APPROVED, APPROVED_WITH_CORRECTIONS, NEEDS_REVISION ou NEEDS_HUMAN_REVIEW, com findings BLOCKING, NON-BLOCKING ou EDITORIAL. Quando aplicavel, inclui APPLICABLE_DELTA para orientar correcoes diretamente aplicaveis.</w:t>
             </w:r>
           </w:p>
         </w:tc>
@@ -6887,7 +6863,7 @@
                 <w:sz w:val="20"/>
                 <w:szCs w:val="20"/>
               </w:rPr>
-              <w:t xml:space="preserve">Plano APROVADO. O framework cria marker .plan-approved que libera o proximo passo.</w:t>
+              <w:t xml:space="preserve">Plano APPROVED ou APPROVED_WITH_CORRECTIONS. O framework cria marker .plan-approved que libera o proximo passo. NEEDS_REVISION ou NEEDS_HUMAN_REVIEW nao liberam implementacao.</w:t>
             </w:r>
           </w:p>
         </w:tc>
@@ -8613,7 +8589,7 @@
                 <w:sz w:val="20"/>
                 <w:szCs w:val="20"/>
               </w:rPr>
-              <w:t xml:space="preserve">Compara cada requisito da spec com o codigo. Marca MATCH, PARCIAL ou MISS. Usa sensores, behaviours e contratos como evidencia mecanica.</w:t>
+              <w:t xml:space="preserve">Compara cada requisito da spec com o codigo. Marca MATCH, PARCIAL ou MISS. Usa sensores, behaviours e contratos como evidencia mecanica. Para tokens marcados como [literal], grep e apenas sinal inicial: a conformidade exige binding rastreavel ao comportamento verificado.</w:t>
             </w:r>
           </w:p>
         </w:tc>
@@ -9029,7 +9005,7 @@
           <w:sz w:val="22"/>
           <w:szCs w:val="22"/>
         </w:rPr>
-        <w:t xml:space="preserve">Enquanto voce trabalha, o framework tem 11 scripts rodando automaticamente. Voce nao precisa chamar nenhum deles — eles se ativam sozinhos no momento certo.</w:t>
+        <w:t xml:space="preserve">Enquanto voce trabalha, o framework tem 12 scripts rodando automaticamente. Voce nao precisa chamar nenhum deles — eles se ativam sozinhos no momento certo.</w:t>
       </w:r>
     </w:p>
     <w:p>
@@ -9242,7 +9218,7 @@
                 <w:sz w:val="20"/>
                 <w:szCs w:val="20"/>
               </w:rPr>
-              <w:t xml:space="preserve">Health check valida que tudo esta instalado</w:t>
+              <w:t xml:space="preserve">Health check valida que tudo esta instalado; gitignore-guard alerta se o .gitignore nao cobre os minimos da stack detectada</w:t>
             </w:r>
           </w:p>
         </w:tc>
@@ -9414,7 +9390,7 @@
                 <w:sz w:val="20"/>
                 <w:szCs w:val="20"/>
               </w:rPr>
-              <w:t xml:space="preserve">5 checks rodam: sintaxe, secrets, qualidade, design, determinismo + loop-detection</w:t>
+              <w:t xml:space="preserve">Checks rodam: sintaxe, secrets, qualidade, design, determinismo, loop-detection e gitignore-guard</w:t>
             </w:r>
           </w:p>
         </w:tc>
@@ -10405,6 +10381,92 @@
                 <w:szCs w:val="20"/>
               </w:rPr>
               <w:t xml:space="preserve">Python que nao compila, erros obvios</w:t>
+            </w:r>
+          </w:p>
+        </w:tc>
+      </w:tr>
+      <w:tr>
+        <w:tc>
+          <w:tcPr>
+            <w:tcW w:type="dxa" w:w="500"/>
+            <w:tcBorders>
+              <w:top w:val="single" w:color="D5D8DC" w:sz="1"/>
+              <w:left w:val="single" w:color="D5D8DC" w:sz="1"/>
+              <w:bottom w:val="single" w:color="D5D8DC" w:sz="1"/>
+              <w:right w:val="single" w:color="D5D8DC" w:sz="1"/>
+            </w:tcBorders>
+            <w:shd w:fill="FFFFFF" w:val="clear"/>
+            <w:tcMar>
+              <w:top w:type="dxa" w:w="60"/>
+              <w:left w:type="dxa" w:w="120"/>
+              <w:bottom w:type="dxa" w:w="60"/>
+              <w:right w:type="dxa" w:w="120"/>
+            </w:tcMar>
+          </w:tcPr>
+          <w:p>
+            <w:r>
+              <w:rPr>
+                <w:rFonts w:ascii="Calibri" w:cs="Calibri" w:eastAsia="Calibri" w:hAnsi="Calibri"/>
+                <w:sz w:val="20"/>
+                <w:szCs w:val="20"/>
+              </w:rPr>
+              <w:t xml:space="preserve">🚫</w:t>
+            </w:r>
+          </w:p>
+        </w:tc>
+        <w:tc>
+          <w:tcPr>
+            <w:tcW w:type="dxa" w:w="2200"/>
+            <w:tcBorders>
+              <w:top w:val="single" w:color="D5D8DC" w:sz="1"/>
+              <w:left w:val="single" w:color="D5D8DC" w:sz="1"/>
+              <w:bottom w:val="single" w:color="D5D8DC" w:sz="1"/>
+              <w:right w:val="single" w:color="D5D8DC" w:sz="1"/>
+            </w:tcBorders>
+            <w:shd w:fill="FFFFFF" w:val="clear"/>
+            <w:tcMar>
+              <w:top w:type="dxa" w:w="60"/>
+              <w:left w:type="dxa" w:w="120"/>
+              <w:bottom w:type="dxa" w:w="60"/>
+              <w:right w:type="dxa" w:w="120"/>
+            </w:tcMar>
+          </w:tcPr>
+          <w:p>
+            <w:r>
+              <w:rPr>
+                <w:rFonts w:ascii="Calibri" w:cs="Calibri" w:eastAsia="Calibri" w:hAnsi="Calibri"/>
+                <w:sz w:val="20"/>
+                <w:szCs w:val="20"/>
+              </w:rPr>
+              <w:t xml:space="preserve">.gitignore incompleto</w:t>
+            </w:r>
+          </w:p>
+        </w:tc>
+        <w:tc>
+          <w:tcPr>
+            <w:tcW w:type="dxa" w:w="7020"/>
+            <w:tcBorders>
+              <w:top w:val="single" w:color="D5D8DC" w:sz="1"/>
+              <w:left w:val="single" w:color="D5D8DC" w:sz="1"/>
+              <w:bottom w:val="single" w:color="D5D8DC" w:sz="1"/>
+              <w:right w:val="single" w:color="D5D8DC" w:sz="1"/>
+            </w:tcBorders>
+            <w:shd w:fill="FFFFFF" w:val="clear"/>
+            <w:tcMar>
+              <w:top w:type="dxa" w:w="60"/>
+              <w:left w:type="dxa" w:w="120"/>
+              <w:bottom w:type="dxa" w:w="60"/>
+              <w:right w:type="dxa" w:w="120"/>
+            </w:tcMar>
+          </w:tcPr>
+          <w:p>
+            <w:r>
+              <w:rPr>
+                <w:rFonts w:ascii="Calibri" w:cs="Calibri" w:eastAsia="Calibri" w:hAnsi="Calibri"/>
+                <w:sz w:val="20"/>
+                <w:szCs w:val="20"/>
+              </w:rPr>
+              <w:t xml:space="preserve">Caches, builds, ambientes virtuais e artefatos de stack que poderiam ser commitados por engano</w:t>
             </w:r>
           </w:p>
         </w:tc>
@@ -12003,28 +12065,8 @@
           <w:sz w:val="22"/>
           <w:szCs w:val="22"/>
         </w:rPr>
-        <w:t xml:space="preserve">O Codex (GPT-5.4) e revisor adversarial. Claude implementa, Codex questiona — duas IAs de empresas diferentes. </w:t>
+        <w:t xml:space="preserve">O Codex (GPT-5.4) e revisor adversarial. Claude implementa, Codex questiona — duas IAs de empresas diferentes. O Codex e chamado AUTOMATICAMENTE apos cada command do framework.</w:t>
       </w:r>
-      <w:del w:id="1006" w:author="Claude" w:date="2025-01-01T00:00:00Z">
-        <w:r>
-          <w:rPr>
-            <w:rFonts w:ascii="Calibri" w:cs="Calibri" w:eastAsia="Calibri" w:hAnsi="Calibri"/>
-            <w:sz w:val="22"/>
-            <w:szCs w:val="22"/>
-          </w:rPr>
-          <w:delText xml:space="preserve">O Codex e chamado AUTOMATICAMENTE apos cada command do framework.</w:delText>
-        </w:r>
-      </w:del>
-      <w:ins w:id="1007" w:author="Claude" w:date="2025-01-01T00:00:00Z">
-        <w:r>
-          <w:rPr>
-            <w:rFonts w:ascii="Calibri" w:cs="Calibri" w:eastAsia="Calibri" w:hAnsi="Calibri"/>
-            <w:sz w:val="22"/>
-            <w:szCs w:val="22"/>
-          </w:rPr>
-          <w:t xml:space="preserve">O Codex e chamado nos checkpoints definidos por cada command. No /plan, roda antes de apresentar o plano ao usuario — o que voce ve ja incorpora o Delta pos-Codex.</w:t>
-        </w:r>
-      </w:ins>
     </w:p>
     <w:tbl>
       <w:tblPr>
@@ -12219,16 +12261,6 @@
               </w:rPr>
               <w:t xml:space="preserve">Plano vs spec, viabilidade tecnica</w:t>
             </w:r>
-            <w:ins w:id="1002" w:author="Claude" w:date="2025-01-01T00:00:00Z">
-              <w:r>
-                <w:rPr>
-                  <w:rFonts w:ascii="Calibri" w:cs="Calibri" w:eastAsia="Calibri" w:hAnsi="Calibri"/>
-                  <w:sz w:val="20"/>
-                  <w:szCs w:val="20"/>
-                </w:rPr>
-                <w:t xml:space="preserve"> (o plano apresentado ja e pos-Codex)</w:t>
-              </w:r>
-            </w:ins>
           </w:p>
         </w:tc>
       </w:tr>
@@ -23863,7 +23895,7 @@
           <w:sz w:val="22"/>
           <w:szCs w:val="22"/>
         </w:rPr>
-        <w:t xml:space="preserve">Quando terminar, rode /spec-check. Se der NOT_READY, resolva e tente de novo.</w:t>
+        <w:t xml:space="preserve">Quando terminar, rode /spec-check. Se der BLOCKED, resolva e tente de novo.</w:t>
       </w:r>
     </w:p>
     <w:p>
@@ -23917,7 +23949,7 @@
           <w:sz w:val="22"/>
           <w:szCs w:val="22"/>
         </w:rPr>
-        <w:t xml:space="preserve">Rode /plan-review. Se APROVADO, esta liberado para implementar.</w:t>
+        <w:t xml:space="preserve">Rode /plan-review. Se vier APPROVED ou APPROVED_WITH_CORRECTIONS, esta liberado para implementar.</w:t>
       </w:r>
     </w:p>
     <w:p>
@@ -24154,7 +24186,7 @@
           <w:sz w:val="22"/>
           <w:szCs w:val="22"/>
         </w:rPr>
-        <w:t xml:space="preserve">Com APROVADO, peca a correcao ao Claude Code.</w:t>
+        <w:t xml:space="preserve">Com APPROVED ou APPROVED_WITH_CORRECTIONS, peca a correcao ao Claude Code.</w:t>
       </w:r>
     </w:p>
     <w:p>
@@ -24741,7 +24773,7 @@
           <w:sz w:val="22"/>
           <w:szCs w:val="22"/>
         </w:rPr>
-        <w:t xml:space="preserve">Sim. O framework e generico. Os hooks tem checks especificos para Python e JS/TS, mas a camada de regras, comandos e agentes funciona em qualquer stack.</w:t>
+        <w:t xml:space="preserve">Sim. O framework e generico. Alguns hooks tem checks especificos por stack, e o gitignore-guard detecta stacks comuns como Node, Python, Rust, Go e Java. A camada de regras, comandos e agentes continua generica e funciona em qualquer stack.</w:t>
       </w:r>
     </w:p>
     <w:p>
@@ -27200,7 +27232,7 @@
                 <w:sz w:val="20"/>
                 <w:szCs w:val="20"/>
               </w:rPr>
-              <w:t xml:space="preserve">READY_WITH_CAVEATS / PARCIAL / COM RESSALVAS</w:t>
+              <w:t xml:space="preserve">READY WITH ASSUMPTIONS / APPROVED_WITH_CORRECTIONS / PARCIAL / PRONTO COM RESSALVAS</w:t>
             </w:r>
           </w:p>
         </w:tc>
@@ -27286,7 +27318,7 @@
                 <w:sz w:val="20"/>
                 <w:szCs w:val="20"/>
               </w:rPr>
-              <w:t xml:space="preserve">NOT_READY / REPROVADO / NAO PRONTO / MISS</w:t>
+              <w:t xml:space="preserve">BLOCKED / NEEDS_REVISION / NEEDS_HUMAN_REVIEW / NAO PRONTO / MISS</w:t>
             </w:r>
           </w:p>
         </w:tc>
@@ -27500,7 +27532,7 @@
                 <w:sz w:val="20"/>
                 <w:szCs w:val="20"/>
               </w:rPr>
-              <w:t xml:space="preserve">/plan-review reprovou</w:t>
+              <w:t xml:space="preserve">/plan-review retornou NEEDS_REVISION</w:t>
             </w:r>
           </w:p>
         </w:tc>
@@ -27528,7 +27560,7 @@
                 <w:sz w:val="20"/>
                 <w:szCs w:val="20"/>
               </w:rPr>
-              <w:t xml:space="preserve">Corrija o plano conforme os findings e rode de novo</w:t>
+              <w:t xml:space="preserve">Corrija o plano conforme os findings BLOCKING e rode de novo</w:t>
             </w:r>
           </w:p>
         </w:tc>

--- a/docs/Framework-Guide-V4-Complete.docx
+++ b/docs/Framework-Guide-V4-Complete.docx
@@ -6889,6 +6889,53 @@
           <w:tcPr>
             <w:tcW w:type="dxa" w:w="9720"/>
             <w:tcBorders>
+              <w:top w:val="single" w:color="EBF5FB" w:sz="1"/>
+              <w:left w:val="single" w:color="EBF5FB" w:sz="1"/>
+              <w:bottom w:val="single" w:color="EBF5FB" w:sz="1"/>
+              <w:right w:val="single" w:color="EBF5FB" w:sz="1"/>
+            </w:tcBorders>
+            <w:shd w:fill="EBF5FB" w:val="clear"/>
+            <w:tcMar>
+              <w:top w:type="dxa" w:w="120"/>
+              <w:left w:type="dxa" w:w="200"/>
+              <w:bottom w:type="dxa" w:w="120"/>
+              <w:right w:type="dxa" w:w="200"/>
+            </w:tcMar>
+          </w:tcPr>
+          <w:p>
+            <w:r>
+              <w:rPr>
+                <w:rFonts w:ascii="Calibri" w:cs="Calibri" w:eastAsia="Calibri" w:hAnsi="Calibri"/>
+                <w:color w:val="2C3E50"/>
+                <w:sz w:val="22"/>
+                <w:szCs w:val="22"/>
+              </w:rPr>
+              <w:t xml:space="preserve">💡 Quando o plano envolve integracao frontend/backend, APIs ou fluxos de mutacao, o /plan tambem antecipa riscos cross-cutting: matriz de erros, classificacao Security Regression Matrix e testes dedicados para middleware, handlers globais e controles de seguranca.</w:t>
+            </w:r>
+          </w:p>
+        </w:tc>
+      </w:tr>
+    </w:tbl>
+    <w:tbl>
+      <w:tblPr>
+        <w:tblW w:type="dxa" w:w="9720"/>
+        <w:tblBorders>
+          <w:top w:val="single" w:color="auto" w:sz="4"/>
+          <w:left w:val="single" w:color="auto" w:sz="4"/>
+          <w:bottom w:val="single" w:color="auto" w:sz="4"/>
+          <w:right w:val="single" w:color="auto" w:sz="4"/>
+          <w:insideH w:val="single" w:color="auto" w:sz="4"/>
+          <w:insideV w:val="single" w:color="auto" w:sz="4"/>
+        </w:tblBorders>
+      </w:tblPr>
+      <w:tblGrid>
+        <w:gridCol w:w="9720"/>
+      </w:tblGrid>
+      <w:tr>
+        <w:tc>
+          <w:tcPr>
+            <w:tcW w:type="dxa" w:w="9720"/>
+            <w:tcBorders>
               <w:top w:val="single" w:color="FEF9E7" w:sz="1"/>
               <w:left w:val="single" w:color="FEF9E7" w:sz="1"/>
               <w:bottom w:val="single" w:color="FEF9E7" w:sz="1"/>
@@ -11573,7 +11620,7 @@
                 <w:sz w:val="20"/>
                 <w:szCs w:val="20"/>
               </w:rPr>
-              <w:t xml:space="preserve">code-review, structural-quality, testing, implementation-quality</w:t>
+              <w:t xml:space="preserve">code-review, structural-quality, testing, implementation-quality, integration-checklist</w:t>
             </w:r>
           </w:p>
         </w:tc>
@@ -11601,7 +11648,7 @@
                 <w:sz w:val="20"/>
                 <w:szCs w:val="20"/>
               </w:rPr>
-              <w:t xml:space="preserve">Criterios senior aplicados em revisao</w:t>
+              <w:t xml:space="preserve">Criterios senior, testes, padroes recorrentes e contratos de integracao</w:t>
             </w:r>
           </w:p>
         </w:tc>
@@ -16440,7 +16487,7 @@
                 <w:sz w:val="20"/>
                 <w:szCs w:val="20"/>
               </w:rPr>
-              <w:t xml:space="preserve">code-review, structural-quality, testing, implementation-quality</w:t>
+              <w:t xml:space="preserve">code-review, structural-quality, testing, implementation-quality, integration-checklist</w:t>
             </w:r>
           </w:p>
         </w:tc>
@@ -16468,7 +16515,7 @@
                 <w:sz w:val="20"/>
                 <w:szCs w:val="20"/>
               </w:rPr>
-              <w:t xml:space="preserve">Criterios senior aplicados em revisao</w:t>
+              <w:t xml:space="preserve">Criterios senior, testes, padroes recorrentes e contratos de integracao</w:t>
             </w:r>
           </w:p>
         </w:tc>
@@ -17209,6 +17256,100 @@
                 <w:szCs w:val="22"/>
               </w:rPr>
               <w:t xml:space="preserve">📝 Voce nunca precisa abrir uma regra manualmente. Quando um comando roda, ele ja sabe quais regras consultar. Se quiser entender o porque de alguma coisa, pode abrir a regra.</w:t>
+            </w:r>
+          </w:p>
+        </w:tc>
+      </w:tr>
+    </w:tbl>
+    <w:tbl>
+      <w:tblPr>
+        <w:tblW w:type="dxa" w:w="9720"/>
+        <w:tblBorders>
+          <w:top w:val="single" w:color="auto" w:sz="4"/>
+          <w:left w:val="single" w:color="auto" w:sz="4"/>
+          <w:bottom w:val="single" w:color="auto" w:sz="4"/>
+          <w:right w:val="single" w:color="auto" w:sz="4"/>
+          <w:insideH w:val="single" w:color="auto" w:sz="4"/>
+          <w:insideV w:val="single" w:color="auto" w:sz="4"/>
+        </w:tblBorders>
+      </w:tblPr>
+      <w:tblGrid>
+        <w:gridCol w:w="9720"/>
+      </w:tblGrid>
+      <w:tr>
+        <w:tc>
+          <w:tcPr>
+            <w:tcW w:type="dxa" w:w="9720"/>
+            <w:tcBorders>
+              <w:top w:val="single" w:color="EBF5FB" w:sz="1"/>
+              <w:left w:val="single" w:color="EBF5FB" w:sz="1"/>
+              <w:bottom w:val="single" w:color="EBF5FB" w:sz="1"/>
+              <w:right w:val="single" w:color="EBF5FB" w:sz="1"/>
+            </w:tcBorders>
+            <w:shd w:fill="EBF5FB" w:val="clear"/>
+            <w:tcMar>
+              <w:top w:type="dxa" w:w="120"/>
+              <w:left w:type="dxa" w:w="200"/>
+              <w:bottom w:type="dxa" w:w="120"/>
+              <w:right w:type="dxa" w:w="200"/>
+            </w:tcMar>
+          </w:tcPr>
+          <w:p>
+            <w:r>
+              <w:rPr>
+                <w:rFonts w:ascii="Calibri" w:cs="Calibri" w:eastAsia="Calibri" w:hAnsi="Calibri"/>
+                <w:color w:val="2C3E50"/>
+                <w:sz w:val="22"/>
+                <w:szCs w:val="22"/>
+              </w:rPr>
+              <w:t xml:space="preserve">📚 A rule implementation-quality.md cataloga 25 padroes recorrentes. Os mais recentes reforcam handlers terminais com diagnostico interno e validacao de shape para dados externos como JSON, cache, filas e APIs.</w:t>
+            </w:r>
+          </w:p>
+        </w:tc>
+      </w:tr>
+    </w:tbl>
+    <w:tbl>
+      <w:tblPr>
+        <w:tblW w:type="dxa" w:w="9720"/>
+        <w:tblBorders>
+          <w:top w:val="single" w:color="auto" w:sz="4"/>
+          <w:left w:val="single" w:color="auto" w:sz="4"/>
+          <w:bottom w:val="single" w:color="auto" w:sz="4"/>
+          <w:right w:val="single" w:color="auto" w:sz="4"/>
+          <w:insideH w:val="single" w:color="auto" w:sz="4"/>
+          <w:insideV w:val="single" w:color="auto" w:sz="4"/>
+        </w:tblBorders>
+      </w:tblPr>
+      <w:tblGrid>
+        <w:gridCol w:w="9720"/>
+      </w:tblGrid>
+      <w:tr>
+        <w:tc>
+          <w:tcPr>
+            <w:tcW w:type="dxa" w:w="9720"/>
+            <w:tcBorders>
+              <w:top w:val="single" w:color="EBF5FB" w:sz="1"/>
+              <w:left w:val="single" w:color="EBF5FB" w:sz="1"/>
+              <w:bottom w:val="single" w:color="EBF5FB" w:sz="1"/>
+              <w:right w:val="single" w:color="EBF5FB" w:sz="1"/>
+            </w:tcBorders>
+            <w:shd w:fill="EBF5FB" w:val="clear"/>
+            <w:tcMar>
+              <w:top w:type="dxa" w:w="120"/>
+              <w:left w:type="dxa" w:w="200"/>
+              <w:bottom w:type="dxa" w:w="120"/>
+              <w:right w:type="dxa" w:w="200"/>
+            </w:tcMar>
+          </w:tcPr>
+          <w:p>
+            <w:r>
+              <w:rPr>
+                <w:rFonts w:ascii="Calibri" w:cs="Calibri" w:eastAsia="Calibri" w:hAnsi="Calibri"/>
+                <w:color w:val="2C3E50"/>
+                <w:sz w:val="22"/>
+                <w:szCs w:val="22"/>
+              </w:rPr>
+              <w:t xml:space="preserve">🧪 Componentes cross-cutting, como middleware de seguranca, rate limiter, auth middleware e error handlers globais, precisam de teste dedicado do efeito observavel. Chamar um endpoint e receber 200 nao prova que o controle funcionou.</w:t>
             </w:r>
           </w:p>
         </w:tc>

--- a/docs/Framework-Guide-V4-Complete.docx
+++ b/docs/Framework-Guide-V4-Complete.docx
@@ -97,7 +97,7 @@
           <w:sz w:val="32"/>
           <w:szCs w:val="32"/>
         </w:rPr>
-        <w:t xml:space="preserve">Guia Pratico para Comecar Hoje</w:t>
+        <w:t xml:space="preserve">Guia Prático para Começar Hoje</w:t>
       </w:r>
     </w:p>
     <w:p>
@@ -112,7 +112,7 @@
           <w:sz w:val="28"/>
           <w:szCs w:val="28"/>
         </w:rPr>
-        <w:t xml:space="preserve">Versao 4+</w:t>
+        <w:t xml:space="preserve">Versão 4+</w:t>
       </w:r>
     </w:p>
     <w:p>
@@ -171,7 +171,7 @@
           <w:sz w:val="20"/>
           <w:szCs w:val="20"/>
         </w:rPr>
-        <w:t xml:space="preserve">plano • seguranca • velocidade • validacao • memoria • automacao</w:t>
+        <w:t xml:space="preserve">plano • segurança • velocidade • validação • memória • automação</w:t>
       </w:r>
     </w:p>
     <w:p>
@@ -201,7 +201,7 @@
           <w:sz w:val="20"/>
           <w:szCs w:val="20"/>
         </w:rPr>
-        <w:t xml:space="preserve">9 camadas de verificacao • 30 commands • 8 agents • 12 hooks</w:t>
+        <w:t xml:space="preserve">9 camadas de verificação • 30 commands • 8 agents • 12 hooks</w:t>
       </w:r>
     </w:p>
     <w:p>
@@ -272,7 +272,7 @@
           <w:sz w:val="22"/>
           <w:szCs w:val="22"/>
         </w:rPr>
-        <w:t xml:space="preserve">Se voce chegou ate aqui, provavelmente quer usar o Claude Code para construir software — e quer fazer isso direito, sem acidentes, sem retrabalho, sem bugs escondidos que aparecem so em producao.</w:t>
+        <w:t xml:space="preserve">Se você chegou até aqui, provavelmente quer usar o Claude Code para construir software — e quer fazer isso direito, sem acidentes, sem retrabalho, sem bugs escondidos que aparecem só em produção.</w:t>
       </w:r>
     </w:p>
     <w:p>
@@ -286,7 +286,7 @@
           <w:sz w:val="22"/>
           <w:szCs w:val="22"/>
         </w:rPr>
-        <w:t xml:space="preserve">Este guia foi escrito pensando em voce. Nao importa se voce e desenvolvedor experiente, iniciante curioso ou gerente que so quer entender como funciona — aqui voce encontra o framework completo explicado do jeito mais simples possivel.</w:t>
+        <w:t xml:space="preserve">Este guia foi escrito pensando em você. Não importa se você é desenvolvedor experiente, iniciante curioso ou gerente que só quer entender como funciona — aqui você encontra o framework completo explicado do jeito mais simples possível.</w:t>
       </w:r>
     </w:p>
     <w:p>
@@ -317,7 +317,7 @@
           <w:sz w:val="22"/>
           <w:szCs w:val="22"/>
         </w:rPr>
-        <w:t xml:space="preserve">Como configurar o framework, como usar cada comando no dia a dia, o que acontece automaticamente enquanto voce trabalha, e como tudo se conecta para produzir codigo de qualidade senior de forma consistente.</w:t>
+        <w:t xml:space="preserve">Como configurar o framework, como usar cada comando no dia a dia, o que acontece automaticamente enquanto você trabalha, e como tudo se conecta para produzir código de qualidade sênior de forma consistente.</w:t>
       </w:r>
     </w:p>
     <w:p>
@@ -334,7 +334,7 @@
         <w:rPr>
           <w:rFonts w:ascii="Calibri" w:cs="Calibri" w:eastAsia="Calibri" w:hAnsi="Calibri"/>
         </w:rPr>
-        <w:t xml:space="preserve">💡 Para quem e este guia</w:t>
+        <w:t xml:space="preserve">💡 Para quem é este guia</w:t>
       </w:r>
     </w:p>
     <w:p>
@@ -348,7 +348,7 @@
           <w:sz w:val="22"/>
           <w:szCs w:val="22"/>
         </w:rPr>
-        <w:t xml:space="preserve">Para qualquer pessoa que queira usar o Claude Code com um fluxo de trabalho estruturado. Voce nao precisa entender os detalhes internos — basta seguir os passos e o framework faz o trabalho pesado de garantir qualidade.</w:t>
+        <w:t xml:space="preserve">Para qualquer pessoa que queira usar o Claude Code com um fluxo de trabalho estruturado. Você não precisa entender os detalhes internos — basta seguir os passos e o framework faz o trabalho pesado de garantir qualidade.</w:t>
       </w:r>
     </w:p>
     <w:p>
@@ -365,7 +365,7 @@
         <w:rPr>
           <w:rFonts w:ascii="Calibri" w:cs="Calibri" w:eastAsia="Calibri" w:hAnsi="Calibri"/>
         </w:rPr>
-        <w:t xml:space="preserve">📚 O que voce vai encontrar neste guia</w:t>
+        <w:t xml:space="preserve">📚 O que você vai encontrar neste guia</w:t>
       </w:r>
     </w:p>
     <w:tbl>
@@ -444,7 +444,7 @@
                 <w:sz w:val="20"/>
                 <w:szCs w:val="20"/>
               </w:rPr>
-              <w:t xml:space="preserve">Secao</w:t>
+              <w:t xml:space="preserve">Seção</w:t>
             </w:r>
           </w:p>
         </w:tc>
@@ -475,7 +475,7 @@
                 <w:sz w:val="20"/>
                 <w:szCs w:val="20"/>
               </w:rPr>
-              <w:t xml:space="preserve">O que tem la</w:t>
+              <w:t xml:space="preserve">O que tem lá</w:t>
             </w:r>
           </w:p>
         </w:tc>
@@ -533,7 +533,7 @@
                 <w:sz w:val="20"/>
                 <w:szCs w:val="20"/>
               </w:rPr>
-              <w:t xml:space="preserve">🏁 O que e o framework</w:t>
+              <w:t xml:space="preserve">🏁 O que é o framework</w:t>
             </w:r>
           </w:p>
         </w:tc>
@@ -561,7 +561,7 @@
                 <w:sz w:val="20"/>
                 <w:szCs w:val="20"/>
               </w:rPr>
-              <w:t xml:space="preserve">Visao geral em 2 minutos</w:t>
+              <w:t xml:space="preserve">Visão geral em 2 minutos</w:t>
             </w:r>
           </w:p>
         </w:tc>
@@ -619,7 +619,7 @@
                 <w:sz w:val="20"/>
                 <w:szCs w:val="20"/>
               </w:rPr>
-              <w:t xml:space="preserve">⚙️ Instalacao</w:t>
+              <w:t xml:space="preserve">⚙️ Instalação</w:t>
             </w:r>
           </w:p>
         </w:tc>
@@ -905,7 +905,7 @@
                 <w:sz w:val="20"/>
                 <w:szCs w:val="20"/>
               </w:rPr>
-              <w:t xml:space="preserve">Hooks que vigiam tudo por voce</w:t>
+              <w:t xml:space="preserve">Hooks que vigiam tudo por você</w:t>
             </w:r>
           </w:p>
         </w:tc>
@@ -1049,7 +1049,7 @@
                 <w:sz w:val="20"/>
                 <w:szCs w:val="20"/>
               </w:rPr>
-              <w:t xml:space="preserve">🔧 Comandos que voce usa</w:t>
+              <w:t xml:space="preserve">🔧 Comandos que você usa</w:t>
             </w:r>
           </w:p>
         </w:tc>
@@ -1307,7 +1307,7 @@
                 <w:sz w:val="20"/>
                 <w:szCs w:val="20"/>
               </w:rPr>
-              <w:t xml:space="preserve">📡 Camadas avancadas</w:t>
+              <w:t xml:space="preserve">📡 Camadas avançadas</w:t>
             </w:r>
           </w:p>
         </w:tc>
@@ -1393,7 +1393,7 @@
                 <w:sz w:val="20"/>
                 <w:szCs w:val="20"/>
               </w:rPr>
-              <w:t xml:space="preserve">📁 Runtime e persistencia</w:t>
+              <w:t xml:space="preserve">📁 Runtime e persistência</w:t>
             </w:r>
           </w:p>
         </w:tc>
@@ -1479,7 +1479,7 @@
                 <w:sz w:val="20"/>
                 <w:szCs w:val="20"/>
               </w:rPr>
-              <w:t xml:space="preserve">🎬 Cenarios praticos</w:t>
+              <w:t xml:space="preserve">🎬 Cenários práticos</w:t>
             </w:r>
           </w:p>
         </w:tc>
@@ -1507,7 +1507,7 @@
                 <w:sz w:val="20"/>
                 <w:szCs w:val="20"/>
               </w:rPr>
-              <w:t xml:space="preserve">Situacoes reais e como resolver</w:t>
+              <w:t xml:space="preserve">Situações reais e como resolver</w:t>
             </w:r>
           </w:p>
         </w:tc>
@@ -1593,7 +1593,7 @@
                 <w:sz w:val="20"/>
                 <w:szCs w:val="20"/>
               </w:rPr>
-              <w:t xml:space="preserve">Tira-duvidas rapido</w:t>
+              <w:t xml:space="preserve">Tira-dúvidas rápido</w:t>
             </w:r>
           </w:p>
         </w:tc>
@@ -1651,7 +1651,7 @@
                 <w:sz w:val="20"/>
                 <w:szCs w:val="20"/>
               </w:rPr>
-              <w:t xml:space="preserve">🗂️ Cartao de referencia</w:t>
+              <w:t xml:space="preserve">🗂️ Cartão de referência</w:t>
             </w:r>
           </w:p>
         </w:tc>
@@ -1737,7 +1737,7 @@
                 <w:sz w:val="20"/>
                 <w:szCs w:val="20"/>
               </w:rPr>
-              <w:t xml:space="preserve">📖 Glossario</w:t>
+              <w:t xml:space="preserve">📖 Glossário</w:t>
             </w:r>
           </w:p>
         </w:tc>
@@ -1785,7 +1785,7 @@
         <w:rPr>
           <w:rFonts w:ascii="Calibri" w:cs="Calibri" w:eastAsia="Calibri" w:hAnsi="Calibri"/>
         </w:rPr>
-        <w:t xml:space="preserve">1. 🏁 O que e o framework</w:t>
+        <w:t xml:space="preserve">1. 🏁 O que é o framework</w:t>
       </w:r>
     </w:p>
     <w:p>
@@ -1799,7 +1799,7 @@
           <w:sz w:val="22"/>
           <w:szCs w:val="22"/>
         </w:rPr>
-        <w:t xml:space="preserve">Imagine um colega senior experiente sentado ao seu lado enquanto voce programa. Ele te lembra de planejar antes de codar, revisa seu trabalho, aponta problemas de seguranca, documenta suas decisoes e impede que voce esqueca de rodar testes.</w:t>
+        <w:t xml:space="preserve">Imagine um colega sênior experiente sentado ao seu lado enquanto você programa. Ele te lembra de planejar antes de codar, revisa seu trabalho, aponta problemas de segurança, documenta suas decisões e impede que você esqueça de rodar testes.</w:t>
       </w:r>
     </w:p>
     <w:p>
@@ -1813,7 +1813,7 @@
           <w:sz w:val="22"/>
           <w:szCs w:val="22"/>
         </w:rPr>
-        <w:t xml:space="preserve">Agora imagine que esse colega nunca fica cansado, nunca esquece nada e funciona 24 horas por dia, em qualquer projeto seu. Esse e o framework.</w:t>
+        <w:t xml:space="preserve">Agora imagine que esse colega nunca fica cansado, nunca esquece nada e funciona 24 horas por dia, em qualquer projeto seu. Esse é o framework.</w:t>
       </w:r>
     </w:p>
     <w:p>
@@ -1862,7 +1862,7 @@
                 <w:sz w:val="22"/>
                 <w:szCs w:val="22"/>
               </w:rPr>
-              <w:t xml:space="preserve">🎯 O framework transforma o Claude Code de um assistente que 'faz codigo' em um parceiro que 'entrega software com qualidade senior' — guiado por regras, verificado por camadas e validado por uma segunda IA independente.</w:t>
+              <w:t xml:space="preserve">🎯 O framework transforma o Claude Code de um assistente que 'faz código' em um parceiro que 'entrega software com qualidade sênior' — guiado por regras, verificado por camadas e validado por uma segunda IA independente.</w:t>
             </w:r>
           </w:p>
         </w:tc>
@@ -2078,7 +2078,7 @@
                 <w:sz w:val="20"/>
                 <w:szCs w:val="20"/>
               </w:rPr>
-              <w:t xml:space="preserve">Dizem ao Claude Code como pensar e agir. Vivem em arquivos .md e sao carregadas automaticamente.</w:t>
+              <w:t xml:space="preserve">Dizem ao Claude Code como pensar e agir. Vivem em arquivos .md e são carregadas automaticamente.</w:t>
             </w:r>
           </w:p>
         </w:tc>
@@ -2164,7 +2164,7 @@
                 <w:sz w:val="20"/>
                 <w:szCs w:val="20"/>
               </w:rPr>
-              <w:t xml:space="preserve">Scripts que rodam sozinhos antes e depois de cada edicao. Bloqueiam erros obvios.</w:t>
+              <w:t xml:space="preserve">Scripts que rodam sozinhos antes e depois de cada edição. Bloqueiam erros óbvios.</w:t>
             </w:r>
           </w:p>
         </w:tc>
@@ -2222,7 +2222,7 @@
                 <w:sz w:val="20"/>
                 <w:szCs w:val="20"/>
               </w:rPr>
-              <w:t xml:space="preserve">Memoria</w:t>
+              <w:t xml:space="preserve">Memória</w:t>
             </w:r>
           </w:p>
         </w:tc>
@@ -2250,7 +2250,7 @@
                 <w:sz w:val="20"/>
                 <w:szCs w:val="20"/>
               </w:rPr>
-              <w:t xml:space="preserve">Guarda o historico do projeto entre sessoes. Nada se perde quando voce fecha o terminal.</w:t>
+              <w:t xml:space="preserve">Guarda o histórico do projeto entre sessões. Nada se perde quando você fecha o terminal.</w:t>
             </w:r>
           </w:p>
         </w:tc>
@@ -2356,7 +2356,7 @@
         <w:rPr>
           <w:rFonts w:ascii="Calibri" w:cs="Calibri" w:eastAsia="Calibri" w:hAnsi="Calibri"/>
         </w:rPr>
-        <w:t xml:space="preserve">🎁 O que voce ganha</w:t>
+        <w:t xml:space="preserve">🎁 O que você ganha</w:t>
       </w:r>
     </w:p>
     <w:tbl>
@@ -2434,7 +2434,7 @@
                 <w:sz w:val="20"/>
                 <w:szCs w:val="20"/>
               </w:rPr>
-              <w:t xml:space="preserve">Beneficio</w:t>
+              <w:t xml:space="preserve">Benefício</w:t>
             </w:r>
           </w:p>
         </w:tc>
@@ -2492,7 +2492,7 @@
                 <w:sz w:val="20"/>
                 <w:szCs w:val="20"/>
               </w:rPr>
-              <w:t xml:space="preserve">Planejamento obrigatorio antes de codar</w:t>
+              <w:t xml:space="preserve">Planejamento obrigatório antes de codar</w:t>
             </w:r>
           </w:p>
         </w:tc>
@@ -2550,7 +2550,7 @@
                 <w:sz w:val="20"/>
                 <w:szCs w:val="20"/>
               </w:rPr>
-              <w:t xml:space="preserve">Revisao de seguranca em cada edicao</w:t>
+              <w:t xml:space="preserve">Revisão de segurança em cada edição</w:t>
             </w:r>
           </w:p>
         </w:tc>
@@ -2666,7 +2666,7 @@
                 <w:sz w:val="20"/>
                 <w:szCs w:val="20"/>
               </w:rPr>
-              <w:t xml:space="preserve">Decisoes documentadas sem esforco</w:t>
+              <w:t xml:space="preserve">Decisões documentadas sem esforço</w:t>
             </w:r>
           </w:p>
         </w:tc>
@@ -2782,7 +2782,7 @@
                 <w:sz w:val="20"/>
                 <w:szCs w:val="20"/>
               </w:rPr>
-              <w:t xml:space="preserve">Memoria persistente entre sessoes</w:t>
+              <w:t xml:space="preserve">Memória persistente entre sessões</w:t>
             </w:r>
           </w:p>
         </w:tc>
@@ -2898,17 +2898,12 @@
                 <w:sz w:val="20"/>
                 <w:szCs w:val="20"/>
               </w:rPr>
-              <w:t xml:space="preserve">9 camadas de verificacao mecanica (sensores, linters, behaviours...)</w:t>
+              <w:t xml:space="preserve">9 camadas de verificação mecânica (sensores, linters, behaviours...)</w:t>
             </w:r>
           </w:p>
         </w:tc>
       </w:tr>
     </w:tbl>
-    <w:p>
-      <w:r>
-        <w:br w:type="page"/>
-      </w:r>
-    </w:p>
     <w:p>
       <w:pPr>
         <w:pStyle w:val="Heading1"/>
@@ -2918,7 +2913,7 @@
         <w:rPr>
           <w:rFonts w:ascii="Calibri" w:cs="Calibri" w:eastAsia="Calibri" w:hAnsi="Calibri"/>
         </w:rPr>
-        <w:t xml:space="preserve">2. ⚙️ Instalacao</w:t>
+        <w:t xml:space="preserve">2. ⚙️ Instalação</w:t>
       </w:r>
     </w:p>
     <w:p>
@@ -2932,7 +2927,7 @@
           <w:sz w:val="22"/>
           <w:szCs w:val="22"/>
         </w:rPr>
-        <w:t xml:space="preserve">A instalacao e simples: voce copia a pasta do framework para o seu projeto e esta pronto. O Claude Code detecta automaticamente os arquivos e passa a seguir as regras.</w:t>
+        <w:t xml:space="preserve">A instalação é simples: você copia a pasta do framework para o seu projeto e está pronto. O Claude Code detecta automaticamente os arquivos e passa a seguir as regras.</w:t>
       </w:r>
     </w:p>
     <w:p>
@@ -3028,7 +3023,7 @@
                 <w:sz w:val="20"/>
                 <w:szCs w:val="20"/>
               </w:rPr>
-              <w:t xml:space="preserve">Acao</w:t>
+              <w:t xml:space="preserve">Ação</w:t>
             </w:r>
           </w:p>
         </w:tc>
@@ -3145,7 +3140,7 @@
                 <w:sz w:val="20"/>
                 <w:szCs w:val="20"/>
               </w:rPr>
-              <w:t xml:space="preserve">Clone o repositorio do framework ou baixe o ZIP. Ele contem a pasta .claude/ completa com tudo que voce precisa.</w:t>
+              <w:t xml:space="preserve">Clone o repositório do framework ou baixe o ZIP. Ele contém a pasta .claude/ completa com tudo que você precisa.</w:t>
             </w:r>
           </w:p>
         </w:tc>
@@ -3231,7 +3226,7 @@
                 <w:sz w:val="20"/>
                 <w:szCs w:val="20"/>
               </w:rPr>
-              <w:t xml:space="preserve">Copie para a raiz do seu projeto: (1) a pasta .claude/ inteira, (2) o arquivo CLAUDE.md e (3) o arquivo AGENTS.md. Esses 3 sao obrigatorios.</w:t>
+              <w:t xml:space="preserve">Copie para a raiz do seu projeto: (1) a pasta .claude/ inteira, (2) o arquivo CLAUDE.md e (3) o arquivo AGENTS.md. Esses 3 são obrigatórios.</w:t>
             </w:r>
           </w:p>
         </w:tc>
@@ -3317,7 +3312,7 @@
                 <w:sz w:val="20"/>
                 <w:szCs w:val="20"/>
               </w:rPr>
-              <w:t xml:space="preserve">Se veio o arquivo .claude/settings.local.json, DELETE-o (contem permissoes do projeto anterior). Se veio .claude/runtime/.plan-approved, DELETE-o tambem. Esses arquivos sao gerados em tempo de execucao e nao devem ser copiados entre projetos.</w:t>
+              <w:t xml:space="preserve">Se veio o arquivo .claude/settings.local.json, DELETE-o (contém permissões do projeto anterior). Se veio .claude/runtime/.plan-approved, DELETE-o também. Esses arquivos são gerados em tempo de execução e não devem ser copiados entre projetos.</w:t>
             </w:r>
           </w:p>
         </w:tc>
@@ -3375,7 +3370,7 @@
                 <w:sz w:val="20"/>
                 <w:szCs w:val="20"/>
               </w:rPr>
-              <w:t xml:space="preserve">🔑 De permissao aos scripts</w:t>
+              <w:t xml:space="preserve">🔑 Dê permissão aos scripts</w:t>
             </w:r>
           </w:p>
         </w:tc>
@@ -3403,7 +3398,7 @@
                 <w:sz w:val="20"/>
                 <w:szCs w:val="20"/>
               </w:rPr>
-              <w:t xml:space="preserve">No Linux ou Mac, rode chmod +x .claude/hooks/*.sh para que os scripts possam ser executados. No Windows com Git Bash, o framework ja cuida disso.</w:t>
+              <w:t xml:space="preserve">No Linux ou Mac, rode chmod +x .claude/hooks/*.sh para que os scripts possam ser executados. No Windows com Git Bash, o framework já cuida disso.</w:t>
             </w:r>
           </w:p>
         </w:tc>
@@ -3547,7 +3542,7 @@
                 <w:sz w:val="20"/>
                 <w:szCs w:val="20"/>
               </w:rPr>
-              <w:t xml:space="preserve">✅ Verifique se esta tudo certo</w:t>
+              <w:t xml:space="preserve">✅ Verifique se está tudo certo</w:t>
             </w:r>
           </w:p>
         </w:tc>
@@ -3595,7 +3590,7 @@
         <w:rPr>
           <w:rFonts w:ascii="Calibri" w:cs="Calibri" w:eastAsia="Calibri" w:hAnsi="Calibri"/>
         </w:rPr>
-        <w:t xml:space="preserve">🔧 Dependencia importante</w:t>
+        <w:t xml:space="preserve">🔧 Dependência importante</w:t>
       </w:r>
     </w:p>
     <w:tbl>
@@ -3639,7 +3634,7 @@
                 <w:sz w:val="22"/>
                 <w:szCs w:val="22"/>
               </w:rPr>
-              <w:t xml:space="preserve">⚠️ O framework usa a ferramenta jq para processar dados dos hooks. A maioria dos sistemas ja tem, mas se o framework reclamar, instale com: apt install jq (Linux), brew install jq (Mac) ou baixe do site oficial (Windows).</w:t>
+              <w:t xml:space="preserve">⚠️ O framework usa a ferramenta jq para processar dados dos hooks. A maioria dos sistemas já tem, mas se o framework reclamar, instale com: apt install jq (Linux), brew install jq (Mac) ou baixe do site oficial (Windows).</w:t>
             </w:r>
           </w:p>
         </w:tc>
@@ -3709,7 +3704,7 @@
           <w:sz w:val="22"/>
           <w:szCs w:val="22"/>
         </w:rPr>
-        <w:t xml:space="preserve">Faca login: codex login</w:t>
+        <w:t xml:space="preserve">Faça login: codex login</w:t>
       </w:r>
     </w:p>
     <w:p>
@@ -3763,7 +3758,7 @@
           <w:sz w:val="22"/>
           <w:szCs w:val="22"/>
         </w:rPr>
-        <w:t xml:space="preserve">Configure o AGENTS.md na raiz do projeto (template incluido no framework)</w:t>
+        <w:t xml:space="preserve">Configure o AGENTS.md na raiz do projeto (template incluído no framework)</w:t>
       </w:r>
     </w:p>
     <w:p>
@@ -3812,7 +3807,7 @@
                 <w:sz w:val="22"/>
                 <w:szCs w:val="22"/>
               </w:rPr>
-              <w:t xml:space="preserve">💡 Sem o Codex voce ainda tem o framework completo, mas perde a camada de validacao cross-model (Camada 4). O framework preenche o AGENTS.md automaticamente quando o /spec-check da READY ou READY WITH ASSUMPTIONS.</w:t>
+              <w:t xml:space="preserve">💡 Sem o Codex você ainda tem o framework completo, mas perde a camada de validação cross-model (Camada 4). O framework preenche o AGENTS.md automaticamente quando o /spec-check dá READY ou READY WITH ASSUMPTIONS.</w:t>
             </w:r>
           </w:p>
         </w:tc>
@@ -3832,7 +3827,7 @@
         <w:rPr>
           <w:rFonts w:ascii="Calibri" w:cs="Calibri" w:eastAsia="Calibri" w:hAnsi="Calibri"/>
         </w:rPr>
-        <w:t xml:space="preserve">📡 Sensores — Configuracao inicial</w:t>
+        <w:t xml:space="preserve">📡 Sensores — Configuração inicial</w:t>
       </w:r>
     </w:p>
     <w:p>
@@ -3846,7 +3841,7 @@
           <w:sz w:val="22"/>
           <w:szCs w:val="22"/>
         </w:rPr>
-        <w:t xml:space="preserve">Sensores sao verificacoes mecanicas (testes, lint, build) que o framework executa. Para configura-los:</w:t>
+        <w:t xml:space="preserve">Sensores são verificações mecânicas (testes, lint, build) que o framework executa. Para configurá-los:</w:t>
       </w:r>
     </w:p>
     <w:p>
@@ -3882,7 +3877,7 @@
           <w:sz w:val="22"/>
           <w:szCs w:val="22"/>
         </w:rPr>
-        <w:t xml:space="preserve">Edite para refletir a stack real do seu projeto (remova sensores nao aplicaveis)</w:t>
+        <w:t xml:space="preserve">Edite para refletir a stack real do seu projeto (remova sensores não aplicáveis)</w:t>
       </w:r>
     </w:p>
     <w:p>
@@ -3918,7 +3913,7 @@
           <w:sz w:val="22"/>
           <w:szCs w:val="22"/>
         </w:rPr>
-        <w:t xml:space="preserve">Comite sensors.json no repositorio</w:t>
+        <w:t xml:space="preserve">Comite sensors.json no repositório</w:t>
       </w:r>
     </w:p>
     <w:p>
@@ -3967,17 +3962,12 @@
                 <w:sz w:val="22"/>
                 <w:szCs w:val="22"/>
               </w:rPr>
-              <w:t xml:space="preserve">💡 Projetos sem sensors.json operam em modo degradado — o framework funciona, mas reporta a ausencia como lacuna.</w:t>
+              <w:t xml:space="preserve">💡 Projetos sem sensors.json operam em modo degradado — o framework funciona, mas reporta a ausência como lacuna.</w:t>
             </w:r>
           </w:p>
         </w:tc>
       </w:tr>
     </w:tbl>
-    <w:p>
-      <w:r>
-        <w:br w:type="page"/>
-      </w:r>
-    </w:p>
     <w:p>
       <w:pPr>
         <w:pStyle w:val="Heading1"/>
@@ -4001,7 +3991,7 @@
           <w:sz w:val="22"/>
           <w:szCs w:val="22"/>
         </w:rPr>
-        <w:t xml:space="preserve">Todo projeto no framework passa por 5 grandes fases. Cada fase tem um comando que voce usa para avancar. Entre as fases, existem portoes de verificacao — se algo esta errado, o framework nao deixa voce passar.</w:t>
+        <w:t xml:space="preserve">Todo projeto no framework passa por 5 grandes fases. Cada fase tem um comando que você usa para avançar. Entre as fases, existem portões de verificação — se algo está errado, o framework não deixa você passar.</w:t>
       </w:r>
     </w:p>
     <w:p>
@@ -4274,7 +4264,7 @@
                 <w:sz w:val="20"/>
                 <w:szCs w:val="20"/>
               </w:rPr>
-              <w:t xml:space="preserve">Voce descreve o que quer. O framework transforma em documento rigoroso.</w:t>
+              <w:t xml:space="preserve">Você descreve o que quer. O framework transforma em documento rigoroso.</w:t>
             </w:r>
           </w:p>
         </w:tc>
@@ -4474,7 +4464,7 @@
                 <w:sz w:val="20"/>
                 <w:szCs w:val="20"/>
               </w:rPr>
-              <w:t xml:space="preserve">codigo + /review</w:t>
+              <w:t xml:space="preserve">código + /review</w:t>
             </w:r>
           </w:p>
         </w:tc>
@@ -4502,7 +4492,7 @@
                 <w:sz w:val="20"/>
                 <w:szCs w:val="20"/>
               </w:rPr>
-              <w:t xml:space="preserve">Voce escreve codigo. O framework revisa e aponta melhorias.</w:t>
+              <w:t xml:space="preserve">Você escreve código. O framework revisa e aponta melhorias.</w:t>
             </w:r>
           </w:p>
         </w:tc>
@@ -4616,7 +4606,7 @@
                 <w:sz w:val="20"/>
                 <w:szCs w:val="20"/>
               </w:rPr>
-              <w:t xml:space="preserve">Analise profunda de seguranca, banco, web, kubernetes.</w:t>
+              <w:t xml:space="preserve">Análise profunda de segurança, banco, web, kubernetes.</w:t>
             </w:r>
           </w:p>
         </w:tc>
@@ -4730,7 +4720,7 @@
                 <w:sz w:val="20"/>
                 <w:szCs w:val="20"/>
               </w:rPr>
-              <w:t xml:space="preserve">Confirma que o prometido foi entregue e esta pronto para sair.</w:t>
+              <w:t xml:space="preserve">Confirma que o prometido foi entregue e está pronto para sair.</w:t>
             </w:r>
           </w:p>
         </w:tc>
@@ -4750,7 +4740,7 @@
         <w:rPr>
           <w:rFonts w:ascii="Calibri" w:cs="Calibri" w:eastAsia="Calibri" w:hAnsi="Calibri"/>
         </w:rPr>
-        <w:t xml:space="preserve">🚦 Os portoes de verificacao</w:t>
+        <w:t xml:space="preserve">🚦 Os portões de verificação</w:t>
       </w:r>
     </w:p>
     <w:p>
@@ -4764,7 +4754,7 @@
           <w:sz w:val="22"/>
           <w:szCs w:val="22"/>
         </w:rPr>
-        <w:t xml:space="preserve">Entre as fases existem checkpoints que o framework impoe. Voce nao pode pular — eles garantem que o trabalho esta consistente antes de avancar.</w:t>
+        <w:t xml:space="preserve">Entre as fases existem checkpoints que o framework impõe. Você não pode pular — eles garantem que o trabalho está consistente antes de avançar.</w:t>
       </w:r>
     </w:p>
     <w:tbl>
@@ -4812,7 +4802,7 @@
                 <w:sz w:val="20"/>
                 <w:szCs w:val="20"/>
               </w:rPr>
-              <w:t xml:space="preserve">Portao</w:t>
+              <w:t xml:space="preserve">Portão</w:t>
             </w:r>
           </w:p>
         </w:tc>
@@ -4904,7 +4894,7 @@
                 <w:sz w:val="20"/>
                 <w:szCs w:val="20"/>
               </w:rPr>
-              <w:t xml:space="preserve">🚪 Portao 1</w:t>
+              <w:t xml:space="preserve">🚪 Portão 1</w:t>
             </w:r>
           </w:p>
         </w:tc>
@@ -4960,7 +4950,7 @@
                 <w:sz w:val="20"/>
                 <w:szCs w:val="20"/>
               </w:rPr>
-              <w:t xml:space="preserve">Spec esta clara, completa e sem ambiguidades bloqueantes</w:t>
+              <w:t xml:space="preserve">Spec está clara, completa e sem ambiguidades bloqueantes</w:t>
             </w:r>
           </w:p>
         </w:tc>
@@ -4990,7 +4980,7 @@
                 <w:sz w:val="20"/>
                 <w:szCs w:val="20"/>
               </w:rPr>
-              <w:t xml:space="preserve">🚪 Portao 2</w:t>
+              <w:t xml:space="preserve">🚪 Portão 2</w:t>
             </w:r>
           </w:p>
         </w:tc>
@@ -5046,7 +5036,7 @@
                 <w:sz w:val="20"/>
                 <w:szCs w:val="20"/>
               </w:rPr>
-              <w:t xml:space="preserve">O /plan-review aprova o plano. Hook BLOQUEIA codigo sem esse OK</w:t>
+              <w:t xml:space="preserve">O /plan-review aprova o plano. Hook BLOQUEIA código sem esse OK</w:t>
             </w:r>
           </w:p>
         </w:tc>
@@ -5076,7 +5066,7 @@
                 <w:sz w:val="20"/>
                 <w:szCs w:val="20"/>
               </w:rPr>
-              <w:t xml:space="preserve">🚪 Portao 3</w:t>
+              <w:t xml:space="preserve">🚪 Portão 3</w:t>
             </w:r>
           </w:p>
         </w:tc>
@@ -5104,7 +5094,7 @@
                 <w:sz w:val="20"/>
                 <w:szCs w:val="20"/>
               </w:rPr>
-              <w:t xml:space="preserve">Durante implementacao</w:t>
+              <w:t xml:space="preserve">Durante implementação</w:t>
             </w:r>
           </w:p>
         </w:tc>
@@ -5132,7 +5122,7 @@
                 <w:sz w:val="20"/>
                 <w:szCs w:val="20"/>
               </w:rPr>
-              <w:t xml:space="preserve">Cada edicao passa por hooks que checam secrets, sintaxe, padroes</w:t>
+              <w:t xml:space="preserve">Cada edição passa por hooks que checam secrets, sintaxe, padrões</w:t>
             </w:r>
           </w:p>
         </w:tc>
@@ -5162,7 +5152,7 @@
                 <w:sz w:val="20"/>
                 <w:szCs w:val="20"/>
               </w:rPr>
-              <w:t xml:space="preserve">🚪 Portao 4</w:t>
+              <w:t xml:space="preserve">🚪 Portão 4</w:t>
             </w:r>
           </w:p>
         </w:tc>
@@ -5218,7 +5208,7 @@
                 <w:sz w:val="20"/>
                 <w:szCs w:val="20"/>
               </w:rPr>
-              <w:t xml:space="preserve">O /ship-check faz pente fino em build, testes, seguranca e riscos</w:t>
+              <w:t xml:space="preserve">O /ship-check faz pente fino em build, testes, segurança e riscos</w:t>
             </w:r>
           </w:p>
         </w:tc>
@@ -5276,11 +5266,6 @@
         </w:tc>
       </w:tr>
     </w:tbl>
-    <w:p>
-      <w:r>
-        <w:br w:type="page"/>
-      </w:r>
-    </w:p>
     <w:p>
       <w:pPr>
         <w:pStyle w:val="Heading1"/>
@@ -5304,7 +5289,7 @@
           <w:sz w:val="22"/>
           <w:szCs w:val="22"/>
         </w:rPr>
-        <w:t xml:space="preserve">Aqui esta o fluxo completo, passo a passo. Siga na ordem e o framework garante o resto.</w:t>
+        <w:t xml:space="preserve">Aqui está o fluxo completo, passo a passo. Siga na ordem e o framework garante o resto.</w:t>
       </w:r>
     </w:p>
     <w:tbl>
@@ -5348,7 +5333,7 @@
                 <w:sz w:val="22"/>
                 <w:szCs w:val="22"/>
               </w:rPr>
-              <w:t xml:space="preserve">📝 Cada passo tem 3 blocos: 👤 o que VOCE faz, 🤖 o que o FRAMEWORK faz, e ✅ como saber que FUNCIONOU. Se voce esta comecando, so siga a coluna VOCE — o resto acontece sozinho.</w:t>
+              <w:t xml:space="preserve">📝 Cada passo tem 3 blocos: 👤 o que VOCÊ faz, 🤖 o que o FRAMEWORK faz, e ✅ como saber que FUNCIONOU. Se você está começando, só siga a coluna VOCÊ — o resto acontece sozinho.</w:t>
             </w:r>
           </w:p>
         </w:tc>
@@ -5368,7 +5353,7 @@
         <w:rPr>
           <w:rFonts w:ascii="Calibri" w:cs="Calibri" w:eastAsia="Calibri" w:hAnsi="Calibri"/>
         </w:rPr>
-        <w:t xml:space="preserve">Passo 1 — 📝 Criar a especificacao</w:t>
+        <w:t xml:space="preserve">Passo 1 — 📝 Criar a especificação</w:t>
       </w:r>
     </w:p>
     <w:p>
@@ -5382,7 +5367,7 @@
           <w:sz w:val="22"/>
           <w:szCs w:val="22"/>
         </w:rPr>
-        <w:t xml:space="preserve">Tudo comeca descrevendo o que voce quer construir. Nao precisa ser tecnico.</w:t>
+        <w:t xml:space="preserve">Tudo começa descrevendo o que você quer construir. Não precisa ser técnico.</w:t>
       </w:r>
     </w:p>
     <w:tbl>
@@ -5490,7 +5475,7 @@
                 <w:sz w:val="20"/>
                 <w:szCs w:val="20"/>
               </w:rPr>
-              <w:t xml:space="preserve">👤 Voce</w:t>
+              <w:t xml:space="preserve">👤 Você</w:t>
             </w:r>
           </w:p>
         </w:tc>
@@ -5518,7 +5503,7 @@
                 <w:sz w:val="20"/>
                 <w:szCs w:val="20"/>
               </w:rPr>
-              <w:t xml:space="preserve">Digita /spec-create e responde as perguntas sobre o produto que quer construir.</w:t>
+              <w:t xml:space="preserve">Digita /spec-create e responde às perguntas sobre o produto que quer construir.</w:t>
             </w:r>
           </w:p>
         </w:tc>
@@ -5576,7 +5561,7 @@
                 <w:sz w:val="20"/>
                 <w:szCs w:val="20"/>
               </w:rPr>
-              <w:t xml:space="preserve">Faz perguntas guiadas sobre objetivo, publico, telas, dados, regras de negocio e escopo. No final, gera documento estruturado.</w:t>
+              <w:t xml:space="preserve">Faz perguntas guiadas sobre objetivo, público, telas, dados, regras de negócio e escopo. No final, gera documento estruturado.</w:t>
             </w:r>
           </w:p>
         </w:tc>
@@ -5634,7 +5619,7 @@
                 <w:sz w:val="20"/>
                 <w:szCs w:val="20"/>
               </w:rPr>
-              <w:t xml:space="preserve">Apareceu especificacao completa com requisitos numerados (AUTH-01, TASK-02), telas, modelo de dados e criterios de aceite.</w:t>
+              <w:t xml:space="preserve">Apareceu especificação completa com requisitos numerados (AUTH-01, TASK-02), telas, modelo de dados e critérios de aceite.</w:t>
             </w:r>
           </w:p>
         </w:tc>
@@ -5681,7 +5666,7 @@
                 <w:sz w:val="22"/>
                 <w:szCs w:val="22"/>
               </w:rPr>
-              <w:t xml:space="preserve">💡 Voce pode comecar com algo simples: 'Quero criar um site para controlar financas pessoais.' O framework faz o resto.</w:t>
+              <w:t xml:space="preserve">💡 Você pode começar com algo simples: 'Quero criar um site para controlar finanças pessoais.' O framework faz o resto.</w:t>
             </w:r>
           </w:p>
         </w:tc>
@@ -5701,7 +5686,7 @@
         <w:rPr>
           <w:rFonts w:ascii="Calibri" w:cs="Calibri" w:eastAsia="Calibri" w:hAnsi="Calibri"/>
         </w:rPr>
-        <w:t xml:space="preserve">Passo 2 — 🔎 Validar a especificacao</w:t>
+        <w:t xml:space="preserve">Passo 2 — 🔎 Validar a especificação</w:t>
       </w:r>
     </w:p>
     <w:tbl>
@@ -5809,7 +5794,7 @@
                 <w:sz w:val="20"/>
                 <w:szCs w:val="20"/>
               </w:rPr>
-              <w:t xml:space="preserve">👤 Voce</w:t>
+              <w:t xml:space="preserve">👤 Você</w:t>
             </w:r>
           </w:p>
         </w:tc>
@@ -5895,7 +5880,7 @@
                 <w:sz w:val="20"/>
                 <w:szCs w:val="20"/>
               </w:rPr>
-              <w:t xml:space="preserve">Le a spec, procura lacunas, classifica cada problema e da veredicto: READY, READY WITH ASSUMPTIONS ou BLOCKED.</w:t>
+              <w:t xml:space="preserve">Lê a spec, procura lacunas, classifica cada problema e dá veredicto: READY, READY WITH ASSUMPTIONS ou BLOCKED.</w:t>
             </w:r>
           </w:p>
         </w:tc>
@@ -6000,7 +5985,7 @@
                 <w:sz w:val="22"/>
                 <w:szCs w:val="22"/>
               </w:rPr>
-              <w:t xml:space="preserve">⚠️ Se der BLOCKED: nao tente contornar. Responda as perguntas e rode /spec-check de novo. Cada ambiguidade ignorada vira um bug futuro.</w:t>
+              <w:t xml:space="preserve">⚠️ Se der BLOCKED: não tente contornar. Responda às perguntas e rode /spec-check de novo. Cada ambiguidade ignorada vira um bug futuro.</w:t>
             </w:r>
           </w:p>
         </w:tc>
@@ -6128,7 +6113,7 @@
                 <w:sz w:val="20"/>
                 <w:szCs w:val="20"/>
               </w:rPr>
-              <w:t xml:space="preserve">👤 Voce</w:t>
+              <w:t xml:space="preserve">👤 Você</w:t>
             </w:r>
           </w:p>
         </w:tc>
@@ -6214,7 +6199,7 @@
                 <w:sz w:val="20"/>
                 <w:szCs w:val="20"/>
               </w:rPr>
-              <w:t xml:space="preserve">Gera opcoes de paleta, tipografia, espacamento, componentes base. Voce escolhe e o framework congela o padrao visual.</w:t>
+              <w:t xml:space="preserve">Gera opções de paleta, tipografia, espaçamento, componentes base. Você escolhe e o framework congela o padrão visual.</w:t>
             </w:r>
           </w:p>
         </w:tc>
@@ -6292,7 +6277,7 @@
         <w:rPr>
           <w:rFonts w:ascii="Calibri" w:cs="Calibri" w:eastAsia="Calibri" w:hAnsi="Calibri"/>
         </w:rPr>
-        <w:t xml:space="preserve">Passo 4 — 🗺️ Planejar a implementacao</w:t>
+        <w:t xml:space="preserve">Passo 4 — 🗺️ Planejar a implementação</w:t>
       </w:r>
     </w:p>
     <w:tbl>
@@ -6400,7 +6385,7 @@
                 <w:sz w:val="20"/>
                 <w:szCs w:val="20"/>
               </w:rPr>
-              <w:t xml:space="preserve">👤 Voce</w:t>
+              <w:t xml:space="preserve">👤 Você</w:t>
             </w:r>
           </w:p>
         </w:tc>
@@ -6486,7 +6471,7 @@
                 <w:sz w:val="20"/>
                 <w:szCs w:val="20"/>
               </w:rPr>
-              <w:t xml:space="preserve">Desenha plano completo: objetivo, contexto, abordagem, justificativas, riscos. Se envolve migracao ou operacao irreversivel, chama agente de risco automaticamente.</w:t>
+              <w:t xml:space="preserve">Desenha plano completo: objetivo, contexto, abordagem, justificativas, riscos. Se envolve migração ou operação irreversível, chama agente de risco automaticamente.</w:t>
             </w:r>
           </w:p>
         </w:tc>
@@ -6544,7 +6529,7 @@
                 <w:sz w:val="20"/>
                 <w:szCs w:val="20"/>
               </w:rPr>
-              <w:t xml:space="preserve">Plano apresentado no chat. Voce le, aprova ou pede ajustes.</w:t>
+              <w:t xml:space="preserve">Plano apresentado no chat. Você lê, aprova ou pede ajustes.</w:t>
             </w:r>
           </w:p>
         </w:tc>
@@ -6591,7 +6576,7 @@
                 <w:sz w:val="22"/>
                 <w:szCs w:val="22"/>
               </w:rPr>
-              <w:t xml:space="preserve">🎯 Mesmo para mudancas simples, o plano e obrigatorio. Essa disciplina evita os erros mais comuns.</w:t>
+              <w:t xml:space="preserve">🎯 Mesmo para mudanças simples, o plano é obrigatório. Essa disciplina evita os erros mais comuns.</w:t>
             </w:r>
           </w:p>
         </w:tc>
@@ -6719,7 +6704,7 @@
                 <w:sz w:val="20"/>
                 <w:szCs w:val="20"/>
               </w:rPr>
-              <w:t xml:space="preserve">👤 Voce</w:t>
+              <w:t xml:space="preserve">👤 Você</w:t>
             </w:r>
           </w:p>
         </w:tc>
@@ -6805,7 +6790,7 @@
                 <w:sz w:val="20"/>
                 <w:szCs w:val="20"/>
               </w:rPr>
-              <w:t xml:space="preserve">Chama dois agentes em paralelo: um compara plano com spec, outro checa coerencia interna. Devolve APPROVED, APPROVED_WITH_CORRECTIONS, NEEDS_REVISION ou NEEDS_HUMAN_REVIEW, com findings BLOCKING, NON-BLOCKING ou EDITORIAL. Quando aplicavel, inclui APPLICABLE_DELTA para orientar correcoes diretamente aplicaveis.</w:t>
+              <w:t xml:space="preserve">Chama dois agentes em paralelo: um compara plano com spec, outro checa coerência interna. Devolve APPROVED, APPROVED_WITH_CORRECTIONS, NEEDS_REVISION ou NEEDS_HUMAN_REVIEW, com findings BLOCKING, NON-BLOCKING ou EDITORIAL. Quando aplicável, inclui APPLICABLE_DELTA para orientar correções diretamente aplicáveis.</w:t>
             </w:r>
           </w:p>
         </w:tc>
@@ -6863,7 +6848,7 @@
                 <w:sz w:val="20"/>
                 <w:szCs w:val="20"/>
               </w:rPr>
-              <w:t xml:space="preserve">Plano APPROVED ou APPROVED_WITH_CORRECTIONS. O framework cria marker .plan-approved que libera o proximo passo. NEEDS_REVISION ou NEEDS_HUMAN_REVIEW nao liberam implementacao.</w:t>
+              <w:t xml:space="preserve">Plano APPROVED ou APPROVED_WITH_CORRECTIONS. O framework cria marker .plan-approved que libera o próximo passo. NEEDS_REVISION ou NEEDS_HUMAN_REVIEW não liberam implementação.</w:t>
             </w:r>
           </w:p>
         </w:tc>
@@ -6910,7 +6895,7 @@
                 <w:sz w:val="22"/>
                 <w:szCs w:val="22"/>
               </w:rPr>
-              <w:t xml:space="preserve">💡 Quando o plano envolve integracao frontend/backend, APIs ou fluxos de mutacao, o /plan tambem antecipa riscos cross-cutting: matriz de erros, classificacao Security Regression Matrix e testes dedicados para middleware, handlers globais e controles de seguranca.</w:t>
+              <w:t xml:space="preserve">💡 Quando o plano envolve integração frontend/backend, APIs ou fluxos de mutação, o /plan também antecipa riscos cross-cutting: matriz de erros, classificação Security Regression Matrix e testes dedicados para middleware, handlers globais e controles de segurança.</w:t>
             </w:r>
           </w:p>
         </w:tc>
@@ -6957,7 +6942,7 @@
                 <w:sz w:val="22"/>
                 <w:szCs w:val="22"/>
               </w:rPr>
-              <w:t xml:space="preserve">⚠️ Portao mecanico: um hook BLOQUEIA criacao de codigo enquanto o plano nao for aprovado pelo /plan-review. Nao e sugestao — e impedimento real.</w:t>
+              <w:t xml:space="preserve">⚠️ Portão mecânico: um hook BLOQUEIA criação de código enquanto o plano não for aprovado pelo /plan-review. Não é sugestão — é impedimento real.</w:t>
             </w:r>
           </w:p>
         </w:tc>
@@ -6977,7 +6962,7 @@
         <w:rPr>
           <w:rFonts w:ascii="Calibri" w:cs="Calibri" w:eastAsia="Calibri" w:hAnsi="Calibri"/>
         </w:rPr>
-        <w:t xml:space="preserve">Passo 6 — ⌨️ Implementar o codigo</w:t>
+        <w:t xml:space="preserve">Passo 6 — ⌨️ Implementar o código</w:t>
       </w:r>
     </w:p>
     <w:tbl>
@@ -7085,7 +7070,7 @@
                 <w:sz w:val="20"/>
                 <w:szCs w:val="20"/>
               </w:rPr>
-              <w:t xml:space="preserve">👤 Voce</w:t>
+              <w:t xml:space="preserve">👤 Você</w:t>
             </w:r>
           </w:p>
         </w:tc>
@@ -7171,7 +7156,7 @@
                 <w:sz w:val="20"/>
                 <w:szCs w:val="20"/>
               </w:rPr>
-              <w:t xml:space="preserve">Escreve codigo arquivo por arquivo. A cada edicao, hooks rodam automaticamente checando sintaxe, secrets, padroes, design tokens, qualidade.</w:t>
+              <w:t xml:space="preserve">Escreve código arquivo por arquivo. A cada edição, hooks rodam automaticamente checando sintaxe, secrets, padrões, design tokens, qualidade.</w:t>
             </w:r>
           </w:p>
         </w:tc>
@@ -7229,7 +7214,7 @@
                 <w:sz w:val="20"/>
                 <w:szCs w:val="20"/>
               </w:rPr>
-              <w:t xml:space="preserve">Arquivos criados sem alertas dos hooks. Codigo sintaticamente valido e sem problemas obvios.</w:t>
+              <w:t xml:space="preserve">Arquivos criados sem alertas dos hooks. Código sintaticamente válido e sem problemas óbvios.</w:t>
             </w:r>
           </w:p>
         </w:tc>
@@ -7249,7 +7234,7 @@
         <w:rPr>
           <w:rFonts w:ascii="Calibri" w:cs="Calibri" w:eastAsia="Calibri" w:hAnsi="Calibri"/>
         </w:rPr>
-        <w:t xml:space="preserve">Passo 7 — 🔍 Revisar o codigo</w:t>
+        <w:t xml:space="preserve">Passo 7 — 🔍 Revisar o código</w:t>
       </w:r>
     </w:p>
     <w:tbl>
@@ -7357,7 +7342,7 @@
                 <w:sz w:val="20"/>
                 <w:szCs w:val="20"/>
               </w:rPr>
-              <w:t xml:space="preserve">👤 Voce</w:t>
+              <w:t xml:space="preserve">👤 Você</w:t>
             </w:r>
           </w:p>
         </w:tc>
@@ -7443,7 +7428,7 @@
                 <w:sz w:val="20"/>
                 <w:szCs w:val="20"/>
               </w:rPr>
-              <w:t xml:space="preserve">Chama em paralelo: revisor de codigo (qualidade senior), auditor de seguranca (vulnerabilidades) e auditor de QA (cobertura de testes).</w:t>
+              <w:t xml:space="preserve">Chama em paralelo: revisor de código (qualidade sênior), auditor de segurança (vulnerabilidades) e auditor de QA (cobertura de testes).</w:t>
             </w:r>
           </w:p>
         </w:tc>
@@ -7501,7 +7486,7 @@
                 <w:sz w:val="20"/>
                 <w:szCs w:val="20"/>
               </w:rPr>
-              <w:t xml:space="preserve">Review publicado com findings classificados por gravidade (CRITICO, ALTO, MEDIO, BAIXO).</w:t>
+              <w:t xml:space="preserve">Review publicado com findings classificados por gravidade (CRÍTICO, ALTO, MÉDIO, BAIXO).</w:t>
             </w:r>
           </w:p>
         </w:tc>
@@ -7521,7 +7506,7 @@
         <w:rPr>
           <w:rFonts w:ascii="Calibri" w:cs="Calibri" w:eastAsia="Calibri" w:hAnsi="Calibri"/>
         </w:rPr>
-        <w:t xml:space="preserve">Passo 8 — 🛡️ Auditoria profunda (quando aplicavel)</w:t>
+        <w:t xml:space="preserve">Passo 8 — 🛡️ Auditoria profunda (quando aplicável)</w:t>
       </w:r>
     </w:p>
     <w:tbl>
@@ -7657,7 +7642,7 @@
                 <w:sz w:val="20"/>
                 <w:szCs w:val="20"/>
               </w:rPr>
-              <w:t xml:space="preserve">Auditoria geral de seguranca e qualidade</w:t>
+              <w:t xml:space="preserve">Auditoria geral de segurança e qualidade</w:t>
             </w:r>
           </w:p>
         </w:tc>
@@ -7715,7 +7700,7 @@
                 <w:sz w:val="20"/>
                 <w:szCs w:val="20"/>
               </w:rPr>
-              <w:t xml:space="preserve">Foco em banco de dados: queries, indices, seguranca, integridade</w:t>
+              <w:t xml:space="preserve">Foco em banco de dados: queries, índices, segurança, integridade</w:t>
             </w:r>
           </w:p>
         </w:tc>
@@ -7773,7 +7758,7 @@
                 <w:sz w:val="20"/>
                 <w:szCs w:val="20"/>
               </w:rPr>
-              <w:t xml:space="preserve">Foco em APIs web: autenticacao, autorizacao, XSS, CSRF, CORS</w:t>
+              <w:t xml:space="preserve">Foco em APIs web: autenticação, autorização, XSS, CSRF, CORS</w:t>
             </w:r>
           </w:p>
         </w:tc>
@@ -7831,7 +7816,7 @@
                 <w:sz w:val="20"/>
                 <w:szCs w:val="20"/>
               </w:rPr>
-              <w:t xml:space="preserve">Foco em Kubernetes: privilegios, network policies, secrets, RBAC</w:t>
+              <w:t xml:space="preserve">Foco em Kubernetes: privilégios, network policies, secrets, RBAC</w:t>
             </w:r>
           </w:p>
         </w:tc>
@@ -7878,7 +7863,7 @@
                 <w:sz w:val="22"/>
                 <w:szCs w:val="22"/>
               </w:rPr>
-              <w:t xml:space="preserve">💡 Nao precisa rodar todas. Use /audit como padrao. Adicione as variantes conforme o projeto.</w:t>
+              <w:t xml:space="preserve">💡 Não precisa rodar todas. Use /audit como padrão. Adicione as variantes conforme o projeto.</w:t>
             </w:r>
           </w:p>
         </w:tc>
@@ -8006,7 +7991,7 @@
                 <w:sz w:val="20"/>
                 <w:szCs w:val="20"/>
               </w:rPr>
-              <w:t xml:space="preserve">👤 Voce</w:t>
+              <w:t xml:space="preserve">👤 Você</w:t>
             </w:r>
           </w:p>
         </w:tc>
@@ -8034,7 +8019,7 @@
                 <w:sz w:val="20"/>
                 <w:szCs w:val="20"/>
               </w:rPr>
-              <w:t xml:space="preserve">Pede ao Claude Code para corrigir os findings, comecando pelos mais graves.</w:t>
+              <w:t xml:space="preserve">Pede ao Claude Code para corrigir os findings, começando pelos mais graves.</w:t>
             </w:r>
           </w:p>
         </w:tc>
@@ -8092,7 +8077,7 @@
                 <w:sz w:val="20"/>
                 <w:szCs w:val="20"/>
               </w:rPr>
-              <w:t xml:space="preserve">Aplica os fixes. Cada correcao passa pelos hooks novamente. Depois do fix, busca o mesmo padrao em TODO o projeto para evitar fix parcial.</w:t>
+              <w:t xml:space="preserve">Aplica os fixes. Cada correção passa pelos hooks novamente. Depois do fix, busca o mesmo padrão em TODO o projeto para evitar fix parcial.</w:t>
             </w:r>
           </w:p>
         </w:tc>
@@ -8150,7 +8135,7 @@
                 <w:sz w:val="20"/>
                 <w:szCs w:val="20"/>
               </w:rPr>
-              <w:t xml:space="preserve">Todos os CRITICOS e ALTOS corrigidos. Re-rodar /review confirma que os findings foram resolvidos.</w:t>
+              <w:t xml:space="preserve">Todos os CRÍTICOS e ALTOS corrigidos. Re-rodar /review confirma que os findings foram resolvidos.</w:t>
             </w:r>
           </w:p>
         </w:tc>
@@ -8170,7 +8155,7 @@
         <w:rPr>
           <w:rFonts w:ascii="Calibri" w:cs="Calibri" w:eastAsia="Calibri" w:hAnsi="Calibri"/>
         </w:rPr>
-        <w:t xml:space="preserve">Passo 10 — 📝 Documentar as decisoes</w:t>
+        <w:t xml:space="preserve">Passo 10 — 📝 Documentar as decisões</w:t>
       </w:r>
     </w:p>
     <w:tbl>
@@ -8278,7 +8263,7 @@
                 <w:sz w:val="20"/>
                 <w:szCs w:val="20"/>
               </w:rPr>
-              <w:t xml:space="preserve">👤 Voce</w:t>
+              <w:t xml:space="preserve">👤 Você</w:t>
             </w:r>
           </w:p>
         </w:tc>
@@ -8364,7 +8349,7 @@
                 <w:sz w:val="20"/>
                 <w:szCs w:val="20"/>
               </w:rPr>
-              <w:t xml:space="preserve">Gera bloco formatado com as justificativas tecnicas: decisao, alternativas rejeitadas, motivo.</w:t>
+              <w:t xml:space="preserve">Gera bloco formatado com as justificativas técnicas: decisão, alternativas rejeitadas, motivo.</w:t>
             </w:r>
           </w:p>
         </w:tc>
@@ -8422,7 +8407,7 @@
                 <w:sz w:val="20"/>
                 <w:szCs w:val="20"/>
               </w:rPr>
-              <w:t xml:space="preserve">Decisoes importantes viraram patrimonio do projeto.</w:t>
+              <w:t xml:space="preserve">Decisões importantes viraram patrimônio do projeto.</w:t>
             </w:r>
           </w:p>
         </w:tc>
@@ -8442,7 +8427,7 @@
         <w:rPr>
           <w:rFonts w:ascii="Calibri" w:cs="Calibri" w:eastAsia="Calibri" w:hAnsi="Calibri"/>
         </w:rPr>
-        <w:t xml:space="preserve">Passo 11 — 🎯 Verificar contra a especificacao</w:t>
+        <w:t xml:space="preserve">Passo 11 — 🎯 Verificar contra a especificação</w:t>
       </w:r>
     </w:p>
     <w:tbl>
@@ -8550,7 +8535,7 @@
                 <w:sz w:val="20"/>
                 <w:szCs w:val="20"/>
               </w:rPr>
-              <w:t xml:space="preserve">👤 Voce</w:t>
+              <w:t xml:space="preserve">👤 Você</w:t>
             </w:r>
           </w:p>
         </w:tc>
@@ -8636,7 +8621,7 @@
                 <w:sz w:val="20"/>
                 <w:szCs w:val="20"/>
               </w:rPr>
-              <w:t xml:space="preserve">Compara cada requisito da spec com o codigo. Marca MATCH, PARCIAL ou MISS. Usa sensores, behaviours e contratos como evidencia mecanica. Para tokens marcados como [literal], grep e apenas sinal inicial: a conformidade exige binding rastreavel ao comportamento verificado.</w:t>
+              <w:t xml:space="preserve">Compara cada requisito da spec com o código. Marca MATCH, PARCIAL ou MISS. Usa sensores, behaviours e contratos como evidência mecânica. Para tokens marcados como [literal], grep é apenas sinal inicial: a conformidade exige binding rastreável ao comportamento verificado.</w:t>
             </w:r>
           </w:p>
         </w:tc>
@@ -8822,7 +8807,7 @@
                 <w:sz w:val="20"/>
                 <w:szCs w:val="20"/>
               </w:rPr>
-              <w:t xml:space="preserve">👤 Voce</w:t>
+              <w:t xml:space="preserve">👤 Você</w:t>
             </w:r>
           </w:p>
         </w:tc>
@@ -8908,7 +8893,7 @@
                 <w:sz w:val="20"/>
                 <w:szCs w:val="20"/>
               </w:rPr>
-              <w:t xml:space="preserve">Checa: build, testes, lint, secrets, config, dependencias, observabilidade, performance. Valida sensores, contratos, behaviours, linters, KB e gaps. Chama risco final.</w:t>
+              <w:t xml:space="preserve">Checa: build, testes, lint, secrets, config, dependências, observabilidade, performance. Valida sensores, contratos, behaviours, linters, KB e gaps. Chama risco final.</w:t>
             </w:r>
           </w:p>
         </w:tc>
@@ -8966,7 +8951,7 @@
                 <w:sz w:val="20"/>
                 <w:szCs w:val="20"/>
               </w:rPr>
-              <w:t xml:space="preserve">Veredicto PRONTO. Se PRONTO COM RESSALVAS, voce decide. Se NAO PRONTO, corrige antes.</w:t>
+              <w:t xml:space="preserve">Veredicto PRONTO. Se PRONTO COM RESSALVAS, você decide. Se NÃO PRONTO, corrige antes.</w:t>
             </w:r>
           </w:p>
         </w:tc>
@@ -9018,17 +9003,12 @@
                 <w:sz w:val="22"/>
                 <w:szCs w:val="22"/>
               </w:rPr>
-              <w:t xml:space="preserve">🎉 Chegou no veredicto PRONTO? Esta pronto para distribuir! O framework garantiu que o projeto passou por todas as camadas de qualidade.</w:t>
+              <w:t xml:space="preserve">🎉 Chegou no veredicto PRONTO? Está pronto para distribuir! O framework garantiu que o projeto passou por todas as camadas de qualidade.</w:t>
             </w:r>
           </w:p>
         </w:tc>
       </w:tr>
     </w:tbl>
-    <w:p>
-      <w:r>
-        <w:br w:type="page"/>
-      </w:r>
-    </w:p>
     <w:p>
       <w:pPr>
         <w:pStyle w:val="Heading1"/>
@@ -9052,7 +9032,7 @@
           <w:sz w:val="22"/>
           <w:szCs w:val="22"/>
         </w:rPr>
-        <w:t xml:space="preserve">Enquanto voce trabalha, o framework tem 12 scripts rodando automaticamente. Voce nao precisa chamar nenhum deles — eles se ativam sozinhos no momento certo.</w:t>
+        <w:t xml:space="preserve">Enquanto você trabalha, o framework tem 12 scripts rodando automaticamente. Você não precisa chamar nenhum deles — eles se ativam sozinhos no momento certo.</w:t>
       </w:r>
     </w:p>
     <w:p>
@@ -9209,7 +9189,7 @@
                 <w:sz w:val="20"/>
                 <w:szCs w:val="20"/>
               </w:rPr>
-              <w:t xml:space="preserve">🚀 Inicio da sessao</w:t>
+              <w:t xml:space="preserve">🚀 Início da sessão</w:t>
             </w:r>
           </w:p>
         </w:tc>
@@ -9265,7 +9245,7 @@
                 <w:sz w:val="20"/>
                 <w:szCs w:val="20"/>
               </w:rPr>
-              <w:t xml:space="preserve">Health check valida que tudo esta instalado; gitignore-guard alerta se o .gitignore nao cobre os minimos da stack detectada</w:t>
+              <w:t xml:space="preserve">Health check valida que tudo está instalado; gitignore-guard alerta se o .gitignore não cobre os mínimos da stack detectada</w:t>
             </w:r>
           </w:p>
         </w:tc>
@@ -9295,7 +9275,7 @@
                 <w:sz w:val="20"/>
                 <w:szCs w:val="20"/>
               </w:rPr>
-              <w:t xml:space="preserve">🛡️ Antes de cada edicao</w:t>
+              <w:t xml:space="preserve">🛡️ Antes de cada edição</w:t>
             </w:r>
           </w:p>
         </w:tc>
@@ -9351,7 +9331,7 @@
                 <w:sz w:val="20"/>
                 <w:szCs w:val="20"/>
               </w:rPr>
-              <w:t xml:space="preserve">Protect-files bloqueia arquivos sensiveis e pre-implementation-gate exige plan-review</w:t>
+              <w:t xml:space="preserve">Protect-files bloqueia arquivos sensíveis e pre-implementation-gate exige plan-review</w:t>
             </w:r>
           </w:p>
         </w:tc>
@@ -9381,7 +9361,7 @@
                 <w:sz w:val="20"/>
                 <w:szCs w:val="20"/>
               </w:rPr>
-              <w:t xml:space="preserve">✅ Depois de cada edicao</w:t>
+              <w:t xml:space="preserve">✅ Depois de cada edição</w:t>
             </w:r>
           </w:p>
         </w:tc>
@@ -9409,7 +9389,7 @@
                 <w:sz w:val="20"/>
                 <w:szCs w:val="20"/>
               </w:rPr>
-              <w:t xml:space="preserve">Assim que o arquivo e salvo</w:t>
+              <w:t xml:space="preserve">Assim que o arquivo é salvo</w:t>
             </w:r>
           </w:p>
         </w:tc>
@@ -9467,7 +9447,7 @@
                 <w:sz w:val="20"/>
                 <w:szCs w:val="20"/>
               </w:rPr>
-              <w:t xml:space="preserve">📝 Quando voce fecha</w:t>
+              <w:t xml:space="preserve">📝 Quando você fecha</w:t>
             </w:r>
           </w:p>
         </w:tc>
@@ -9523,7 +9503,7 @@
                 <w:sz w:val="20"/>
                 <w:szCs w:val="20"/>
               </w:rPr>
-              <w:t xml:space="preserve">Session-summary grava handoff operacional de 6 secoes</w:t>
+              <w:t xml:space="preserve">Session-summary grava handoff operacional de 6 seções</w:t>
             </w:r>
           </w:p>
         </w:tc>
@@ -9581,7 +9561,7 @@
                 <w:sz w:val="20"/>
                 <w:szCs w:val="20"/>
               </w:rPr>
-              <w:t xml:space="preserve">No encerramento da sessao</w:t>
+              <w:t xml:space="preserve">No encerramento da sessão</w:t>
             </w:r>
           </w:p>
         </w:tc>
@@ -9609,7 +9589,7 @@
                 <w:sz w:val="20"/>
                 <w:szCs w:val="20"/>
               </w:rPr>
-              <w:t xml:space="preserve">Session-cleanup limpa temporarios (timeout 1.5s)</w:t>
+              <w:t xml:space="preserve">Session-cleanup limpa temporários (timeout 1.5s)</w:t>
             </w:r>
           </w:p>
         </w:tc>
@@ -9825,7 +9805,7 @@
                 <w:sz w:val="20"/>
                 <w:szCs w:val="20"/>
               </w:rPr>
-              <w:t xml:space="preserve">API keys, senhas, tokens colados direto no codigo</w:t>
+              <w:t xml:space="preserve">API keys, senhas, tokens colados direto no código</w:t>
             </w:r>
           </w:p>
         </w:tc>
@@ -9883,7 +9863,7 @@
                 <w:sz w:val="20"/>
                 <w:szCs w:val="20"/>
               </w:rPr>
-              <w:t xml:space="preserve">Codigo perigoso</w:t>
+              <w:t xml:space="preserve">Código perigoso</w:t>
             </w:r>
           </w:p>
         </w:tc>
@@ -9911,7 +9891,7 @@
                 <w:sz w:val="20"/>
                 <w:szCs w:val="20"/>
               </w:rPr>
-              <w:t xml:space="preserve">eval(), exec(), Function() e execucoes dinamicas</w:t>
+              <w:t xml:space="preserve">eval(), exec(), Function() e execuções dinâmicas</w:t>
             </w:r>
           </w:p>
         </w:tc>
@@ -10055,7 +10035,7 @@
                 <w:sz w:val="20"/>
                 <w:szCs w:val="20"/>
               </w:rPr>
-              <w:t xml:space="preserve">Nao-determinismo</w:t>
+              <w:t xml:space="preserve">Não-determinismo</w:t>
             </w:r>
           </w:p>
         </w:tc>
@@ -10141,7 +10121,7 @@
                 <w:sz w:val="20"/>
                 <w:szCs w:val="20"/>
               </w:rPr>
-              <w:t xml:space="preserve">Arquivos sensiveis</w:t>
+              <w:t xml:space="preserve">Arquivos sensíveis</w:t>
             </w:r>
           </w:p>
         </w:tc>
@@ -10169,7 +10149,7 @@
                 <w:sz w:val="20"/>
                 <w:szCs w:val="20"/>
               </w:rPr>
-              <w:t xml:space="preserve">Edicoes em .git/, lockfiles, arquivos de build</w:t>
+              <w:t xml:space="preserve">Edições em .git/, lockfiles, arquivos de build</w:t>
             </w:r>
           </w:p>
         </w:tc>
@@ -10227,7 +10207,7 @@
                 <w:sz w:val="20"/>
                 <w:szCs w:val="20"/>
               </w:rPr>
-              <w:t xml:space="preserve">Pulos de portao</w:t>
+              <w:t xml:space="preserve">Pulos de portão</w:t>
             </w:r>
           </w:p>
         </w:tc>
@@ -10255,7 +10235,7 @@
                 <w:sz w:val="20"/>
                 <w:szCs w:val="20"/>
               </w:rPr>
-              <w:t xml:space="preserve">Codigo criado sem plan-review aprovado</w:t>
+              <w:t xml:space="preserve">Código criado sem plan-review aprovado</w:t>
             </w:r>
           </w:p>
         </w:tc>
@@ -10313,7 +10293,7 @@
                 <w:sz w:val="20"/>
                 <w:szCs w:val="20"/>
               </w:rPr>
-              <w:t xml:space="preserve">Loops de edicao</w:t>
+              <w:t xml:space="preserve">Loops de edição</w:t>
             </w:r>
           </w:p>
         </w:tc>
@@ -10341,7 +10321,7 @@
                 <w:sz w:val="20"/>
                 <w:szCs w:val="20"/>
               </w:rPr>
-              <w:t xml:space="preserve">Mesmo arquivo editado em circulo sem progresso (3a alerta, 5a bloqueio)</w:t>
+              <w:t xml:space="preserve">Mesmo arquivo editado em círculo sem progresso (3ª alerta, 5ª bloqueio)</w:t>
             </w:r>
           </w:p>
         </w:tc>
@@ -10427,7 +10407,7 @@
                 <w:sz w:val="20"/>
                 <w:szCs w:val="20"/>
               </w:rPr>
-              <w:t xml:space="preserve">Python que nao compila, erros obvios</w:t>
+              <w:t xml:space="preserve">Python que não compila, erros óbvios</w:t>
             </w:r>
           </w:p>
         </w:tc>
@@ -10565,17 +10545,12 @@
                 <w:sz w:val="22"/>
                 <w:szCs w:val="22"/>
               </w:rPr>
-              <w:t xml:space="preserve">💡 Voce nao precisa lembrar de nada. Todos esses checks sao automaticos. Voce so vai perceber quando algo der problema — e ai o framework mostra exatamente o que, onde e como resolver.</w:t>
+              <w:t xml:space="preserve">💡 Você não precisa lembrar de nada. Todos esses checks são automáticos. Você só vai perceber quando algo der problema — e aí o framework mostra exatamente o que, onde e como resolver.</w:t>
             </w:r>
           </w:p>
         </w:tc>
       </w:tr>
     </w:tbl>
-    <w:p>
-      <w:r>
-        <w:br w:type="page"/>
-      </w:r>
-    </w:p>
     <w:p>
       <w:pPr>
         <w:pStyle w:val="Heading1"/>
@@ -10892,7 +10867,7 @@
                 <w:sz w:val="20"/>
                 <w:szCs w:val="20"/>
               </w:rPr>
-              <w:t xml:space="preserve">Direcao e padroes</w:t>
+              <w:t xml:space="preserve">Direção e padrões</w:t>
             </w:r>
           </w:p>
         </w:tc>
@@ -10978,7 +10953,7 @@
                 <w:sz w:val="20"/>
                 <w:szCs w:val="20"/>
               </w:rPr>
-              <w:t xml:space="preserve">Mecanica auto</w:t>
+              <w:t xml:space="preserve">Mecânica auto</w:t>
             </w:r>
           </w:p>
         </w:tc>
@@ -11092,7 +11067,7 @@
                 <w:sz w:val="20"/>
                 <w:szCs w:val="20"/>
               </w:rPr>
-              <w:t xml:space="preserve">3 — Memoria</w:t>
+              <w:t xml:space="preserve">3 — Memória</w:t>
             </w:r>
           </w:p>
         </w:tc>
@@ -11148,7 +11123,7 @@
                 <w:sz w:val="20"/>
                 <w:szCs w:val="20"/>
               </w:rPr>
-              <w:t xml:space="preserve">Entre sessoes</w:t>
+              <w:t xml:space="preserve">Entre sessões</w:t>
             </w:r>
           </w:p>
         </w:tc>
@@ -11262,7 +11237,7 @@
                 <w:sz w:val="20"/>
                 <w:szCs w:val="20"/>
               </w:rPr>
-              <w:t xml:space="preserve">Validacao indep.</w:t>
+              <w:t xml:space="preserve">Validação indep.</w:t>
             </w:r>
           </w:p>
         </w:tc>
@@ -11290,7 +11265,7 @@
                 <w:sz w:val="20"/>
                 <w:szCs w:val="20"/>
               </w:rPr>
-              <w:t xml:space="preserve">Apos command</w:t>
+              <w:t xml:space="preserve">Após command</w:t>
             </w:r>
           </w:p>
         </w:tc>
@@ -11506,7 +11481,7 @@
                 <w:sz w:val="20"/>
                 <w:szCs w:val="20"/>
               </w:rPr>
-              <w:t xml:space="preserve">🔐 Seguranca</w:t>
+              <w:t xml:space="preserve">🔐 Segurança</w:t>
             </w:r>
           </w:p>
         </w:tc>
@@ -11562,7 +11537,7 @@
                 <w:sz w:val="20"/>
                 <w:szCs w:val="20"/>
               </w:rPr>
-              <w:t xml:space="preserve">Checklist de seguranca por area</w:t>
+              <w:t xml:space="preserve">Checklist de segurança por área</w:t>
             </w:r>
           </w:p>
         </w:tc>
@@ -11648,7 +11623,7 @@
                 <w:sz w:val="20"/>
                 <w:szCs w:val="20"/>
               </w:rPr>
-              <w:t xml:space="preserve">Criterios senior, testes, padroes recorrentes e contratos de integracao</w:t>
+              <w:t xml:space="preserve">Critérios sênior, testes, padrões recorrentes e contratos de integração</w:t>
             </w:r>
           </w:p>
         </w:tc>
@@ -11820,7 +11795,7 @@
                 <w:sz w:val="20"/>
                 <w:szCs w:val="20"/>
               </w:rPr>
-              <w:t xml:space="preserve">Como rastrear fases e memoria</w:t>
+              <w:t xml:space="preserve">Como rastrear fases e memória</w:t>
             </w:r>
           </w:p>
         </w:tc>
@@ -11992,7 +11967,7 @@
                 <w:sz w:val="20"/>
                 <w:szCs w:val="20"/>
               </w:rPr>
-              <w:t xml:space="preserve">Verificacao mecanica declarativa</w:t>
+              <w:t xml:space="preserve">Verificação mecânica declarativa</w:t>
             </w:r>
           </w:p>
         </w:tc>
@@ -12022,7 +11997,7 @@
                 <w:sz w:val="20"/>
                 <w:szCs w:val="20"/>
               </w:rPr>
-              <w:t xml:space="preserve">📚 Gestao</w:t>
+              <w:t xml:space="preserve">📚 Gestão</w:t>
             </w:r>
           </w:p>
         </w:tc>
@@ -12112,7 +12087,7 @@
           <w:sz w:val="22"/>
           <w:szCs w:val="22"/>
         </w:rPr>
-        <w:t xml:space="preserve">O Codex (GPT-5.4) e revisor adversarial. Claude implementa, Codex questiona — duas IAs de empresas diferentes. O Codex e chamado AUTOMATICAMENTE apos cada command do framework.</w:t>
+        <w:t xml:space="preserve">O Codex (GPT-5.4) é revisor adversarial. Claude implementa, Codex questiona — duas IAs de empresas diferentes. O Codex é chamado AUTOMATICAMENTE após cada command do framework.</w:t>
       </w:r>
     </w:p>
     <w:tbl>
@@ -12220,7 +12195,7 @@
                 <w:sz w:val="20"/>
                 <w:szCs w:val="20"/>
               </w:rPr>
-              <w:t xml:space="preserve">Apos /spec-create</w:t>
+              <w:t xml:space="preserve">Após /spec-create</w:t>
             </w:r>
           </w:p>
         </w:tc>
@@ -12278,7 +12253,7 @@
                 <w:sz w:val="20"/>
                 <w:szCs w:val="20"/>
               </w:rPr>
-              <w:t xml:space="preserve">Apos /plan</w:t>
+              <w:t xml:space="preserve">Após /plan</w:t>
             </w:r>
           </w:p>
         </w:tc>
@@ -12306,7 +12281,7 @@
                 <w:sz w:val="20"/>
                 <w:szCs w:val="20"/>
               </w:rPr>
-              <w:t xml:space="preserve">Plano vs spec, viabilidade tecnica</w:t>
+              <w:t xml:space="preserve">Plano vs spec, viabilidade técnica</w:t>
             </w:r>
           </w:p>
         </w:tc>
@@ -12336,7 +12311,7 @@
                 <w:sz w:val="20"/>
                 <w:szCs w:val="20"/>
               </w:rPr>
-              <w:t xml:space="preserve">Apos implementacao</w:t>
+              <w:t xml:space="preserve">Após implementação</w:t>
             </w:r>
           </w:p>
         </w:tc>
@@ -12364,7 +12339,7 @@
                 <w:sz w:val="20"/>
                 <w:szCs w:val="20"/>
               </w:rPr>
-              <w:t xml:space="preserve">Implementacao completa e correta</w:t>
+              <w:t xml:space="preserve">Implementação completa e correta</w:t>
             </w:r>
           </w:p>
         </w:tc>
@@ -12394,7 +12369,7 @@
                 <w:sz w:val="20"/>
                 <w:szCs w:val="20"/>
               </w:rPr>
-              <w:t xml:space="preserve">Apos /review e /audit</w:t>
+              <w:t xml:space="preserve">Após /review e /audit</w:t>
             </w:r>
           </w:p>
         </w:tc>
@@ -12422,7 +12397,7 @@
                 <w:sz w:val="20"/>
                 <w:szCs w:val="20"/>
               </w:rPr>
-              <w:t xml:space="preserve">Rigor da revisao, vulnerabilidades nao detectadas</w:t>
+              <w:t xml:space="preserve">Rigor da revisão, vulnerabilidades não detectadas</w:t>
             </w:r>
           </w:p>
         </w:tc>
@@ -12480,7 +12455,7 @@
                 <w:sz w:val="20"/>
                 <w:szCs w:val="20"/>
               </w:rPr>
-              <w:t xml:space="preserve">Revisao final de seguranca e qualidade</w:t>
+              <w:t xml:space="preserve">Revisão final de segurança e qualidade</w:t>
             </w:r>
           </w:p>
         </w:tc>
@@ -12532,17 +12507,12 @@
                 <w:sz w:val="22"/>
                 <w:szCs w:val="22"/>
               </w:rPr>
-              <w:t xml:space="preserve">📝 Aplicacao automatica: voce nunca precisa abrir uma regra manualmente. Quando um comando roda, ele ja sabe quais regras consultar.</w:t>
+              <w:t xml:space="preserve">📝 Aplicação automática: você nunca precisa abrir uma regra manualmente. Quando um comando roda, ele já sabe quais regras consultar.</w:t>
             </w:r>
           </w:p>
         </w:tc>
       </w:tr>
     </w:tbl>
-    <w:p>
-      <w:r>
-        <w:br w:type="page"/>
-      </w:r>
-    </w:p>
     <w:p>
       <w:pPr>
         <w:pStyle w:val="Heading1"/>
@@ -12552,7 +12522,7 @@
         <w:rPr>
           <w:rFonts w:ascii="Calibri" w:cs="Calibri" w:eastAsia="Calibri" w:hAnsi="Calibri"/>
         </w:rPr>
-        <w:t xml:space="preserve">7. 🔧 Comandos que voce usa</w:t>
+        <w:t xml:space="preserve">7. 🔧 Comandos que você usa</w:t>
       </w:r>
     </w:p>
     <w:p>
@@ -12566,7 +12536,7 @@
           <w:sz w:val="22"/>
           <w:szCs w:val="22"/>
         </w:rPr>
-        <w:t xml:space="preserve">Referencia completa dos 30 commands. Use como consulta rapida no dia a dia.</w:t>
+        <w:t xml:space="preserve">Referência completa dos 30 commands. Use como consulta rápida no dia a dia.</w:t>
       </w:r>
     </w:p>
     <w:p>
@@ -12583,7 +12553,7 @@
         <w:rPr>
           <w:rFonts w:ascii="Calibri" w:cs="Calibri" w:eastAsia="Calibri" w:hAnsi="Calibri"/>
         </w:rPr>
-        <w:t xml:space="preserve">🏗️ Especificacao e planejamento</w:t>
+        <w:t xml:space="preserve">🏗️ Especificação e planejamento</w:t>
       </w:r>
     </w:p>
     <w:tbl>
@@ -12719,7 +12689,7 @@
                 <w:sz w:val="20"/>
                 <w:szCs w:val="20"/>
               </w:rPr>
-              <w:t xml:space="preserve">Cria a especificacao do projeto em modo conversa guiada</w:t>
+              <w:t xml:space="preserve">Cria a especificação do projeto em modo conversa guiada</w:t>
             </w:r>
           </w:p>
         </w:tc>
@@ -12777,7 +12747,7 @@
                 <w:sz w:val="20"/>
                 <w:szCs w:val="20"/>
               </w:rPr>
-              <w:t xml:space="preserve">Valida se a especificacao esta pronta para implementar</w:t>
+              <w:t xml:space="preserve">Valida se a especificação está pronta para implementar</w:t>
             </w:r>
           </w:p>
         </w:tc>
@@ -12835,7 +12805,7 @@
                 <w:sz w:val="20"/>
                 <w:szCs w:val="20"/>
               </w:rPr>
-              <w:t xml:space="preserve">Cria o plano de implementacao antes de codar</w:t>
+              <w:t xml:space="preserve">Cria o plano de implementação antes de codar</w:t>
             </w:r>
           </w:p>
         </w:tc>
@@ -12893,7 +12863,7 @@
                 <w:sz w:val="20"/>
                 <w:szCs w:val="20"/>
               </w:rPr>
-              <w:t xml:space="preserve">Revisa o plano (portao obrigatorio antes de implementar)</w:t>
+              <w:t xml:space="preserve">Revisa o plano (portão obrigatório antes de implementar)</w:t>
             </w:r>
           </w:p>
         </w:tc>
@@ -13009,7 +12979,7 @@
                 <w:sz w:val="20"/>
                 <w:szCs w:val="20"/>
               </w:rPr>
-              <w:t xml:space="preserve">Gera opcoes de Design System para aprovacao</w:t>
+              <w:t xml:space="preserve">Gera opções de Design System para aprovação</w:t>
             </w:r>
           </w:p>
         </w:tc>
@@ -13029,7 +12999,7 @@
         <w:rPr>
           <w:rFonts w:ascii="Calibri" w:cs="Calibri" w:eastAsia="Calibri" w:hAnsi="Calibri"/>
         </w:rPr>
-        <w:t xml:space="preserve">🔍 Revisao e auditoria</w:t>
+        <w:t xml:space="preserve">🔍 Revisão e auditoria</w:t>
       </w:r>
     </w:p>
     <w:tbl>
@@ -13165,7 +13135,7 @@
                 <w:sz w:val="20"/>
                 <w:szCs w:val="20"/>
               </w:rPr>
-              <w:t xml:space="preserve">Revisao de codigo em multiplas dimensoes (qualidade, seguranca, QA)</w:t>
+              <w:t xml:space="preserve">Revisão de código em múltiplas dimensões (qualidade, segurança, QA)</w:t>
             </w:r>
           </w:p>
         </w:tc>
@@ -13223,7 +13193,7 @@
                 <w:sz w:val="20"/>
                 <w:szCs w:val="20"/>
               </w:rPr>
-              <w:t xml:space="preserve">Auditoria completa de seguranca e qualidade</w:t>
+              <w:t xml:space="preserve">Auditoria completa de segurança e qualidade</w:t>
             </w:r>
           </w:p>
         </w:tc>
@@ -13339,7 +13309,7 @@
                 <w:sz w:val="20"/>
                 <w:szCs w:val="20"/>
               </w:rPr>
-              <w:t xml:space="preserve">Auditoria focada em APIs e aplicacoes web</w:t>
+              <w:t xml:space="preserve">Auditoria focada em APIs e aplicações web</w:t>
             </w:r>
           </w:p>
         </w:tc>
@@ -13417,7 +13387,7 @@
         <w:rPr>
           <w:rFonts w:ascii="Calibri" w:cs="Calibri" w:eastAsia="Calibri" w:hAnsi="Calibri"/>
         </w:rPr>
-        <w:t xml:space="preserve">🎯 Verificacao e entrega</w:t>
+        <w:t xml:space="preserve">🎯 Verificação e entrega</w:t>
       </w:r>
     </w:p>
     <w:tbl>
@@ -13669,7 +13639,7 @@
                 <w:sz w:val="20"/>
                 <w:szCs w:val="20"/>
               </w:rPr>
-              <w:t xml:space="preserve">Documenta as justificativas tecnicas das decisoes</w:t>
+              <w:t xml:space="preserve">Documenta as justificativas técnicas das decisões</w:t>
             </w:r>
           </w:p>
         </w:tc>
@@ -13689,7 +13659,7 @@
         <w:rPr>
           <w:rFonts w:ascii="Calibri" w:cs="Calibri" w:eastAsia="Calibri" w:hAnsi="Calibri"/>
         </w:rPr>
-        <w:t xml:space="preserve">🧭 Estado e manutencao</w:t>
+        <w:t xml:space="preserve">🧭 Estado e manutenção</w:t>
       </w:r>
     </w:p>
     <w:tbl>
@@ -13825,7 +13795,7 @@
                 <w:sz w:val="20"/>
                 <w:szCs w:val="20"/>
               </w:rPr>
-              <w:t xml:space="preserve">Mostra estado atual do projeto, pendencias e bloqueios</w:t>
+              <w:t xml:space="preserve">Mostra estado atual do projeto, pendências e bloqueios</w:t>
             </w:r>
           </w:p>
         </w:tc>
@@ -13883,7 +13853,7 @@
                 <w:sz w:val="20"/>
                 <w:szCs w:val="20"/>
               </w:rPr>
-              <w:t xml:space="preserve">Reorganiza a memoria do projeto</w:t>
+              <w:t xml:space="preserve">Reorganiza a memória do projeto</w:t>
             </w:r>
           </w:p>
         </w:tc>
@@ -13961,7 +13931,7 @@
         <w:rPr>
           <w:rFonts w:ascii="Calibri" w:cs="Calibri" w:eastAsia="Calibri" w:hAnsi="Calibri"/>
         </w:rPr>
-        <w:t xml:space="preserve">📡 Camadas avancadas</w:t>
+        <w:t xml:space="preserve">📡 Camadas avançadas</w:t>
       </w:r>
     </w:p>
     <w:tbl>
@@ -14097,7 +14067,7 @@
                 <w:sz w:val="20"/>
                 <w:szCs w:val="20"/>
               </w:rPr>
-              <w:t xml:space="preserve">Executa sensores mecanicos e produz veredicto por exit code</w:t>
+              <w:t xml:space="preserve">Executa sensores mecânicos e produz veredicto por exit code</w:t>
             </w:r>
           </w:p>
         </w:tc>
@@ -14155,7 +14125,7 @@
                 <w:sz w:val="20"/>
                 <w:szCs w:val="20"/>
               </w:rPr>
-              <w:t xml:space="preserve">Cria contrato de execucao da fase (upstream)</w:t>
+              <w:t xml:space="preserve">Cria contrato de execução da fase (upstream)</w:t>
             </w:r>
           </w:p>
         </w:tc>
@@ -14271,7 +14241,7 @@
                 <w:sz w:val="20"/>
                 <w:szCs w:val="20"/>
               </w:rPr>
-              <w:t xml:space="preserve">Cria sprint contract (entrega atomica 1-2h)</w:t>
+              <w:t xml:space="preserve">Cria sprint contract (entrega atômica 1-2h)</w:t>
             </w:r>
           </w:p>
         </w:tc>
@@ -14387,7 +14357,7 @@
                 <w:sz w:val="20"/>
                 <w:szCs w:val="20"/>
               </w:rPr>
-              <w:t xml:space="preserve">Fecha sprint com confirmacao humana</w:t>
+              <w:t xml:space="preserve">Fecha sprint com confirmação humana</w:t>
             </w:r>
           </w:p>
         </w:tc>
@@ -14677,7 +14647,7 @@
                 <w:sz w:val="20"/>
                 <w:szCs w:val="20"/>
               </w:rPr>
-              <w:t xml:space="preserve">Detecta capability gaps (lacunas de verificacao)</w:t>
+              <w:t xml:space="preserve">Detecta capability gaps (lacunas de verificação)</w:t>
             </w:r>
           </w:p>
         </w:tc>
@@ -14741,11 +14711,6 @@
         </w:tc>
       </w:tr>
     </w:tbl>
-    <w:p>
-      <w:r>
-        <w:br w:type="page"/>
-      </w:r>
-    </w:p>
     <w:p>
       <w:pPr>
         <w:pStyle w:val="Heading1"/>
@@ -14769,7 +14734,7 @@
           <w:sz w:val="22"/>
           <w:szCs w:val="22"/>
         </w:rPr>
-        <w:t xml:space="preserve">Agentes sao 'especialistas virtuais' que o framework chama quando precisa de analise especifica. Voce nao chama agentes diretamente — os comandos fazem isso por voce.</w:t>
+        <w:t xml:space="preserve">Agentes são 'especialistas virtuais' que o framework chama quando precisa de análise específica. Você não chama agentes diretamente — os comandos fazem isso por você.</w:t>
       </w:r>
     </w:p>
     <w:p>
@@ -14986,7 +14951,7 @@
                 <w:sz w:val="20"/>
                 <w:szCs w:val="20"/>
               </w:rPr>
-              <w:t xml:space="preserve">Criar especificacao</w:t>
+              <w:t xml:space="preserve">Criar especificação</w:t>
             </w:r>
           </w:p>
         </w:tc>
@@ -15100,7 +15065,7 @@
                 <w:sz w:val="20"/>
                 <w:szCs w:val="20"/>
               </w:rPr>
-              <w:t xml:space="preserve">Planejar implementacao</w:t>
+              <w:t xml:space="preserve">Planejar implementação</w:t>
             </w:r>
           </w:p>
         </w:tc>
@@ -15156,7 +15121,7 @@
                 <w:sz w:val="20"/>
                 <w:szCs w:val="20"/>
               </w:rPr>
-              <w:t xml:space="preserve">Desenha plano tecnico completo</w:t>
+              <w:t xml:space="preserve">Desenha plano técnico completo</w:t>
             </w:r>
           </w:p>
         </w:tc>
@@ -15270,7 +15235,7 @@
                 <w:sz w:val="20"/>
                 <w:szCs w:val="20"/>
               </w:rPr>
-              <w:t xml:space="preserve">Verifica se plano e fiel a spec</w:t>
+              <w:t xml:space="preserve">Verifica se plano é fiel à spec</w:t>
             </w:r>
           </w:p>
         </w:tc>
@@ -15328,7 +15293,7 @@
                 <w:sz w:val="20"/>
                 <w:szCs w:val="20"/>
               </w:rPr>
-              <w:t xml:space="preserve">Coerencia do plano</w:t>
+              <w:t xml:space="preserve">Coerência do plano</w:t>
             </w:r>
           </w:p>
         </w:tc>
@@ -15384,7 +15349,7 @@
                 <w:sz w:val="20"/>
                 <w:szCs w:val="20"/>
               </w:rPr>
-              <w:t xml:space="preserve">Checa contagens, dependencias, refs cruzadas</w:t>
+              <w:t xml:space="preserve">Checa contagens, dependências, refs cruzadas</w:t>
             </w:r>
           </w:p>
         </w:tc>
@@ -15442,7 +15407,7 @@
                 <w:sz w:val="20"/>
                 <w:szCs w:val="20"/>
               </w:rPr>
-              <w:t xml:space="preserve">Revisao de codigo</w:t>
+              <w:t xml:space="preserve">Revisão de código</w:t>
             </w:r>
           </w:p>
         </w:tc>
@@ -15498,7 +15463,7 @@
                 <w:sz w:val="20"/>
                 <w:szCs w:val="20"/>
               </w:rPr>
-              <w:t xml:space="preserve">Aplica criterios de dev senior</w:t>
+              <w:t xml:space="preserve">Aplica critérios de dev sênior</w:t>
             </w:r>
           </w:p>
         </w:tc>
@@ -15556,7 +15521,7 @@
                 <w:sz w:val="20"/>
                 <w:szCs w:val="20"/>
               </w:rPr>
-              <w:t xml:space="preserve">Auditoria de seguranca</w:t>
+              <w:t xml:space="preserve">Auditoria de segurança</w:t>
             </w:r>
           </w:p>
         </w:tc>
@@ -15726,7 +15691,7 @@
                 <w:sz w:val="20"/>
                 <w:szCs w:val="20"/>
               </w:rPr>
-              <w:t xml:space="preserve">Detecta codigo sem testes, classifica por risco</w:t>
+              <w:t xml:space="preserve">Detecta código sem testes, classifica por risco</w:t>
             </w:r>
           </w:p>
         </w:tc>
@@ -15784,7 +15749,7 @@
                 <w:sz w:val="20"/>
                 <w:szCs w:val="20"/>
               </w:rPr>
-              <w:t xml:space="preserve">Analise de risco</w:t>
+              <w:t xml:space="preserve">Análise de risco</w:t>
             </w:r>
           </w:p>
         </w:tc>
@@ -15840,7 +15805,7 @@
                 <w:sz w:val="20"/>
                 <w:szCs w:val="20"/>
               </w:rPr>
-              <w:t xml:space="preserve">Avalia irreversibilidade, incognitas, debito</w:t>
+              <w:t xml:space="preserve">Avalia irreversibilidade, incógnitas, débito</w:t>
             </w:r>
           </w:p>
         </w:tc>
@@ -15939,7 +15904,7 @@
                 <w:sz w:val="20"/>
                 <w:szCs w:val="20"/>
               </w:rPr>
-              <w:t xml:space="preserve">Caracteristica</w:t>
+              <w:t xml:space="preserve">Característica</w:t>
             </w:r>
           </w:p>
         </w:tc>
@@ -16028,7 +15993,7 @@
                 <w:sz w:val="20"/>
                 <w:szCs w:val="20"/>
               </w:rPr>
-              <w:t xml:space="preserve">Aparece em varios comandos nao relacionados</w:t>
+              <w:t xml:space="preserve">Aparece em vários comandos não relacionados</w:t>
             </w:r>
           </w:p>
         </w:tc>
@@ -16056,7 +16021,7 @@
                 <w:sz w:val="20"/>
                 <w:szCs w:val="20"/>
               </w:rPr>
-              <w:t xml:space="preserve">risk-assessment e chamado por /plan e /ship-check</w:t>
+              <w:t xml:space="preserve">risk-assessment é chamado por /plan e /ship-check</w:t>
             </w:r>
           </w:p>
         </w:tc>
@@ -16114,7 +16079,7 @@
                 <w:sz w:val="20"/>
                 <w:szCs w:val="20"/>
               </w:rPr>
-              <w:t xml:space="preserve">Aparece em um comando ou familia coesa</w:t>
+              <w:t xml:space="preserve">Aparece em um comando ou família coesa</w:t>
             </w:r>
           </w:p>
         </w:tc>
@@ -16142,7 +16107,7 @@
                 <w:sz w:val="20"/>
                 <w:szCs w:val="20"/>
               </w:rPr>
-              <w:t xml:space="preserve">security-auditor e chamado por /audit, /web-audit, /db-audit, /k8s-audit</w:t>
+              <w:t xml:space="preserve">security-auditor é chamado por /audit, /web-audit, /db-audit, /k8s-audit</w:t>
             </w:r>
           </w:p>
         </w:tc>
@@ -16194,17 +16159,12 @@
                 <w:sz w:val="22"/>
                 <w:szCs w:val="22"/>
               </w:rPr>
-              <w:t xml:space="preserve">💡 Voce nao precisa saber nada disso para usar o framework. Mas quando vir mensagens tipo 'invocando risk-assessment', vai entender do que se trata.</w:t>
+              <w:t xml:space="preserve">💡 Você não precisa saber nada disso para usar o framework. Mas quando vir mensagens tipo 'invocando risk-assessment', vai entender do que se trata.</w:t>
             </w:r>
           </w:p>
         </w:tc>
       </w:tr>
     </w:tbl>
-    <w:p>
-      <w:r>
-        <w:br w:type="page"/>
-      </w:r>
-    </w:p>
     <w:p>
       <w:pPr>
         <w:pStyle w:val="Heading1"/>
@@ -16228,7 +16188,7 @@
           <w:sz w:val="22"/>
           <w:szCs w:val="22"/>
         </w:rPr>
-        <w:t xml:space="preserve">O framework tem 30+ regras em arquivos .md dentro da pasta .claude/rules/. Elas nao sao documentacao — sao ativamente aplicadas em cada comando.</w:t>
+        <w:t xml:space="preserve">O framework tem 30+ regras em arquivos .md dentro da pasta .claude/rules/. Elas não são documentação — são ativamente aplicadas em cada comando.</w:t>
       </w:r>
     </w:p>
     <w:p>
@@ -16373,7 +16333,7 @@
                 <w:sz w:val="20"/>
                 <w:szCs w:val="20"/>
               </w:rPr>
-              <w:t xml:space="preserve">🔐 Seguranca</w:t>
+              <w:t xml:space="preserve">🔐 Segurança</w:t>
             </w:r>
           </w:p>
         </w:tc>
@@ -16429,7 +16389,7 @@
                 <w:sz w:val="20"/>
                 <w:szCs w:val="20"/>
               </w:rPr>
-              <w:t xml:space="preserve">Checklists de seguranca por area</w:t>
+              <w:t xml:space="preserve">Checklists de segurança por área</w:t>
             </w:r>
           </w:p>
         </w:tc>
@@ -16459,7 +16419,7 @@
                 <w:sz w:val="20"/>
                 <w:szCs w:val="20"/>
               </w:rPr>
-              <w:t xml:space="preserve">✅ Qualidade de codigo</w:t>
+              <w:t xml:space="preserve">✅ Qualidade de código</w:t>
             </w:r>
           </w:p>
         </w:tc>
@@ -16515,7 +16475,7 @@
                 <w:sz w:val="20"/>
                 <w:szCs w:val="20"/>
               </w:rPr>
-              <w:t xml:space="preserve">Criterios senior, testes, padroes recorrentes e contratos de integracao</w:t>
+              <w:t xml:space="preserve">Critérios sênior, testes, padrões recorrentes e contratos de integração</w:t>
             </w:r>
           </w:p>
         </w:tc>
@@ -16803,7 +16763,7 @@
                 <w:sz w:val="20"/>
                 <w:szCs w:val="20"/>
               </w:rPr>
-              <w:t xml:space="preserve">🔄 Execucao e memoria</w:t>
+              <w:t xml:space="preserve">🔄 Execução e memória</w:t>
             </w:r>
           </w:p>
         </w:tc>
@@ -16859,7 +16819,7 @@
                 <w:sz w:val="20"/>
                 <w:szCs w:val="20"/>
               </w:rPr>
-              <w:t xml:space="preserve">Como rastrear fases e memoria persistente</w:t>
+              <w:t xml:space="preserve">Como rastrear fases e memória persistente</w:t>
             </w:r>
           </w:p>
         </w:tc>
@@ -16945,7 +16905,7 @@
                 <w:sz w:val="20"/>
                 <w:szCs w:val="20"/>
               </w:rPr>
-              <w:t xml:space="preserve">Como agentes se comunicam e quando review e valido</w:t>
+              <w:t xml:space="preserve">Como agentes se comunicam e quando review é válido</w:t>
             </w:r>
           </w:p>
         </w:tc>
@@ -16975,7 +16935,7 @@
                 <w:sz w:val="20"/>
                 <w:szCs w:val="20"/>
               </w:rPr>
-              <w:t xml:space="preserve">📊 Evidencia</w:t>
+              <w:t xml:space="preserve">📊 Evidência</w:t>
             </w:r>
           </w:p>
         </w:tc>
@@ -17031,7 +16991,7 @@
                 <w:sz w:val="20"/>
                 <w:szCs w:val="20"/>
               </w:rPr>
-              <w:t xml:space="preserve">Todo achado precisa de prova rastreavel</w:t>
+              <w:t xml:space="preserve">Todo achado precisa de prova rastreável</w:t>
             </w:r>
           </w:p>
         </w:tc>
@@ -17061,7 +17021,7 @@
                 <w:sz w:val="20"/>
                 <w:szCs w:val="20"/>
               </w:rPr>
-              <w:t xml:space="preserve">📡 Harness mecanico</w:t>
+              <w:t xml:space="preserve">📡 Harness mecânico</w:t>
             </w:r>
           </w:p>
         </w:tc>
@@ -17117,7 +17077,7 @@
                 <w:sz w:val="20"/>
                 <w:szCs w:val="20"/>
               </w:rPr>
-              <w:t xml:space="preserve">Verificacao mecanica declarativa</w:t>
+              <w:t xml:space="preserve">Verificação mecânica declarativa</w:t>
             </w:r>
           </w:p>
         </w:tc>
@@ -17147,7 +17107,7 @@
                 <w:sz w:val="20"/>
                 <w:szCs w:val="20"/>
               </w:rPr>
-              <w:t xml:space="preserve">📚 Gestao de conhecimento</w:t>
+              <w:t xml:space="preserve">📚 Gestão de conhecimento</w:t>
             </w:r>
           </w:p>
         </w:tc>
@@ -17255,7 +17215,7 @@
                 <w:sz w:val="22"/>
                 <w:szCs w:val="22"/>
               </w:rPr>
-              <w:t xml:space="preserve">📝 Voce nunca precisa abrir uma regra manualmente. Quando um comando roda, ele ja sabe quais regras consultar. Se quiser entender o porque de alguma coisa, pode abrir a regra.</w:t>
+              <w:t xml:space="preserve">📝 Você nunca precisa abrir uma regra manualmente. Quando um comando roda, ele já sabe quais regras consultar. Se quiser entender o porquê de alguma coisa, pode abrir a regra.</w:t>
             </w:r>
           </w:p>
         </w:tc>
@@ -17302,7 +17262,7 @@
                 <w:sz w:val="22"/>
                 <w:szCs w:val="22"/>
               </w:rPr>
-              <w:t xml:space="preserve">📚 A rule implementation-quality.md cataloga 25 padroes recorrentes. Os mais recentes reforcam handlers terminais com diagnostico interno e validacao de shape para dados externos como JSON, cache, filas e APIs.</w:t>
+              <w:t xml:space="preserve">📚 A rule implementation-quality.md cataloga 25 padrões recorrentes. Os mais recentes reforçam handlers terminais com diagnóstico interno e validação de shape para dados externos como JSON, cache, filas e APIs.</w:t>
             </w:r>
           </w:p>
         </w:tc>
@@ -17349,17 +17309,12 @@
                 <w:sz w:val="22"/>
                 <w:szCs w:val="22"/>
               </w:rPr>
-              <w:t xml:space="preserve">🧪 Componentes cross-cutting, como middleware de seguranca, rate limiter, auth middleware e error handlers globais, precisam de teste dedicado do efeito observavel. Chamar um endpoint e receber 200 nao prova que o controle funcionou.</w:t>
+              <w:t xml:space="preserve">🧪 Componentes cross-cutting, como middleware de segurança, rate limiter, auth middleware e error handlers globais, precisam de teste dedicado do efeito observável. Chamar um endpoint e receber 200 não prova que o controle funcionou.</w:t>
             </w:r>
           </w:p>
         </w:tc>
       </w:tr>
     </w:tbl>
-    <w:p>
-      <w:r>
-        <w:br w:type="page"/>
-      </w:r>
-    </w:p>
     <w:p>
       <w:pPr>
         <w:pStyle w:val="Heading1"/>
@@ -17369,7 +17324,7 @@
         <w:rPr>
           <w:rFonts w:ascii="Calibri" w:cs="Calibri" w:eastAsia="Calibri" w:hAnsi="Calibri"/>
         </w:rPr>
-        <w:t xml:space="preserve">10. 📡 Camadas avancadas</w:t>
+        <w:t xml:space="preserve">10. 📡 Camadas avançadas</w:t>
       </w:r>
     </w:p>
     <w:p>
@@ -17383,7 +17338,7 @@
           <w:sz w:val="22"/>
           <w:szCs w:val="22"/>
         </w:rPr>
-        <w:t xml:space="preserve">Alem do workflow basico (spec → plan → implement → review → ship), o framework oferece 7 camadas avancadas OPT-IN que adicionam verificacao mecanica profunda.</w:t>
+        <w:t xml:space="preserve">Além do workflow básico (spec → plan → implement → review → ship), o framework oferece 7 camadas avançadas OPT-IN que adicionam verificação mecânica profunda.</w:t>
       </w:r>
     </w:p>
     <w:p>
@@ -17400,7 +17355,7 @@
         <w:rPr>
           <w:rFonts w:ascii="Calibri" w:cs="Calibri" w:eastAsia="Calibri" w:hAnsi="Calibri"/>
         </w:rPr>
-        <w:t xml:space="preserve">📡 Sensores Mecanicos</w:t>
+        <w:t xml:space="preserve">📡 Sensores Mecânicos</w:t>
       </w:r>
     </w:p>
     <w:tbl>
@@ -17444,7 +17399,7 @@
                 <w:sz w:val="22"/>
                 <w:szCs w:val="22"/>
               </w:rPr>
-              <w:t xml:space="preserve">🎯 Verificacoes onde o EXIT CODE do comando e a verdade — nao a narrativa da IA. Se retorna 0, passou. Se retorna outro valor, FALHOU.</w:t>
+              <w:t xml:space="preserve">🎯 Verificações onde o EXIT CODE do comando é a verdade — não a narrativa da IA. Se retorna 0, passou. Se retorna outro valor, FALHOU.</w:t>
             </w:r>
           </w:p>
         </w:tc>
@@ -17701,7 +17656,7 @@
                 <w:sz w:val="20"/>
                 <w:szCs w:val="20"/>
               </w:rPr>
-              <w:t xml:space="preserve">Sem violacoes</w:t>
+              <w:t xml:space="preserve">Sem violações</w:t>
             </w:r>
           </w:p>
         </w:tc>
@@ -17787,7 +17742,7 @@
                 <w:sz w:val="20"/>
                 <w:szCs w:val="20"/>
               </w:rPr>
-              <w:t xml:space="preserve">Tipos validos</w:t>
+              <w:t xml:space="preserve">Tipos válidos</w:t>
             </w:r>
           </w:p>
         </w:tc>
@@ -18045,7 +18000,7 @@
                 <w:sz w:val="20"/>
                 <w:szCs w:val="20"/>
               </w:rPr>
-              <w:t xml:space="preserve">Qualquer verificacao</w:t>
+              <w:t xml:space="preserve">Qualquer verificação</w:t>
             </w:r>
           </w:p>
         </w:tc>
@@ -18120,7 +18075,7 @@
                 <w:sz w:val="22"/>
                 <w:szCs w:val="22"/>
               </w:rPr>
-              <w:t xml:space="preserve">sensors.json  ➡️  /sensors-run  ➡️  sensors-last-run.json  ➡️  /ship-check le</w:t>
+              <w:t xml:space="preserve">sensors.json  ➡️  /sensors-run  ➡️  sensors-last-run.json  ➡️  /ship-check lê</w:t>
             </w:r>
           </w:p>
         </w:tc>
@@ -18184,7 +18139,7 @@
                 <w:sz w:val="22"/>
                 <w:szCs w:val="22"/>
               </w:rPr>
-              <w:t xml:space="preserve">🎯 Declaracao UPSTREAM do que a fase promete. Plano = COMO. Contrato = O QUE. Ledger = O QUE ACONTECEU.</w:t>
+              <w:t xml:space="preserve">🎯 Declaração UPSTREAM do que a fase promete. Plano = COMO. Contrato = O QUE. Ledger = O QUE ACONTECEU.</w:t>
             </w:r>
           </w:p>
         </w:tc>
@@ -18428,7 +18383,7 @@
                 <w:sz w:val="20"/>
                 <w:szCs w:val="20"/>
               </w:rPr>
-              <w:t xml:space="preserve">Comportamentos observaveis (sensor/behaviour/manual)</w:t>
+              <w:t xml:space="preserve">Comportamentos observáveis (sensor/behaviour/manual)</w:t>
             </w:r>
           </w:p>
         </w:tc>
@@ -18602,7 +18557,7 @@
                 <w:sz w:val="20"/>
                 <w:szCs w:val="20"/>
               </w:rPr>
-              <w:t xml:space="preserve">O que NAO esta no escopo</w:t>
+              <w:t xml:space="preserve">O que NÃO está no escopo</w:t>
             </w:r>
           </w:p>
         </w:tc>
@@ -18666,7 +18621,7 @@
                 <w:sz w:val="22"/>
                 <w:szCs w:val="22"/>
               </w:rPr>
-              <w:t xml:space="preserve">🎯 Unidades ATOMICAS de entrega (1-2h) com evaluator deterministico. Phase = dias/semanas. Sprint = horas.</w:t>
+              <w:t xml:space="preserve">🎯 Unidades ATÔMICAS de entrega (1-2h) com evaluator determinístico. Phase = dias/semanas. Sprint = horas.</w:t>
             </w:r>
           </w:p>
         </w:tc>
@@ -18713,7 +18668,7 @@
                 <w:sz w:val="22"/>
                 <w:szCs w:val="22"/>
               </w:rPr>
-              <w:t xml:space="preserve">⚠️ Invariante central: phase contract NUNCA e mutado por sprint. Vinculo e via filesystem.</w:t>
+              <w:t xml:space="preserve">⚠️ Invariante central: phase contract NUNCA é mutado por sprint. Vínculo é via filesystem.</w:t>
             </w:r>
           </w:p>
         </w:tc>
@@ -19026,7 +18981,7 @@
                 <w:sz w:val="20"/>
                 <w:szCs w:val="20"/>
               </w:rPr>
-              <w:t xml:space="preserve">exit code (timeout obrigatorio)</w:t>
+              <w:t xml:space="preserve">exit code (timeout obrigatório)</w:t>
             </w:r>
           </w:p>
         </w:tc>
@@ -19090,7 +19045,7 @@
                 <w:sz w:val="22"/>
                 <w:szCs w:val="22"/>
               </w:rPr>
-              <w:t xml:space="preserve">🎯 Behaviours DISPARAM acao real e COMPARAM resultado vs expectativa. Sensores = 'compila?'. Behaviours = 'quando executo X, FAZ Y?'</w:t>
+              <w:t xml:space="preserve">🎯 Behaviours DISPARAM ação real e COMPARAM resultado vs expectativa. Sensores = 'compila?'. Behaviours = 'quando executo X, FAZ Y?'</w:t>
             </w:r>
           </w:p>
         </w:tc>
@@ -19287,7 +19242,7 @@
                 <w:sz w:val="20"/>
                 <w:szCs w:val="20"/>
               </w:rPr>
-              <w:t xml:space="preserve">stdout contem pattern esperado</w:t>
+              <w:t xml:space="preserve">stdout contém pattern esperado</w:t>
             </w:r>
           </w:p>
         </w:tc>
@@ -19403,7 +19358,7 @@
                 <w:sz w:val="20"/>
                 <w:szCs w:val="20"/>
               </w:rPr>
-              <w:t xml:space="preserve">arquivo contem pattern esperado</w:t>
+              <w:t xml:space="preserve">arquivo contém pattern esperado</w:t>
             </w:r>
           </w:p>
         </w:tc>
@@ -19461,7 +19416,7 @@
                 <w:sz w:val="20"/>
                 <w:szCs w:val="20"/>
               </w:rPr>
-              <w:t xml:space="preserve">arquivo existe apos execucao</w:t>
+              <w:t xml:space="preserve">arquivo existe após execução</w:t>
             </w:r>
           </w:p>
         </w:tc>
@@ -19519,7 +19474,7 @@
                 <w:sz w:val="20"/>
                 <w:szCs w:val="20"/>
               </w:rPr>
-              <w:t xml:space="preserve">stdout NAO contem pattern (negativa)</w:t>
+              <w:t xml:space="preserve">stdout NÃO contém pattern (negativa)</w:t>
             </w:r>
           </w:p>
         </w:tc>
@@ -19769,7 +19724,7 @@
                 <w:sz w:val="20"/>
                 <w:szCs w:val="20"/>
               </w:rPr>
-              <w:t xml:space="preserve">Screens nao importam de infra</w:t>
+              <w:t xml:space="preserve">Screens não importam de infra</w:t>
             </w:r>
           </w:p>
         </w:tc>
@@ -20065,7 +20020,7 @@
                 <w:sz w:val="22"/>
                 <w:szCs w:val="22"/>
               </w:rPr>
-              <w:t xml:space="preserve">🎯 VIEW CONSOLIDADA do conhecimento — mapa, nao atlas. 4 documentos concisos (50-150 linhas cada).</w:t>
+              <w:t xml:space="preserve">🎯 VIEW CONSOLIDADA do conhecimento — mapa, não atlas. 4 documentos concisos (50-150 linhas cada).</w:t>
             </w:r>
           </w:p>
         </w:tc>
@@ -20204,7 +20159,7 @@
                 <w:sz w:val="20"/>
                 <w:szCs w:val="20"/>
               </w:rPr>
-              <w:t xml:space="preserve">Qual e a arquitetura deste projeto?</w:t>
+              <w:t xml:space="preserve">Qual é a arquitetura deste projeto?</w:t>
             </w:r>
           </w:p>
         </w:tc>
@@ -20320,7 +20275,7 @@
                 <w:sz w:val="20"/>
                 <w:szCs w:val="20"/>
               </w:rPr>
-              <w:t xml:space="preserve">Qual a postura de seguranca agora?</w:t>
+              <w:t xml:space="preserve">Qual a postura de segurança agora?</w:t>
             </w:r>
           </w:p>
         </w:tc>
@@ -20378,7 +20333,7 @@
                 <w:sz w:val="20"/>
                 <w:szCs w:val="20"/>
               </w:rPr>
-              <w:t xml:space="preserve">Quais decisoes foram tomadas e por que?</w:t>
+              <w:t xml:space="preserve">Quais decisões foram tomadas e por quê?</w:t>
             </w:r>
           </w:p>
         </w:tc>
@@ -20442,7 +20397,7 @@
                 <w:sz w:val="22"/>
                 <w:szCs w:val="22"/>
               </w:rPr>
-              <w:t xml:space="preserve">🎯 Transforma observacoes TRANSITORIAS (NO_SENSORS, NEVER_RUN, STALE) em registro PERSISTENTE.</w:t>
+              <w:t xml:space="preserve">🎯 Transforma observações TRANSITÓRIAS (NO_SENSORS, NEVER_RUN, STALE) em registro PERSISTENTE.</w:t>
             </w:r>
           </w:p>
         </w:tc>
@@ -20581,7 +20536,7 @@
                 <w:sz w:val="20"/>
                 <w:szCs w:val="20"/>
               </w:rPr>
-              <w:t xml:space="preserve">Camada nao declarada (ex: sensors.json ausente)</w:t>
+              <w:t xml:space="preserve">Camada não declarada (ex: sensors.json ausente)</w:t>
             </w:r>
           </w:p>
         </w:tc>
@@ -20755,7 +20710,7 @@
                 <w:sz w:val="20"/>
                 <w:szCs w:val="20"/>
               </w:rPr>
-              <w:t xml:space="preserve">Referencia quebrada entre artefatos</w:t>
+              <w:t xml:space="preserve">Referência quebrada entre artefatos</w:t>
             </w:r>
           </w:p>
         </w:tc>
@@ -20813,7 +20768,7 @@
                 <w:sz w:val="20"/>
                 <w:szCs w:val="20"/>
               </w:rPr>
-              <w:t xml:space="preserve">Categoria nao coberta (pen test, E2E)</w:t>
+              <w:t xml:space="preserve">Categoria não coberta (pen test, E2E)</w:t>
             </w:r>
           </w:p>
         </w:tc>
@@ -20860,7 +20815,7 @@
                 <w:sz w:val="22"/>
                 <w:szCs w:val="22"/>
               </w:rPr>
-              <w:t xml:space="preserve">⚠️ Gaps NUNCA sao gate — sao visibilidade, nao enforcement. Scanner NUNCA sobrescreve decisao humana.</w:t>
+              <w:t xml:space="preserve">⚠️ Gaps NUNCA são gate — são visibilidade, não enforcement. Scanner NUNCA sobrescreve decisão humana.</w:t>
             </w:r>
           </w:p>
         </w:tc>
@@ -20924,7 +20879,7 @@
                 <w:sz w:val="22"/>
                 <w:szCs w:val="22"/>
               </w:rPr>
-              <w:t xml:space="preserve">🎯 Resumo automatico de 6 secoes no fim de cada sessao, para retomar sem perder contexto.</w:t>
+              <w:t xml:space="preserve">🎯 Resumo automático de 6 seções no fim de cada sessão, para retomar sem perder contexto.</w:t>
             </w:r>
           </w:p>
         </w:tc>
@@ -21181,7 +21136,7 @@
                 <w:sz w:val="20"/>
                 <w:szCs w:val="20"/>
               </w:rPr>
-              <w:t xml:space="preserve">O que esta ativo?</w:t>
+              <w:t xml:space="preserve">O que está ativo?</w:t>
             </w:r>
           </w:p>
         </w:tc>
@@ -21295,7 +21250,7 @@
                 <w:sz w:val="20"/>
                 <w:szCs w:val="20"/>
               </w:rPr>
-              <w:t xml:space="preserve">Ultima linha com data ISO-8601</w:t>
+              <w:t xml:space="preserve">Última linha com data ISO-8601</w:t>
             </w:r>
           </w:p>
         </w:tc>
@@ -21381,7 +21336,7 @@
                 <w:sz w:val="20"/>
                 <w:szCs w:val="20"/>
               </w:rPr>
-              <w:t xml:space="preserve">Open Items (max 3)</w:t>
+              <w:t xml:space="preserve">Open Items (máx 3)</w:t>
             </w:r>
           </w:p>
         </w:tc>
@@ -21439,7 +21394,7 @@
                 <w:sz w:val="20"/>
                 <w:szCs w:val="20"/>
               </w:rPr>
-              <w:t xml:space="preserve">O que esta bloqueando?</w:t>
+              <w:t xml:space="preserve">O que está bloqueando?</w:t>
             </w:r>
           </w:p>
         </w:tc>
@@ -21467,7 +21422,7 @@
                 <w:sz w:val="20"/>
                 <w:szCs w:val="20"/>
               </w:rPr>
-              <w:t xml:space="preserve">Blockers (max 3)</w:t>
+              <w:t xml:space="preserve">Blockers (máx 3)</w:t>
             </w:r>
           </w:p>
         </w:tc>
@@ -21605,17 +21560,12 @@
                 <w:sz w:val="22"/>
                 <w:szCs w:val="22"/>
               </w:rPr>
-              <w:t xml:space="preserve">💡 Todas as camadas avancadas sao OPT-IN. O framework funciona com sensores + workflow padrao. As demais adicionam profundidade conforme o projeto cresce.</w:t>
+              <w:t xml:space="preserve">💡 Todas as camadas avançadas são OPT-IN. O framework funciona com sensores + workflow padrão. As demais adicionam profundidade conforme o projeto cresce.</w:t>
             </w:r>
           </w:p>
         </w:tc>
       </w:tr>
     </w:tbl>
-    <w:p>
-      <w:r>
-        <w:br w:type="page"/>
-      </w:r>
-    </w:p>
     <w:p>
       <w:pPr>
         <w:pStyle w:val="Heading1"/>
@@ -21625,7 +21575,7 @@
         <w:rPr>
           <w:rFonts w:ascii="Calibri" w:cs="Calibri" w:eastAsia="Calibri" w:hAnsi="Calibri"/>
         </w:rPr>
-        <w:t xml:space="preserve">11. 📁 Runtime e persistencia</w:t>
+        <w:t xml:space="preserve">11. 📁 Runtime e persistência</w:t>
       </w:r>
     </w:p>
     <w:p>
@@ -21786,7 +21736,7 @@
                 <w:sz w:val="20"/>
                 <w:szCs w:val="20"/>
               </w:rPr>
-              <w:t xml:space="preserve">Proposito</w:t>
+              <w:t xml:space="preserve">Propósito</w:t>
             </w:r>
           </w:p>
         </w:tc>
@@ -22014,7 +21964,7 @@
                 <w:sz w:val="20"/>
                 <w:szCs w:val="20"/>
               </w:rPr>
-              <w:t xml:space="preserve">Padroes aprovados</w:t>
+              <w:t xml:space="preserve">Padrões aprovados</w:t>
             </w:r>
           </w:p>
         </w:tc>
@@ -22128,7 +22078,7 @@
                 <w:sz w:val="20"/>
                 <w:szCs w:val="20"/>
               </w:rPr>
-              <w:t xml:space="preserve">Handoff operacional 6 secoes</w:t>
+              <w:t xml:space="preserve">Handoff operacional 6 seções</w:t>
             </w:r>
           </w:p>
         </w:tc>
@@ -22242,7 +22192,7 @@
                 <w:sz w:val="20"/>
                 <w:szCs w:val="20"/>
               </w:rPr>
-              <w:t xml:space="preserve">Declaracao de sensores</w:t>
+              <w:t xml:space="preserve">Declaração de sensores</w:t>
             </w:r>
           </w:p>
         </w:tc>
@@ -22328,7 +22278,7 @@
                 <w:sz w:val="20"/>
                 <w:szCs w:val="20"/>
               </w:rPr>
-              <w:t xml:space="preserve">Efemero</w:t>
+              <w:t xml:space="preserve">Efêmero</w:t>
             </w:r>
           </w:p>
         </w:tc>
@@ -22926,7 +22876,7 @@
                 <w:sz w:val="20"/>
                 <w:szCs w:val="20"/>
               </w:rPr>
-              <w:t xml:space="preserve">Declaracao behaviours</w:t>
+              <w:t xml:space="preserve">Declaração behaviours</w:t>
             </w:r>
           </w:p>
         </w:tc>
@@ -23012,7 +22962,7 @@
                 <w:sz w:val="20"/>
                 <w:szCs w:val="20"/>
               </w:rPr>
-              <w:t xml:space="preserve">Efemero</w:t>
+              <w:t xml:space="preserve">Efêmero</w:t>
             </w:r>
           </w:p>
         </w:tc>
@@ -23154,7 +23104,7 @@
                 <w:sz w:val="20"/>
                 <w:szCs w:val="20"/>
               </w:rPr>
-              <w:t xml:space="preserve">Declaracao linters</w:t>
+              <w:t xml:space="preserve">Declaração linters</w:t>
             </w:r>
           </w:p>
         </w:tc>
@@ -23240,7 +23190,7 @@
                 <w:sz w:val="20"/>
                 <w:szCs w:val="20"/>
               </w:rPr>
-              <w:t xml:space="preserve">Efemero</w:t>
+              <w:t xml:space="preserve">Efêmero</w:t>
             </w:r>
           </w:p>
         </w:tc>
@@ -23382,7 +23332,7 @@
                 <w:sz w:val="20"/>
                 <w:szCs w:val="20"/>
               </w:rPr>
-              <w:t xml:space="preserve">Indice da KB</w:t>
+              <w:t xml:space="preserve">Índice da KB</w:t>
             </w:r>
           </w:p>
         </w:tc>
@@ -23838,7 +23788,7 @@
                 <w:sz w:val="20"/>
                 <w:szCs w:val="20"/>
               </w:rPr>
-              <w:t xml:space="preserve">Indice de ponteiros</w:t>
+              <w:t xml:space="preserve">Índice de ponteiros</w:t>
             </w:r>
           </w:p>
         </w:tc>
@@ -23858,7 +23808,7 @@
         <w:rPr>
           <w:rFonts w:ascii="Calibri" w:cs="Calibri" w:eastAsia="Calibri" w:hAnsi="Calibri"/>
         </w:rPr>
-        <w:t xml:space="preserve">Trio de Sincronizacao</w:t>
+        <w:t xml:space="preserve">Trio de Sincronização</w:t>
       </w:r>
     </w:p>
     <w:tbl>
@@ -23902,17 +23852,12 @@
                 <w:sz w:val="22"/>
                 <w:szCs w:val="22"/>
               </w:rPr>
-              <w:t xml:space="preserve">🎯 3 arquivos sincronizados: ledger (fonte de verdade) &gt; snapshot (resumo) &gt; MEMORY.md (indice). Se divergirem, o ledger prevalece.</w:t>
+              <w:t xml:space="preserve">🎯 3 arquivos sincronizados: ledger (fonte de verdade) &gt; snapshot (resumo) &gt; MEMORY.md (índice). Se divergirem, o ledger prevalece.</w:t>
             </w:r>
           </w:p>
         </w:tc>
       </w:tr>
     </w:tbl>
-    <w:p>
-      <w:r>
-        <w:br w:type="page"/>
-      </w:r>
-    </w:p>
     <w:p>
       <w:pPr>
         <w:pStyle w:val="Heading1"/>
@@ -23922,7 +23867,7 @@
         <w:rPr>
           <w:rFonts w:ascii="Calibri" w:cs="Calibri" w:eastAsia="Calibri" w:hAnsi="Calibri"/>
         </w:rPr>
-        <w:t xml:space="preserve">12. 🎬 Cenarios praticos</w:t>
+        <w:t xml:space="preserve">12. 🎬 Cenários práticos</w:t>
       </w:r>
     </w:p>
     <w:p>
@@ -23936,7 +23881,7 @@
           <w:sz w:val="22"/>
           <w:szCs w:val="22"/>
         </w:rPr>
-        <w:t xml:space="preserve">Situacoes reais que voce vai encontrar no dia a dia e como o framework te ajuda.</w:t>
+        <w:t xml:space="preserve">Situações reais que você vai encontrar no dia a dia e como o framework te ajuda.</w:t>
       </w:r>
     </w:p>
     <w:p>
@@ -23953,7 +23898,7 @@
         <w:rPr>
           <w:rFonts w:ascii="Calibri" w:cs="Calibri" w:eastAsia="Calibri" w:hAnsi="Calibri"/>
         </w:rPr>
-        <w:t xml:space="preserve">🎯 Cenario 1 — 'Quero comecar um projeto novo'</w:t>
+        <w:t xml:space="preserve">🎯 Cenário 1 — 'Quero começar um projeto novo'</w:t>
       </w:r>
     </w:p>
     <w:tbl>
@@ -23997,7 +23942,7 @@
                 <w:sz w:val="22"/>
                 <w:szCs w:val="22"/>
               </w:rPr>
-              <w:t xml:space="preserve">🎬 Voce tem uma ideia e quer comecar do zero.</w:t>
+              <w:t xml:space="preserve">🎬 Você tem uma ideia e quer começar do zero.</w:t>
             </w:r>
           </w:p>
         </w:tc>
@@ -24054,7 +23999,7 @@
           <w:sz w:val="22"/>
           <w:szCs w:val="22"/>
         </w:rPr>
-        <w:t xml:space="preserve">Com READY, rode /design-preview se tem interface. Escolha uma opcao.</w:t>
+        <w:t xml:space="preserve">Com READY, rode /design-preview se tem interface. Escolha uma opção.</w:t>
       </w:r>
     </w:p>
     <w:p>
@@ -24072,7 +24017,7 @@
           <w:sz w:val="22"/>
           <w:szCs w:val="22"/>
         </w:rPr>
-        <w:t xml:space="preserve">Rode /plan para gerar o plano de implementacao.</w:t>
+        <w:t xml:space="preserve">Rode /plan para gerar o plano de implementação.</w:t>
       </w:r>
     </w:p>
     <w:p>
@@ -24090,7 +24035,7 @@
           <w:sz w:val="22"/>
           <w:szCs w:val="22"/>
         </w:rPr>
-        <w:t xml:space="preserve">Rode /plan-review. Se vier APPROVED ou APPROVED_WITH_CORRECTIONS, esta liberado para implementar.</w:t>
+        <w:t xml:space="preserve">Rode /plan-review. Se vier APPROVED ou APPROVED_WITH_CORRECTIONS, está liberado para implementar.</w:t>
       </w:r>
     </w:p>
     <w:p>
@@ -24108,7 +24053,7 @@
           <w:sz w:val="22"/>
           <w:szCs w:val="22"/>
         </w:rPr>
-        <w:t xml:space="preserve">Peca ao Claude Code para implementar a Fase 1. Ele escreve; os hooks vigiam.</w:t>
+        <w:t xml:space="preserve">Peça ao Claude Code para implementar a Fase 1. Ele escreve; os hooks vigiam.</w:t>
       </w:r>
     </w:p>
     <w:p>
@@ -24126,7 +24071,7 @@
           <w:sz w:val="22"/>
           <w:szCs w:val="22"/>
         </w:rPr>
-        <w:t xml:space="preserve">Ao final da fase, rode /review para revisao.</w:t>
+        <w:t xml:space="preserve">Ao final da fase, rode /review para revisão.</w:t>
       </w:r>
     </w:p>
     <w:p>
@@ -24144,7 +24089,7 @@
           <w:sz w:val="22"/>
           <w:szCs w:val="22"/>
         </w:rPr>
-        <w:t xml:space="preserve">Corrija findings, documente com /justify, e prossiga para a proxima fase.</w:t>
+        <w:t xml:space="preserve">Corrija findings, documente com /justify, e prossiga para a próxima fase.</w:t>
       </w:r>
     </w:p>
     <w:tbl>
@@ -24208,7 +24153,7 @@
         <w:rPr>
           <w:rFonts w:ascii="Calibri" w:cs="Calibri" w:eastAsia="Calibri" w:hAnsi="Calibri"/>
         </w:rPr>
-        <w:t xml:space="preserve">🔧 Cenario 2 — 'Preciso corrigir um bug'</w:t>
+        <w:t xml:space="preserve">🔧 Cenário 2 — 'Preciso corrigir um bug'</w:t>
       </w:r>
     </w:p>
     <w:tbl>
@@ -24252,7 +24197,7 @@
                 <w:sz w:val="22"/>
                 <w:szCs w:val="22"/>
               </w:rPr>
-              <w:t xml:space="preserve">🎬 Alguem reportou que a funcao X esta errada.</w:t>
+              <w:t xml:space="preserve">🎬 Alguém reportou que a função X está errada.</w:t>
             </w:r>
           </w:p>
         </w:tc>
@@ -24327,7 +24272,7 @@
           <w:sz w:val="22"/>
           <w:szCs w:val="22"/>
         </w:rPr>
-        <w:t xml:space="preserve">Com APPROVED ou APPROVED_WITH_CORRECTIONS, peca a correcao ao Claude Code.</w:t>
+        <w:t xml:space="preserve">Com APPROVED ou APPROVED_WITH_CORRECTIONS, peça a correção ao Claude Code.</w:t>
       </w:r>
     </w:p>
     <w:p>
@@ -24345,7 +24290,7 @@
           <w:sz w:val="22"/>
           <w:szCs w:val="22"/>
         </w:rPr>
-        <w:t xml:space="preserve">O framework aplica o fix e busca o mesmo padrao em TODO o projeto.</w:t>
+        <w:t xml:space="preserve">O framework aplica o fix e busca o mesmo padrão em TODO o projeto.</w:t>
       </w:r>
     </w:p>
     <w:p>
@@ -24407,7 +24352,7 @@
                 <w:sz w:val="22"/>
                 <w:szCs w:val="22"/>
               </w:rPr>
-              <w:t xml:space="preserve">🎯 Nenhum fix e 'pequeno demais'. Mesmo para um typo, o framework pede o fluxo completo.</w:t>
+              <w:t xml:space="preserve">🎯 Nenhum fix é 'pequeno demais'. Mesmo para um typo, o framework pede o fluxo completo.</w:t>
             </w:r>
           </w:p>
         </w:tc>
@@ -24427,7 +24372,7 @@
         <w:rPr>
           <w:rFonts w:ascii="Calibri" w:cs="Calibri" w:eastAsia="Calibri" w:hAnsi="Calibri"/>
         </w:rPr>
-        <w:t xml:space="preserve">🚀 Cenario 3 — 'Quero fazer o primeiro deploy'</w:t>
+        <w:t xml:space="preserve">🚀 Cenário 3 — 'Quero fazer o primeiro deploy'</w:t>
       </w:r>
     </w:p>
     <w:tbl>
@@ -24471,7 +24416,7 @@
                 <w:sz w:val="22"/>
                 <w:szCs w:val="22"/>
               </w:rPr>
-              <w:t xml:space="preserve">🎬 O projeto esta implementado e voce vai colocar no ar.</w:t>
+              <w:t xml:space="preserve">🎬 O projeto está implementado e você vai colocar no ar.</w:t>
             </w:r>
           </w:p>
         </w:tc>
@@ -24528,7 +24473,7 @@
           <w:sz w:val="22"/>
           <w:szCs w:val="22"/>
         </w:rPr>
-        <w:t xml:space="preserve">Corrija tudo que for CRITICO e ALTO.</w:t>
+        <w:t xml:space="preserve">Corrija tudo que for CRÍTICO e ALTO.</w:t>
       </w:r>
     </w:p>
     <w:p>
@@ -24546,7 +24491,7 @@
           <w:sz w:val="22"/>
           <w:szCs w:val="22"/>
         </w:rPr>
-        <w:t xml:space="preserve">Rode /ship-check. Esse e o ultimo portao.</w:t>
+        <w:t xml:space="preserve">Rode /ship-check. Esse é o último portão.</w:t>
       </w:r>
     </w:p>
     <w:p>
@@ -24564,7 +24509,7 @@
           <w:sz w:val="22"/>
           <w:szCs w:val="22"/>
         </w:rPr>
-        <w:t xml:space="preserve">Se PRONTO, pode entregar. Se COM RESSALVAS, decida. Se NAO PRONTO, resolva.</w:t>
+        <w:t xml:space="preserve">Se PRONTO, pode entregar. Se COM RESSALVAS, decida. Se NÃO PRONTO, resolva.</w:t>
       </w:r>
     </w:p>
     <w:p>
@@ -24581,7 +24526,7 @@
         <w:rPr>
           <w:rFonts w:ascii="Calibri" w:cs="Calibri" w:eastAsia="Calibri" w:hAnsi="Calibri"/>
         </w:rPr>
-        <w:t xml:space="preserve">🔄 Cenario 4 — 'Voltei depois de 2 semanas sem mexer'</w:t>
+        <w:t xml:space="preserve">🔄 Cenário 4 — 'Voltei depois de 2 semanas sem mexer'</w:t>
       </w:r>
     </w:p>
     <w:tbl>
@@ -24625,7 +24570,7 @@
                 <w:sz w:val="22"/>
                 <w:szCs w:val="22"/>
               </w:rPr>
-              <w:t xml:space="preserve">🎬 Voce abandonou o projeto. Como retomar sem perder contexto?</w:t>
+              <w:t xml:space="preserve">🎬 Você abandonou o projeto. Como retomar sem perder contexto?</w:t>
             </w:r>
           </w:p>
         </w:tc>
@@ -24664,7 +24609,7 @@
           <w:sz w:val="22"/>
           <w:szCs w:val="22"/>
         </w:rPr>
-        <w:t xml:space="preserve">O framework carrega automaticamente a memoria: estado, pendencias, decisoes.</w:t>
+        <w:t xml:space="preserve">O framework carrega automaticamente a memória: estado, pendências, decisões.</w:t>
       </w:r>
     </w:p>
     <w:p>
@@ -24762,17 +24707,12 @@
                 <w:sz w:val="22"/>
                 <w:szCs w:val="22"/>
               </w:rPr>
-              <w:t xml:space="preserve">💡 A memoria do projeto (estado, decisoes, findings, pendencias) nao depende da sessao. Quando voce volta, o framework reconstroi o contexto a partir dos arquivos — nao importa quanto tempo passou.</w:t>
+              <w:t xml:space="preserve">💡 A memória do projeto (estado, decisões, findings, pendências) não depende da sessão. Quando você volta, o framework reconstrói o contexto a partir dos arquivos — não importa quanto tempo passou.</w:t>
             </w:r>
           </w:p>
         </w:tc>
       </w:tr>
     </w:tbl>
-    <w:p>
-      <w:r>
-        <w:br w:type="page"/>
-      </w:r>
-    </w:p>
     <w:p>
       <w:pPr>
         <w:pStyle w:val="Heading1"/>
@@ -24848,7 +24788,7 @@
           <w:sz w:val="22"/>
           <w:szCs w:val="22"/>
         </w:rPr>
-        <w:t xml:space="preserve">Para tirar proveito completo, sim. Mas para acompanhar e entender o que esta acontecendo, nao. O framework explica cada passo, e voce pode pedir ao Claude Code para explicar qualquer coisa.</w:t>
+        <w:t xml:space="preserve">Para tirar proveito completo, sim. Mas para acompanhar e entender o que está acontecendo, não. O framework explica cada passo, e você pode pedir ao Claude Code para explicar qualquer coisa.</w:t>
       </w:r>
     </w:p>
     <w:p>
@@ -24897,7 +24837,7 @@
                 <w:sz w:val="22"/>
                 <w:szCs w:val="22"/>
               </w:rPr>
-              <w:t xml:space="preserve">❓ Posso usar em qualquer linguagem de programacao?</w:t>
+              <w:t xml:space="preserve">❓ Posso usar em qualquer linguagem de programação?</w:t>
             </w:r>
           </w:p>
         </w:tc>
@@ -24914,7 +24854,7 @@
           <w:sz w:val="22"/>
           <w:szCs w:val="22"/>
         </w:rPr>
-        <w:t xml:space="preserve">Sim. O framework e generico. Alguns hooks tem checks especificos por stack, e o gitignore-guard detecta stacks comuns como Node, Python, Rust, Go e Java. A camada de regras, comandos e agentes continua generica e funciona em qualquer stack.</w:t>
+        <w:t xml:space="preserve">Sim. O framework é genérico. Alguns hooks têm checks específicos por stack, e o gitignore-guard detecta stacks comuns como Node, Python, Rust, Go e Java. A camada de regras, comandos e agentes continua genérica e funciona em qualquer stack.</w:t>
       </w:r>
     </w:p>
     <w:p>
@@ -24980,7 +24920,7 @@
           <w:sz w:val="22"/>
           <w:szCs w:val="22"/>
         </w:rPr>
-        <w:t xml:space="preserve">Alguns passos tem portoes mecanicos (como o /plan-review antes de implementar). Esses nao da para pular — o framework bloqueia. Outros sao disciplinares: tecnicamente da, mas voce perde as garantias de qualidade.</w:t>
+        <w:t xml:space="preserve">Alguns passos têm portões mecânicos (como o /plan-review antes de implementar). Esses não dá para pular — o framework bloqueia. Outros são disciplinares: tecnicamente dá, mas você perde as garantias de qualidade.</w:t>
       </w:r>
     </w:p>
     <w:p>
@@ -25046,7 +24986,7 @@
           <w:sz w:val="22"/>
           <w:szCs w:val="22"/>
         </w:rPr>
-        <w:t xml:space="preserve">Os hooks e comandos sim. A parte de cross-review com Codex precisa de conexao. O Claude Code em si tambem precisa de conexao (chama a API da Anthropic).</w:t>
+        <w:t xml:space="preserve">Os hooks e comandos sim. A parte de cross-review com Codex precisa de conexão. O Claude Code em si também precisa de conexão (chama a API da Anthropic).</w:t>
       </w:r>
     </w:p>
     <w:p>
@@ -25112,7 +25052,7 @@
           <w:sz w:val="22"/>
           <w:szCs w:val="22"/>
         </w:rPr>
-        <w:t xml:space="preserve">Pode. As regras vivem em arquivos .md dentro de .claude/rules/. Voce pode editar, adicionar novas, remover as que nao fazem sentido. O framework e seu — adapte como precisar.</w:t>
+        <w:t xml:space="preserve">Pode. As regras vivem em arquivos .md dentro de .claude/rules/. Você pode editar, adicionar novas, remover as que não fazem sentido. O framework é seu — adapte como precisar.</w:t>
       </w:r>
     </w:p>
     <w:p>
@@ -25178,7 +25118,7 @@
           <w:sz w:val="22"/>
           <w:szCs w:val="22"/>
         </w:rPr>
-        <w:t xml:space="preserve">Sem framework: voce depende da memoria do assistente e da disciplina de pedir revisao. Com framework: tudo e estruturado, automatizado, verificado em multiplas camadas e guardado entre sessoes. A diferenca aparece em projetos medios para grandes.</w:t>
+        <w:t xml:space="preserve">Sem framework: você depende da memória do assistente e da disciplina de pedir revisão. Com framework: tudo é estruturado, automatizado, verificado em múltiplas camadas e guardado entre sessões. A diferença aparece em projetos médios para grandes.</w:t>
       </w:r>
     </w:p>
     <w:p>
@@ -25244,7 +25184,7 @@
           <w:sz w:val="22"/>
           <w:szCs w:val="22"/>
         </w:rPr>
-        <w:t xml:space="preserve">No comeco, parece adicionar. Depois do segundo ou terceiro projeto, voce percebe que economiza tempo — porque os bugs que voce teria nao acontecem, e as decisoes que voce teria esquecido estao documentadas.</w:t>
+        <w:t xml:space="preserve">No começo, parece adicionar. Depois do segundo ou terceiro projeto, você percebe que economiza tempo — porque os bugs que você teria não acontecem, e as decisões que você teria esquecido estão documentadas.</w:t>
       </w:r>
     </w:p>
     <w:p>
@@ -25359,7 +25299,7 @@
                 <w:sz w:val="22"/>
                 <w:szCs w:val="22"/>
               </w:rPr>
-              <w:t xml:space="preserve">❓ Preciso atualizar o framework com frequencia?</w:t>
+              <w:t xml:space="preserve">❓ Preciso atualizar o framework com frequência?</w:t>
             </w:r>
           </w:p>
         </w:tc>
@@ -25376,7 +25316,7 @@
           <w:sz w:val="22"/>
           <w:szCs w:val="22"/>
         </w:rPr>
-        <w:t xml:space="preserve">Nao. O framework e estavel. Quando sair versao nova com melhorias (como V4+), basta copiar os arquivos atualizados para o seu projeto.</w:t>
+        <w:t xml:space="preserve">Não. O framework é estável. Quando sair versão nova com melhorias (como V4+), basta copiar os arquivos atualizados para o seu projeto.</w:t>
       </w:r>
     </w:p>
     <w:p>
@@ -25425,7 +25365,7 @@
                 <w:sz w:val="22"/>
                 <w:szCs w:val="22"/>
               </w:rPr>
-              <w:t xml:space="preserve">❓ E se o framework reclamar de algo que eu sei que esta certo?</w:t>
+              <w:t xml:space="preserve">❓ E se o framework reclamar de algo que eu sei que está certo?</w:t>
             </w:r>
           </w:p>
         </w:tc>
@@ -25442,7 +25382,7 @@
           <w:sz w:val="22"/>
           <w:szCs w:val="22"/>
         </w:rPr>
-        <w:t xml:space="preserve">Leia a justificativa que o framework apresenta. As vezes ele esta certo e voce nao percebeu. Se depois de ler voce ainda achar que ele esta errado, pode discordar e seguir — o framework avisa, nao obriga (exceto nos portoes mecanicos).</w:t>
+        <w:t xml:space="preserve">Leia a justificativa que o framework apresenta. Às vezes ele está certo e você não percebeu. Se depois de ler você ainda achar que ele está errado, pode discordar e seguir — o framework avisa, não obriga (exceto nos portões mecânicos).</w:t>
       </w:r>
     </w:p>
     <w:p>
@@ -25491,7 +25431,7 @@
                 <w:sz w:val="22"/>
                 <w:szCs w:val="22"/>
               </w:rPr>
-              <w:t xml:space="preserve">❓ O que sao as 'camadas avancadas' (sensores, contratos, behaviours...)?</w:t>
+              <w:t xml:space="preserve">❓ O que são as 'camadas avançadas' (sensores, contratos, behaviours...)?</w:t>
             </w:r>
           </w:p>
         </w:tc>
@@ -25508,12 +25448,7 @@
           <w:sz w:val="22"/>
           <w:szCs w:val="22"/>
         </w:rPr>
-        <w:t xml:space="preserve">Sao ferramentas OPT-IN para projetos que querem verificacao profunda. O framework basico funciona sem elas. Conforme o projeto cresce, voce pode adotar sensores (verificacao mecanica), contratos (compromisso formal por fase), behaviours (teste de comportamento real), linters (invariantes estruturais), knowledge base (documentacao sintetizada) e gaps (rastreamento de lacunas).</w:t>
-      </w:r>
-    </w:p>
-    <w:p>
-      <w:r>
-        <w:br w:type="page"/>
+        <w:t xml:space="preserve">São ferramentas OPT-IN para projetos que querem verificação profunda. O framework básico funciona sem elas. Conforme o projeto cresce, você pode adotar sensores (verificação mecânica), contratos (compromisso formal por fase), behaviours (teste de comportamento real), linters (invariantes estruturais), knowledge base (documentação sintetizada) e gaps (rastreamento de lacunas).</w:t>
       </w:r>
     </w:p>
     <w:p>
@@ -25525,7 +25460,7 @@
         <w:rPr>
           <w:rFonts w:ascii="Calibri" w:cs="Calibri" w:eastAsia="Calibri" w:hAnsi="Calibri"/>
         </w:rPr>
-        <w:t xml:space="preserve">14. 🗂️ Cartao de referencia rapida</w:t>
+        <w:t xml:space="preserve">14. 🗂️ Cartão de referência rápida</w:t>
       </w:r>
     </w:p>
     <w:tbl>
@@ -25845,7 +25780,7 @@
                 <w:sz w:val="20"/>
                 <w:szCs w:val="20"/>
               </w:rPr>
-              <w:t xml:space="preserve">Criar a especificacao</w:t>
+              <w:t xml:space="preserve">Criar a especificação</w:t>
             </w:r>
           </w:p>
         </w:tc>
@@ -25959,7 +25894,7 @@
                 <w:sz w:val="20"/>
                 <w:szCs w:val="20"/>
               </w:rPr>
-              <w:t xml:space="preserve">Validar que esta pronta</w:t>
+              <w:t xml:space="preserve">Validar que está pronta</w:t>
             </w:r>
           </w:p>
         </w:tc>
@@ -26187,7 +26122,7 @@
                 <w:sz w:val="20"/>
                 <w:szCs w:val="20"/>
               </w:rPr>
-              <w:t xml:space="preserve">Planejar implementacao</w:t>
+              <w:t xml:space="preserve">Planejar implementação</w:t>
             </w:r>
           </w:p>
         </w:tc>
@@ -26301,7 +26236,7 @@
                 <w:sz w:val="20"/>
                 <w:szCs w:val="20"/>
               </w:rPr>
-              <w:t xml:space="preserve">Revisar plano (portao)</w:t>
+              <w:t xml:space="preserve">Revisar plano (portão)</w:t>
             </w:r>
           </w:p>
         </w:tc>
@@ -26415,7 +26350,7 @@
                 <w:sz w:val="20"/>
                 <w:szCs w:val="20"/>
               </w:rPr>
-              <w:t xml:space="preserve">Escrever codigo</w:t>
+              <w:t xml:space="preserve">Escrever código</w:t>
             </w:r>
           </w:p>
         </w:tc>
@@ -26529,7 +26464,7 @@
                 <w:sz w:val="20"/>
                 <w:szCs w:val="20"/>
               </w:rPr>
-              <w:t xml:space="preserve">Revisar o codigo</w:t>
+              <w:t xml:space="preserve">Revisar o código</w:t>
             </w:r>
           </w:p>
         </w:tc>
@@ -26871,7 +26806,7 @@
                 <w:sz w:val="20"/>
                 <w:szCs w:val="20"/>
               </w:rPr>
-              <w:t xml:space="preserve">Documentar decisoes</w:t>
+              <w:t xml:space="preserve">Documentar decisões</w:t>
             </w:r>
           </w:p>
         </w:tc>
@@ -26985,7 +26920,7 @@
                 <w:sz w:val="20"/>
                 <w:szCs w:val="20"/>
               </w:rPr>
-              <w:t xml:space="preserve">Verificar aderencia</w:t>
+              <w:t xml:space="preserve">Verificar aderência</w:t>
             </w:r>
           </w:p>
         </w:tc>
@@ -27119,7 +27054,7 @@
         <w:rPr>
           <w:rFonts w:ascii="Calibri" w:cs="Calibri" w:eastAsia="Calibri" w:hAnsi="Calibri"/>
         </w:rPr>
-        <w:t xml:space="preserve">🚦 Sinais que voce vai ver</w:t>
+        <w:t xml:space="preserve">🚦 Sinais que você vai ver</w:t>
       </w:r>
     </w:p>
     <w:tbl>
@@ -27229,7 +27164,7 @@
                 <w:sz w:val="20"/>
                 <w:szCs w:val="20"/>
               </w:rPr>
-              <w:t xml:space="preserve">Acao</w:t>
+              <w:t xml:space="preserve">Ação</w:t>
             </w:r>
           </w:p>
         </w:tc>
@@ -27315,7 +27250,7 @@
                 <w:sz w:val="20"/>
                 <w:szCs w:val="20"/>
               </w:rPr>
-              <w:t xml:space="preserve">Pode avancar</w:t>
+              <w:t xml:space="preserve">Pode avançar</w:t>
             </w:r>
           </w:p>
         </w:tc>
@@ -27401,7 +27336,7 @@
                 <w:sz w:val="20"/>
                 <w:szCs w:val="20"/>
               </w:rPr>
-              <w:t xml:space="preserve">Pode avancar com consciencia dos pontos abertos</w:t>
+              <w:t xml:space="preserve">Pode avançar com consciência dos pontos abertos</w:t>
             </w:r>
           </w:p>
         </w:tc>
@@ -27459,7 +27394,7 @@
                 <w:sz w:val="20"/>
                 <w:szCs w:val="20"/>
               </w:rPr>
-              <w:t xml:space="preserve">BLOCKED / NEEDS_REVISION / NEEDS_HUMAN_REVIEW / NAO PRONTO / MISS</w:t>
+              <w:t xml:space="preserve">BLOCKED / NEEDS_REVISION / NEEDS_HUMAN_REVIEW / NÃO PRONTO / MISS</w:t>
             </w:r>
           </w:p>
         </w:tc>
@@ -27487,7 +27422,7 @@
                 <w:sz w:val="20"/>
                 <w:szCs w:val="20"/>
               </w:rPr>
-              <w:t xml:space="preserve">Nao avance — resolva antes</w:t>
+              <w:t xml:space="preserve">Não avance — resolva antes</w:t>
             </w:r>
           </w:p>
         </w:tc>
@@ -27554,7 +27489,7 @@
                 <w:sz w:val="20"/>
                 <w:szCs w:val="20"/>
               </w:rPr>
-              <w:t xml:space="preserve">Situacao</w:t>
+              <w:t xml:space="preserve">Situação</w:t>
             </w:r>
           </w:p>
         </w:tc>
@@ -27615,7 +27550,7 @@
                 <w:sz w:val="20"/>
                 <w:szCs w:val="20"/>
               </w:rPr>
-              <w:t xml:space="preserve">Hook bloqueou edicao</w:t>
+              <w:t xml:space="preserve">Hook bloqueou edição</w:t>
             </w:r>
           </w:p>
         </w:tc>
@@ -27731,7 +27666,7 @@
                 <w:sz w:val="20"/>
                 <w:szCs w:val="20"/>
               </w:rPr>
-              <w:t xml:space="preserve">Findings de seguranca</w:t>
+              <w:t xml:space="preserve">Findings de segurança</w:t>
             </w:r>
           </w:p>
         </w:tc>
@@ -27759,7 +27694,7 @@
                 <w:sz w:val="20"/>
                 <w:szCs w:val="20"/>
               </w:rPr>
-              <w:t xml:space="preserve">Comece pelos CRITICO e ALTO; os demais sao debito tecnico</w:t>
+              <w:t xml:space="preserve">Comece pelos CRÍTICO e ALTO; os demais são débito técnico</w:t>
             </w:r>
           </w:p>
         </w:tc>
@@ -27817,7 +27752,7 @@
                 <w:sz w:val="20"/>
                 <w:szCs w:val="20"/>
               </w:rPr>
-              <w:t xml:space="preserve">Rode /status-check — a memoria recupera tudo</w:t>
+              <w:t xml:space="preserve">Rode /status-check — a memória recupera tudo</w:t>
             </w:r>
           </w:p>
         </w:tc>
@@ -27847,7 +27782,7 @@
                 <w:sz w:val="20"/>
                 <w:szCs w:val="20"/>
               </w:rPr>
-              <w:t xml:space="preserve">Nao sei em que fase estou</w:t>
+              <w:t xml:space="preserve">Não sei em que fase estou</w:t>
             </w:r>
           </w:p>
         </w:tc>
@@ -27933,7 +27868,7 @@
                 <w:sz w:val="20"/>
                 <w:szCs w:val="20"/>
               </w:rPr>
-              <w:t xml:space="preserve">Veja se o Codex esta em background — pode estar analisando</w:t>
+              <w:t xml:space="preserve">Veja se o Codex está em background — pode estar analisando</w:t>
             </w:r>
           </w:p>
         </w:tc>
@@ -27963,7 +27898,7 @@
                 <w:sz w:val="20"/>
                 <w:szCs w:val="20"/>
               </w:rPr>
-              <w:t xml:space="preserve">Sensor falhou mas codigo parece ok</w:t>
+              <w:t xml:space="preserve">Sensor falhou mas código parece ok</w:t>
             </w:r>
           </w:p>
         </w:tc>
@@ -27991,7 +27926,7 @@
                 <w:sz w:val="20"/>
                 <w:szCs w:val="20"/>
               </w:rPr>
-              <w:t xml:space="preserve">Rode /sensors-run para ver o exit code real. Exit code e autoridade</w:t>
+              <w:t xml:space="preserve">Rode /sensors-run para ver o exit code real. Exit code é autoridade</w:t>
             </w:r>
           </w:p>
         </w:tc>
@@ -28069,7 +28004,7 @@
         <w:rPr>
           <w:rFonts w:ascii="Calibri" w:cs="Calibri" w:eastAsia="Calibri" w:hAnsi="Calibri"/>
         </w:rPr>
-        <w:t xml:space="preserve">📡 Camadas avancadas — referencia rapida</w:t>
+        <w:t xml:space="preserve">📡 Camadas avançadas — referência rápida</w:t>
       </w:r>
     </w:p>
     <w:tbl>
@@ -28495,7 +28430,7 @@
                 <w:sz w:val="20"/>
                 <w:szCs w:val="20"/>
               </w:rPr>
-              <w:t xml:space="preserve">Projeto com endpoints/CLI/estado observavel</w:t>
+              <w:t xml:space="preserve">Projeto com endpoints/CLI/estado observável</w:t>
             </w:r>
           </w:p>
         </w:tc>
@@ -28667,7 +28602,7 @@
                 <w:sz w:val="20"/>
                 <w:szCs w:val="20"/>
               </w:rPr>
-              <w:t xml:space="preserve">Projeto com muitas decisoes e camadas</w:t>
+              <w:t xml:space="preserve">Projeto com muitas decisões e camadas</w:t>
             </w:r>
           </w:p>
         </w:tc>
@@ -28787,11 +28722,6 @@
         </w:tc>
       </w:tr>
     </w:tbl>
-    <w:p>
-      <w:r>
-        <w:br w:type="page"/>
-      </w:r>
-    </w:p>
     <w:p>
       <w:pPr>
         <w:pStyle w:val="Heading1"/>
@@ -28801,7 +28731,7 @@
         <w:rPr>
           <w:rFonts w:ascii="Calibri" w:cs="Calibri" w:eastAsia="Calibri" w:hAnsi="Calibri"/>
         </w:rPr>
-        <w:t xml:space="preserve">15. 📖 Glossario</w:t>
+        <w:t xml:space="preserve">15. 📖 Glossário</w:t>
       </w:r>
     </w:p>
     <w:tbl>
@@ -28879,7 +28809,7 @@
                 <w:sz w:val="20"/>
                 <w:szCs w:val="20"/>
               </w:rPr>
-              <w:t xml:space="preserve">Definicao simples</w:t>
+              <w:t xml:space="preserve">Definição simples</w:t>
             </w:r>
           </w:p>
         </w:tc>
@@ -28937,7 +28867,7 @@
                 <w:sz w:val="20"/>
                 <w:szCs w:val="20"/>
               </w:rPr>
-              <w:t xml:space="preserve">Registro oficial e completo do historico do projeto</w:t>
+              <w:t xml:space="preserve">Registro oficial e completo do histórico do projeto</w:t>
             </w:r>
           </w:p>
         </w:tc>
@@ -28995,7 +28925,7 @@
                 <w:sz w:val="20"/>
                 <w:szCs w:val="20"/>
               </w:rPr>
-              <w:t xml:space="preserve">Resumo compacto do estado atual (na memoria)</w:t>
+              <w:t xml:space="preserve">Resumo compacto do estado atual (na memória)</w:t>
             </w:r>
           </w:p>
         </w:tc>
@@ -29111,7 +29041,7 @@
                 <w:sz w:val="20"/>
                 <w:szCs w:val="20"/>
               </w:rPr>
-              <w:t xml:space="preserve">Checkpoint obrigatorio que BLOQUEIA se nao passar</w:t>
+              <w:t xml:space="preserve">Checkpoint obrigatório que BLOQUEIA se não passar</w:t>
             </w:r>
           </w:p>
         </w:tc>
@@ -29169,7 +29099,7 @@
                 <w:sz w:val="20"/>
                 <w:szCs w:val="20"/>
               </w:rPr>
-              <w:t xml:space="preserve">Verificacao mecanica por exit code</w:t>
+              <w:t xml:space="preserve">Verificação mecânica por exit code</w:t>
             </w:r>
           </w:p>
         </w:tc>
@@ -29227,7 +29157,7 @@
                 <w:sz w:val="20"/>
                 <w:szCs w:val="20"/>
               </w:rPr>
-              <w:t xml:space="preserve">Acao real + comparacao expected vs actual</w:t>
+              <w:t xml:space="preserve">Ação real + comparação expected vs actual</w:t>
             </w:r>
           </w:p>
         </w:tc>
@@ -29285,7 +29215,7 @@
                 <w:sz w:val="20"/>
                 <w:szCs w:val="20"/>
               </w:rPr>
-              <w:t xml:space="preserve">Verificacao de invariante estrutural cross-file</w:t>
+              <w:t xml:space="preserve">Verificação de invariante estrutural cross-file</w:t>
             </w:r>
           </w:p>
         </w:tc>
@@ -29343,7 +29273,7 @@
                 <w:sz w:val="20"/>
                 <w:szCs w:val="20"/>
               </w:rPr>
-              <w:t xml:space="preserve">Declaracao formal do que a fase promete</w:t>
+              <w:t xml:space="preserve">Declaração formal do que a fase promete</w:t>
             </w:r>
           </w:p>
         </w:tc>
@@ -29401,7 +29331,7 @@
                 <w:sz w:val="20"/>
                 <w:szCs w:val="20"/>
               </w:rPr>
-              <w:t xml:space="preserve">Unidade atomica de entrega (1-2h) com evaluator</w:t>
+              <w:t xml:space="preserve">Unidade atômica de entrega (1-2h) com evaluator</w:t>
             </w:r>
           </w:p>
         </w:tc>
@@ -29459,7 +29389,7 @@
                 <w:sz w:val="20"/>
                 <w:szCs w:val="20"/>
               </w:rPr>
-              <w:t xml:space="preserve">Lacuna de verificacao registrada persistentemente</w:t>
+              <w:t xml:space="preserve">Lacuna de verificação registrada persistentemente</w:t>
             </w:r>
           </w:p>
         </w:tc>
@@ -29517,7 +29447,7 @@
                 <w:sz w:val="20"/>
                 <w:szCs w:val="20"/>
               </w:rPr>
-              <w:t xml:space="preserve">Resultado desatualizado (codigo mudou apos run)</w:t>
+              <w:t xml:space="preserve">Resultado desatualizado (código mudou após run)</w:t>
             </w:r>
           </w:p>
         </w:tc>
@@ -29575,7 +29505,7 @@
                 <w:sz w:val="20"/>
                 <w:szCs w:val="20"/>
               </w:rPr>
-              <w:t xml:space="preserve">Vinculo bidirecional behaviour &lt;-&gt; acceptance criterion</w:t>
+              <w:t xml:space="preserve">Vínculo bidirecional behaviour &lt;-&gt; acceptance criterion</w:t>
             </w:r>
           </w:p>
         </w:tc>
@@ -29633,7 +29563,7 @@
                 <w:sz w:val="20"/>
                 <w:szCs w:val="20"/>
               </w:rPr>
-              <w:t xml:space="preserve">Conjunto de ferramentas de verificacao</w:t>
+              <w:t xml:space="preserve">Conjunto de ferramentas de verificação</w:t>
             </w:r>
           </w:p>
         </w:tc>
@@ -29691,7 +29621,7 @@
                 <w:sz w:val="20"/>
                 <w:szCs w:val="20"/>
               </w:rPr>
-              <w:t xml:space="preserve">Bateria de checks atomicos com verdict mecanico</w:t>
+              <w:t xml:space="preserve">Bateria de checks atômicos com verdict mecânico</w:t>
             </w:r>
           </w:p>
         </w:tc>
@@ -29807,7 +29737,7 @@
                 <w:sz w:val="20"/>
                 <w:szCs w:val="20"/>
               </w:rPr>
-              <w:t xml:space="preserve">Chave deterministica de merge do scanner de gaps</w:t>
+              <w:t xml:space="preserve">Chave determinística de merge do scanner de gaps</w:t>
             </w:r>
           </w:p>
         </w:tc>
@@ -29865,7 +29795,7 @@
                 <w:sz w:val="20"/>
                 <w:szCs w:val="20"/>
               </w:rPr>
-              <w:t xml:space="preserve">Script automatico que roda em evento (edit, session-start)</w:t>
+              <w:t xml:space="preserve">Script automático que roda em evento (edit, session-start)</w:t>
             </w:r>
           </w:p>
         </w:tc>
@@ -30084,7 +30014,7 @@
           <w:sz w:val="32"/>
           <w:szCs w:val="32"/>
         </w:rPr>
-        <w:t xml:space="preserve">Pronto para comecar!</w:t>
+        <w:t xml:space="preserve">Pronto para começar!</w:t>
       </w:r>
     </w:p>
     <w:p>
@@ -30138,7 +30068,7 @@
           <w:sz w:val="20"/>
           <w:szCs w:val="20"/>
         </w:rPr>
-        <w:t xml:space="preserve">Claude Code Quality Framework V4+ — Guia Pratico Didatico</w:t>
+        <w:t xml:space="preserve">Claude Code Quality Framework V4+ — Guia Prático Didático</w:t>
       </w:r>
     </w:p>
     <w:p>
@@ -30225,7 +30155,7 @@
         <w:sz w:val="16"/>
         <w:szCs w:val="16"/>
       </w:rPr>
-      <w:t xml:space="preserve">Pagina </w:t>
+      <w:t xml:space="preserve">Página </w:t>
     </w:r>
     <w:r>
       <w:rPr>
